--- a/Documentos/BGRANDEZ_TESIS.docx
+++ b/Documentos/BGRANDEZ_TESIS.docx
@@ -303,7 +303,6 @@
         </w:rPr>
         <w:t xml:space="preserve"> </w:t>
       </w:r>
-      <w:proofErr w:type="spellStart"/>
       <w:r>
         <w:rPr>
           <w:rFonts w:ascii="Times New Roman" w:hAnsi="Times New Roman" w:cs="Times New Roman"/>
@@ -315,37 +314,8 @@
           <w:szCs w:val="24"/>
           <w:lang w:val="es-MX"/>
         </w:rPr>
-        <w:t>Phaseolus</w:t>
-      </w:r>
-      <w:proofErr w:type="spellEnd"/>
-      <w:r>
-        <w:rPr>
-          <w:rFonts w:ascii="Times New Roman" w:hAnsi="Times New Roman" w:cs="Times New Roman"/>
-          <w:b/>
-          <w:bCs/>
-          <w:i/>
-          <w:iCs/>
-          <w:sz w:val="24"/>
-          <w:szCs w:val="24"/>
-          <w:lang w:val="es-MX"/>
-        </w:rPr>
-        <w:t xml:space="preserve"> </w:t>
-      </w:r>
-      <w:proofErr w:type="spellStart"/>
-      <w:r>
-        <w:rPr>
-          <w:rFonts w:ascii="Times New Roman" w:hAnsi="Times New Roman" w:cs="Times New Roman"/>
-          <w:b/>
-          <w:bCs/>
-          <w:i/>
-          <w:iCs/>
-          <w:sz w:val="24"/>
-          <w:szCs w:val="24"/>
-          <w:lang w:val="es-MX"/>
-        </w:rPr>
-        <w:t>vulgaris</w:t>
-      </w:r>
-      <w:proofErr w:type="spellEnd"/>
+        <w:t>Phaseolus vulgaris</w:t>
+      </w:r>
       <w:r>
         <w:rPr>
           <w:rFonts w:ascii="Times New Roman" w:hAnsi="Times New Roman" w:cs="Times New Roman"/>
@@ -412,49 +382,15 @@
         </w:rPr>
         <w:t xml:space="preserve">studiante </w:t>
       </w:r>
-      <w:proofErr w:type="spellStart"/>
-      <w:r>
-        <w:rPr>
-          <w:rFonts w:ascii="Times New Roman" w:hAnsi="Times New Roman" w:cs="Times New Roman"/>
-          <w:b/>
-          <w:bCs/>
-          <w:sz w:val="24"/>
-          <w:szCs w:val="24"/>
-        </w:rPr>
-        <w:t>Briyan</w:t>
-      </w:r>
-      <w:proofErr w:type="spellEnd"/>
-      <w:r>
-        <w:rPr>
-          <w:rFonts w:ascii="Times New Roman" w:hAnsi="Times New Roman" w:cs="Times New Roman"/>
-          <w:b/>
-          <w:bCs/>
-          <w:sz w:val="24"/>
-          <w:szCs w:val="24"/>
-        </w:rPr>
-        <w:t xml:space="preserve"> Eliseo </w:t>
-      </w:r>
-      <w:proofErr w:type="spellStart"/>
-      <w:r>
-        <w:rPr>
-          <w:rFonts w:ascii="Times New Roman" w:hAnsi="Times New Roman" w:cs="Times New Roman"/>
-          <w:b/>
-          <w:bCs/>
-          <w:sz w:val="24"/>
-          <w:szCs w:val="24"/>
-        </w:rPr>
-        <w:t>Grandez</w:t>
-      </w:r>
-      <w:proofErr w:type="spellEnd"/>
-      <w:r>
-        <w:rPr>
-          <w:rFonts w:ascii="Times New Roman" w:hAnsi="Times New Roman" w:cs="Times New Roman"/>
-          <w:b/>
-          <w:bCs/>
-          <w:sz w:val="24"/>
-          <w:szCs w:val="24"/>
-        </w:rPr>
-        <w:t xml:space="preserve"> Castro </w:t>
+      <w:r>
+        <w:rPr>
+          <w:rFonts w:ascii="Times New Roman" w:hAnsi="Times New Roman" w:cs="Times New Roman"/>
+          <w:b/>
+          <w:bCs/>
+          <w:sz w:val="24"/>
+          <w:szCs w:val="24"/>
+        </w:rPr>
+        <w:t xml:space="preserve">Briyan Eliseo Grandez Castro </w:t>
       </w:r>
     </w:p>
     <w:p>
@@ -1966,7 +1902,7 @@
                 <w:sz w:val="24"/>
                 <w:szCs w:val="24"/>
               </w:rPr>
-              <w:t>4</w:t>
+              <w:t>5</w:t>
             </w:r>
             <w:r>
               <w:rPr>
@@ -4027,7 +3963,7 @@
                 <w:sz w:val="24"/>
                 <w:szCs w:val="24"/>
               </w:rPr>
-              <w:t>14</w:t>
+              <w:t>15</w:t>
             </w:r>
             <w:r>
               <w:rPr>
@@ -4148,7 +4084,7 @@
                 <w:sz w:val="24"/>
                 <w:szCs w:val="24"/>
               </w:rPr>
-              <w:t>15</w:t>
+              <w:t>16</w:t>
             </w:r>
             <w:r>
               <w:rPr>
@@ -4542,27 +4478,7 @@
               <w:sz w:val="24"/>
               <w:szCs w:val="24"/>
             </w:rPr>
-            <w:t>(</w:t>
-          </w:r>
-          <w:proofErr w:type="spellStart"/>
-          <w:r>
-            <w:rPr>
-              <w:rFonts w:ascii="Times New Roman" w:hAnsi="Times New Roman" w:cs="Times New Roman"/>
-              <w:color w:val="000000"/>
-              <w:sz w:val="24"/>
-              <w:szCs w:val="24"/>
-            </w:rPr>
-            <w:t>Radosevich</w:t>
-          </w:r>
-          <w:proofErr w:type="spellEnd"/>
-          <w:r>
-            <w:rPr>
-              <w:rFonts w:ascii="Times New Roman" w:hAnsi="Times New Roman" w:cs="Times New Roman"/>
-              <w:color w:val="000000"/>
-              <w:sz w:val="24"/>
-              <w:szCs w:val="24"/>
-            </w:rPr>
-            <w:t xml:space="preserve"> et al., 2007)</w:t>
+            <w:t>(Radosevich et al., 2007)</w:t>
           </w:r>
         </w:sdtContent>
       </w:sdt>
@@ -4606,7 +4522,16 @@
           <w:sz w:val="24"/>
           <w:szCs w:val="24"/>
         </w:rPr>
-        <w:t xml:space="preserve">, (3) la afectación del crecimiento de una planta ocasionada por el tamaño y la proximidad de sus vecinas </w:t>
+        <w:t>, (3) la afectación del crecimiento de una planta ocasionada por el tamaño y la proximidad de sus vecina</w:t>
+      </w:r>
+      <w:r>
+        <w:rPr>
+          <w:rFonts w:ascii="Times New Roman" w:hAnsi="Times New Roman" w:cs="Times New Roman"/>
+          <w:color w:val="000000"/>
+          <w:sz w:val="24"/>
+          <w:szCs w:val="24"/>
+        </w:rPr>
+        <w:t xml:space="preserve"> </w:t>
       </w:r>
       <w:sdt>
         <w:sdtPr>
@@ -4619,56 +4544,36 @@
           <w:tag w:val="MENDELEY_CITATION_v3_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"/>
           <w:id w:val="2011565572"/>
           <w:placeholder>
-            <w:docPart w:val="DefaultPlaceholder_-1854013440"/>
+            <w:docPart w:val="A13FB9EEDAAD457D9A4BDB0861094D2D"/>
           </w:placeholder>
         </w:sdtPr>
         <w:sdtContent>
           <w:r>
             <w:rPr>
-              <w:rFonts w:eastAsia="Times New Roman"/>
+              <w:rFonts w:ascii="Times New Roman" w:eastAsia="Times New Roman" w:hAnsi="Times New Roman" w:cs="Times New Roman"/>
               <w:color w:val="000000"/>
               <w:sz w:val="24"/>
             </w:rPr>
-            <w:t>(</w:t>
-          </w:r>
-          <w:proofErr w:type="spellStart"/>
-          <w:r>
-            <w:rPr>
-              <w:rFonts w:eastAsia="Times New Roman"/>
-              <w:color w:val="000000"/>
-              <w:sz w:val="24"/>
-            </w:rPr>
-            <w:t>Gomez</w:t>
-          </w:r>
-          <w:proofErr w:type="spellEnd"/>
-          <w:r>
-            <w:rPr>
-              <w:rFonts w:eastAsia="Times New Roman"/>
-              <w:color w:val="000000"/>
-              <w:sz w:val="24"/>
-            </w:rPr>
-            <w:t xml:space="preserve"> &amp; </w:t>
-          </w:r>
-          <w:proofErr w:type="spellStart"/>
-          <w:r>
-            <w:rPr>
-              <w:rFonts w:eastAsia="Times New Roman"/>
-              <w:color w:val="000000"/>
-              <w:sz w:val="24"/>
-            </w:rPr>
-            <w:t>Gomez</w:t>
-          </w:r>
-          <w:proofErr w:type="spellEnd"/>
-          <w:r>
-            <w:rPr>
-              <w:rFonts w:eastAsia="Times New Roman"/>
-              <w:color w:val="000000"/>
-              <w:sz w:val="24"/>
-            </w:rPr>
-            <w:t>, 1984)</w:t>
+            <w:t>(Gomez &amp; Gomez, 1984)</w:t>
           </w:r>
         </w:sdtContent>
       </w:sdt>
+      <w:r>
+        <w:rPr>
+          <w:rFonts w:ascii="Times New Roman" w:hAnsi="Times New Roman" w:cs="Times New Roman"/>
+          <w:sz w:val="24"/>
+          <w:szCs w:val="24"/>
+        </w:rPr>
+        <w:t xml:space="preserve"> </w:t>
+      </w:r>
+      <w:r>
+        <w:rPr>
+          <w:rFonts w:ascii="Times New Roman" w:hAnsi="Times New Roman" w:cs="Times New Roman"/>
+          <w:sz w:val="24"/>
+          <w:szCs w:val="24"/>
+        </w:rPr>
+        <w:t>s</w:t>
+      </w:r>
       <w:r>
         <w:rPr>
           <w:rFonts w:ascii="Times New Roman" w:hAnsi="Times New Roman" w:cs="Times New Roman"/>
@@ -4703,26 +4608,10 @@
         <w:sdtContent>
           <w:r>
             <w:rPr>
-              <w:rFonts w:eastAsia="Times New Roman"/>
+              <w:rFonts w:ascii="Times New Roman" w:eastAsia="Times New Roman" w:hAnsi="Times New Roman" w:cs="Times New Roman"/>
               <w:color w:val="000000"/>
             </w:rPr>
-            <w:t xml:space="preserve">(Renton &amp; </w:t>
-          </w:r>
-          <w:proofErr w:type="spellStart"/>
-          <w:r>
-            <w:rPr>
-              <w:rFonts w:eastAsia="Times New Roman"/>
-              <w:color w:val="000000"/>
-            </w:rPr>
-            <w:t>Chauhan</w:t>
-          </w:r>
-          <w:proofErr w:type="spellEnd"/>
-          <w:r>
-            <w:rPr>
-              <w:rFonts w:eastAsia="Times New Roman"/>
-              <w:color w:val="000000"/>
-            </w:rPr>
-            <w:t>, 2017)</w:t>
+            <w:t>(Renton &amp; Chauhan, 2017)</w:t>
           </w:r>
         </w:sdtContent>
       </w:sdt>
@@ -5022,39 +4911,8 @@
               <w:sz w:val="24"/>
               <w:szCs w:val="24"/>
             </w:rPr>
-            <w:t>(</w:t>
+            <w:t>(Rejmánek et al., 1989 ;</w:t>
           </w:r>
-          <w:proofErr w:type="spellStart"/>
-          <w:r>
-            <w:rPr>
-              <w:rFonts w:ascii="Times New Roman" w:hAnsi="Times New Roman" w:cs="Times New Roman"/>
-              <w:color w:val="000000"/>
-              <w:sz w:val="24"/>
-              <w:szCs w:val="24"/>
-            </w:rPr>
-            <w:t>Rejmánek</w:t>
-          </w:r>
-          <w:proofErr w:type="spellEnd"/>
-          <w:r>
-            <w:rPr>
-              <w:rFonts w:ascii="Times New Roman" w:hAnsi="Times New Roman" w:cs="Times New Roman"/>
-              <w:color w:val="000000"/>
-              <w:sz w:val="24"/>
-              <w:szCs w:val="24"/>
-            </w:rPr>
-            <w:t xml:space="preserve"> et al., </w:t>
-          </w:r>
-          <w:proofErr w:type="gramStart"/>
-          <w:r>
-            <w:rPr>
-              <w:rFonts w:ascii="Times New Roman" w:hAnsi="Times New Roman" w:cs="Times New Roman"/>
-              <w:color w:val="000000"/>
-              <w:sz w:val="24"/>
-              <w:szCs w:val="24"/>
-            </w:rPr>
-            <w:t>1989 ;</w:t>
-          </w:r>
-          <w:proofErr w:type="gramEnd"/>
         </w:sdtContent>
       </w:sdt>
       <w:r>
@@ -5080,7 +4938,6 @@
           </w:placeholder>
         </w:sdtPr>
         <w:sdtContent>
-          <w:proofErr w:type="spellStart"/>
           <w:r>
             <w:rPr>
               <w:rFonts w:ascii="Times New Roman" w:hAnsi="Times New Roman" w:cs="Times New Roman"/>
@@ -5088,17 +4945,7 @@
               <w:sz w:val="24"/>
               <w:szCs w:val="24"/>
             </w:rPr>
-            <w:t>Swanton</w:t>
-          </w:r>
-          <w:proofErr w:type="spellEnd"/>
-          <w:r>
-            <w:rPr>
-              <w:rFonts w:ascii="Times New Roman" w:hAnsi="Times New Roman" w:cs="Times New Roman"/>
-              <w:color w:val="000000"/>
-              <w:sz w:val="24"/>
-              <w:szCs w:val="24"/>
-            </w:rPr>
-            <w:t xml:space="preserve"> et al., 2020)</w:t>
+            <w:t>Swanton et al., 2020)</w:t>
           </w:r>
         </w:sdtContent>
       </w:sdt>
@@ -5404,7 +5251,6 @@
         </w:rPr>
         <w:t xml:space="preserve"> malezas influyen en la accesibilidad a los nutrientes y el rendimiento del cultivo de </w:t>
       </w:r>
-      <w:proofErr w:type="spellStart"/>
       <w:r>
         <w:rPr>
           <w:rFonts w:ascii="Times New Roman" w:hAnsi="Times New Roman" w:cs="Times New Roman"/>
@@ -5415,35 +5261,8 @@
           <w:sz w:val="24"/>
           <w:szCs w:val="24"/>
         </w:rPr>
-        <w:t>Phaseolus</w:t>
-      </w:r>
-      <w:proofErr w:type="spellEnd"/>
-      <w:r>
-        <w:rPr>
-          <w:rFonts w:ascii="Times New Roman" w:hAnsi="Times New Roman" w:cs="Times New Roman"/>
-          <w:b/>
-          <w:bCs/>
-          <w:i/>
-          <w:iCs/>
-          <w:sz w:val="24"/>
-          <w:szCs w:val="24"/>
-        </w:rPr>
-        <w:t xml:space="preserve"> </w:t>
-      </w:r>
-      <w:proofErr w:type="spellStart"/>
-      <w:r>
-        <w:rPr>
-          <w:rFonts w:ascii="Times New Roman" w:hAnsi="Times New Roman" w:cs="Times New Roman"/>
-          <w:b/>
-          <w:bCs/>
-          <w:i/>
-          <w:iCs/>
-          <w:sz w:val="24"/>
-          <w:szCs w:val="24"/>
-        </w:rPr>
-        <w:t>vulgaris</w:t>
-      </w:r>
-      <w:proofErr w:type="spellEnd"/>
+        <w:t>Phaseolus vulgaris</w:t>
+      </w:r>
       <w:r>
         <w:rPr>
           <w:rFonts w:ascii="Times New Roman" w:hAnsi="Times New Roman" w:cs="Times New Roman"/>
@@ -5580,7 +5399,6 @@
         </w:rPr>
         <w:t xml:space="preserve"> especies de malezas en la competencia por nutrientes con </w:t>
       </w:r>
-      <w:proofErr w:type="spellStart"/>
       <w:r>
         <w:rPr>
           <w:rFonts w:ascii="Times New Roman" w:hAnsi="Times New Roman" w:cs="Times New Roman"/>
@@ -5592,38 +5410,9 @@
           <w:szCs w:val="24"/>
           <w:lang w:val="es-MX"/>
         </w:rPr>
-        <w:t>Phaseolus</w:t>
-      </w:r>
-      <w:proofErr w:type="spellEnd"/>
-      <w:r>
-        <w:rPr>
-          <w:rFonts w:ascii="Times New Roman" w:hAnsi="Times New Roman" w:cs="Times New Roman"/>
-          <w:b/>
-          <w:bCs/>
-          <w:i/>
-          <w:iCs/>
-          <w:sz w:val="24"/>
-          <w:szCs w:val="24"/>
-          <w:lang w:val="es-MX"/>
-        </w:rPr>
-        <w:t xml:space="preserve"> </w:t>
-      </w:r>
-      <w:proofErr w:type="spellStart"/>
-      <w:r>
-        <w:rPr>
-          <w:rFonts w:ascii="Times New Roman" w:hAnsi="Times New Roman" w:cs="Times New Roman"/>
-          <w:b/>
-          <w:bCs/>
-          <w:i/>
-          <w:iCs/>
-          <w:sz w:val="24"/>
-          <w:szCs w:val="24"/>
-          <w:lang w:val="es-MX"/>
-        </w:rPr>
-        <w:t>vulgaris</w:t>
+        <w:t>Phaseolus vulgaris</w:t>
       </w:r>
       <w:bookmarkEnd w:id="4"/>
-      <w:proofErr w:type="spellEnd"/>
       <w:r>
         <w:rPr>
           <w:rFonts w:ascii="Times New Roman" w:hAnsi="Times New Roman" w:cs="Times New Roman"/>
@@ -6015,9 +5804,17 @@
           <w:szCs w:val="24"/>
           <w:lang w:val="es-MX"/>
         </w:rPr>
-        <w:t xml:space="preserve"> especies de malezas en la competencia por nutrientes con </w:t>
-      </w:r>
-      <w:proofErr w:type="spellStart"/>
+        <w:t xml:space="preserve"> especies de malezas</w:t>
+      </w:r>
+      <w:r>
+        <w:rPr>
+          <w:rFonts w:ascii="Times New Roman" w:hAnsi="Times New Roman" w:cs="Times New Roman"/>
+          <w:sz w:val="24"/>
+          <w:szCs w:val="24"/>
+          <w:lang w:val="es-MX"/>
+        </w:rPr>
+        <w:t xml:space="preserve"> </w:t>
+      </w:r>
       <w:r>
         <w:rPr>
           <w:rFonts w:ascii="Times New Roman" w:hAnsi="Times New Roman" w:cs="Times New Roman"/>
@@ -6027,9 +5824,17 @@
           <w:szCs w:val="24"/>
           <w:lang w:val="es-MX"/>
         </w:rPr>
-        <w:t>Phaseolus</w:t>
-      </w:r>
-      <w:proofErr w:type="spellEnd"/>
+        <w:t xml:space="preserve">Cynodon dactylon, Portulaca oleracea </w:t>
+      </w:r>
+      <w:r>
+        <w:rPr>
+          <w:rFonts w:ascii="Times New Roman" w:hAnsi="Times New Roman" w:cs="Times New Roman"/>
+          <w:sz w:val="24"/>
+          <w:szCs w:val="24"/>
+          <w:lang w:val="es-MX"/>
+        </w:rPr>
+        <w:t xml:space="preserve">y </w:t>
+      </w:r>
       <w:r>
         <w:rPr>
           <w:rFonts w:ascii="Times New Roman" w:hAnsi="Times New Roman" w:cs="Times New Roman"/>
@@ -6039,9 +5844,8 @@
           <w:szCs w:val="24"/>
           <w:lang w:val="es-MX"/>
         </w:rPr>
-        <w:t xml:space="preserve"> </w:t>
-      </w:r>
-      <w:proofErr w:type="spellStart"/>
+        <w:t xml:space="preserve">Cyperus </w:t>
+      </w:r>
       <w:r>
         <w:rPr>
           <w:rFonts w:ascii="Times New Roman" w:hAnsi="Times New Roman" w:cs="Times New Roman"/>
@@ -6051,17 +5855,144 @@
           <w:szCs w:val="24"/>
           <w:lang w:val="es-MX"/>
         </w:rPr>
-        <w:t>vulgaris</w:t>
+        <w:t>rotundus</w:t>
+      </w:r>
+      <w:r>
+        <w:rPr>
+          <w:rFonts w:ascii="Times New Roman" w:hAnsi="Times New Roman" w:cs="Times New Roman"/>
+          <w:sz w:val="24"/>
+          <w:szCs w:val="24"/>
+          <w:lang w:val="es-MX"/>
+        </w:rPr>
+        <w:t>, sobre</w:t>
+      </w:r>
+      <w:r>
+        <w:rPr>
+          <w:rFonts w:ascii="Times New Roman" w:hAnsi="Times New Roman" w:cs="Times New Roman"/>
+          <w:sz w:val="24"/>
+          <w:szCs w:val="24"/>
+          <w:lang w:val="es-MX"/>
+        </w:rPr>
+        <w:t xml:space="preserve"> la </w:t>
+      </w:r>
+      <w:r>
+        <w:rPr>
+          <w:rFonts w:ascii="Times New Roman" w:hAnsi="Times New Roman" w:cs="Times New Roman"/>
+          <w:sz w:val="24"/>
+          <w:szCs w:val="24"/>
+          <w:lang w:val="es-MX"/>
+        </w:rPr>
+        <w:t>disponibilidad</w:t>
+      </w:r>
+      <w:r>
+        <w:rPr>
+          <w:rFonts w:ascii="Times New Roman" w:hAnsi="Times New Roman" w:cs="Times New Roman"/>
+          <w:sz w:val="24"/>
+          <w:szCs w:val="24"/>
+          <w:lang w:val="es-MX"/>
+        </w:rPr>
+        <w:t xml:space="preserve"> </w:t>
+      </w:r>
+      <w:r>
+        <w:rPr>
+          <w:rFonts w:ascii="Times New Roman" w:hAnsi="Times New Roman" w:cs="Times New Roman"/>
+          <w:sz w:val="24"/>
+          <w:szCs w:val="24"/>
+          <w:lang w:val="es-MX"/>
+        </w:rPr>
+        <w:t>de</w:t>
+      </w:r>
+      <w:r>
+        <w:rPr>
+          <w:rFonts w:ascii="Times New Roman" w:hAnsi="Times New Roman" w:cs="Times New Roman"/>
+          <w:sz w:val="24"/>
+          <w:szCs w:val="24"/>
+          <w:lang w:val="es-MX"/>
+        </w:rPr>
+        <w:t xml:space="preserve"> nutrientes</w:t>
+      </w:r>
+      <w:r>
+        <w:rPr>
+          <w:rFonts w:ascii="Times New Roman" w:hAnsi="Times New Roman" w:cs="Times New Roman"/>
+          <w:sz w:val="24"/>
+          <w:szCs w:val="24"/>
+          <w:lang w:val="es-MX"/>
+        </w:rPr>
+        <w:t xml:space="preserve"> de nitrógeno, fósforo y potasio, en el rendimiento de grano (kg/ha</w:t>
+      </w:r>
+      <w:r>
+        <w:rPr>
+          <w:rFonts w:ascii="Times New Roman" w:hAnsi="Times New Roman" w:cs="Times New Roman"/>
+          <w:sz w:val="24"/>
+          <w:szCs w:val="24"/>
+          <w:vertAlign w:val="superscript"/>
+          <w:lang w:val="es-MX"/>
+        </w:rPr>
+        <w:t>-1</w:t>
+      </w:r>
+      <w:r>
+        <w:rPr>
+          <w:rFonts w:ascii="Times New Roman" w:hAnsi="Times New Roman" w:cs="Times New Roman"/>
+          <w:sz w:val="24"/>
+          <w:szCs w:val="24"/>
+          <w:lang w:val="es-MX"/>
+        </w:rPr>
+        <w:t>) y en los parámetros de desarrollo vegetativo (altura de planta</w:t>
+      </w:r>
+      <w:r>
+        <w:rPr>
+          <w:rFonts w:ascii="Times New Roman" w:hAnsi="Times New Roman" w:cs="Times New Roman"/>
+          <w:sz w:val="24"/>
+          <w:szCs w:val="24"/>
+          <w:lang w:val="es-MX"/>
+        </w:rPr>
+        <w:t xml:space="preserve">, biomasa, IAF) </w:t>
+      </w:r>
+      <w:r>
+        <w:rPr>
+          <w:rFonts w:ascii="Times New Roman" w:hAnsi="Times New Roman" w:cs="Times New Roman"/>
+          <w:sz w:val="24"/>
+          <w:szCs w:val="24"/>
+          <w:lang w:val="es-MX"/>
+        </w:rPr>
+        <w:t>del cultivo de</w:t>
+      </w:r>
+      <w:r>
+        <w:rPr>
+          <w:rFonts w:ascii="Times New Roman" w:hAnsi="Times New Roman" w:cs="Times New Roman"/>
+          <w:sz w:val="24"/>
+          <w:szCs w:val="24"/>
+          <w:lang w:val="es-MX"/>
+        </w:rPr>
+        <w:t xml:space="preserve"> </w:t>
+      </w:r>
+      <w:r>
+        <w:rPr>
+          <w:rFonts w:ascii="Times New Roman" w:hAnsi="Times New Roman" w:cs="Times New Roman"/>
+          <w:i/>
+          <w:iCs/>
+          <w:sz w:val="24"/>
+          <w:szCs w:val="24"/>
+          <w:lang w:val="es-MX"/>
+        </w:rPr>
+        <w:t>Phaseolus vulgaris</w:t>
       </w:r>
       <w:bookmarkEnd w:id="11"/>
-      <w:proofErr w:type="spellEnd"/>
-      <w:r>
-        <w:rPr>
-          <w:rFonts w:ascii="Times New Roman" w:hAnsi="Times New Roman" w:cs="Times New Roman"/>
-          <w:sz w:val="24"/>
-          <w:szCs w:val="24"/>
-        </w:rPr>
-        <w:t>.</w:t>
+      <w:r>
+        <w:rPr>
+          <w:rFonts w:ascii="Times New Roman" w:hAnsi="Times New Roman" w:cs="Times New Roman"/>
+          <w:sz w:val="24"/>
+          <w:szCs w:val="24"/>
+        </w:rPr>
+        <w:t xml:space="preserve"> en las parcelas experimentales ubicadas en</w:t>
+      </w:r>
+      <w:r>
+        <w:rPr>
+          <w:rFonts w:ascii="Times New Roman" w:hAnsi="Times New Roman" w:cs="Times New Roman"/>
+          <w:sz w:val="24"/>
+          <w:szCs w:val="24"/>
+        </w:rPr>
+        <w:t xml:space="preserve"> el distrito de Huancas, Chachapoyas, Amazonas.</w:t>
       </w:r>
     </w:p>
     <w:p>
@@ -6110,25 +6041,76 @@
           <w:szCs w:val="24"/>
           <w:lang w:val="es-MX"/>
         </w:rPr>
-        <w:t xml:space="preserve">Determinar </w:t>
-      </w:r>
-      <w:bookmarkStart w:id="13" w:name="_Hlk181946265"/>
-      <w:r>
-        <w:rPr>
-          <w:rFonts w:ascii="Times New Roman" w:hAnsi="Times New Roman" w:cs="Times New Roman"/>
-          <w:sz w:val="24"/>
-          <w:szCs w:val="24"/>
-        </w:rPr>
-        <w:t>la influencia de las especies de malezas en la composición del suelo</w:t>
-      </w:r>
-      <w:bookmarkEnd w:id="13"/>
-      <w:r>
-        <w:rPr>
-          <w:rFonts w:ascii="Times New Roman" w:hAnsi="Times New Roman" w:cs="Times New Roman"/>
-          <w:sz w:val="24"/>
-          <w:szCs w:val="24"/>
-        </w:rPr>
-        <w:t>.</w:t>
+        <w:t xml:space="preserve">Medir las concentraciones de N, P y K en el suelo antes de la siembra, durante el desarrollo fenológico y tras la cosecha por cada tratamiento </w:t>
+      </w:r>
+      <w:r>
+        <w:rPr>
+          <w:rFonts w:ascii="Times New Roman" w:hAnsi="Times New Roman" w:cs="Times New Roman"/>
+          <w:sz w:val="24"/>
+          <w:szCs w:val="24"/>
+          <w:lang w:val="es-MX"/>
+        </w:rPr>
+        <w:t xml:space="preserve">(T1: </w:t>
+      </w:r>
+      <w:r>
+        <w:rPr>
+          <w:rFonts w:ascii="Times New Roman" w:hAnsi="Times New Roman" w:cs="Times New Roman"/>
+          <w:i/>
+          <w:iCs/>
+          <w:sz w:val="24"/>
+          <w:szCs w:val="24"/>
+          <w:lang w:val="es-MX"/>
+        </w:rPr>
+        <w:t>C. dactylon</w:t>
+      </w:r>
+      <w:r>
+        <w:rPr>
+          <w:rFonts w:ascii="Times New Roman" w:hAnsi="Times New Roman" w:cs="Times New Roman"/>
+          <w:sz w:val="24"/>
+          <w:szCs w:val="24"/>
+          <w:lang w:val="es-MX"/>
+        </w:rPr>
+        <w:t xml:space="preserve">; T2: </w:t>
+      </w:r>
+      <w:r>
+        <w:rPr>
+          <w:rFonts w:ascii="Times New Roman" w:hAnsi="Times New Roman" w:cs="Times New Roman"/>
+          <w:i/>
+          <w:iCs/>
+          <w:sz w:val="24"/>
+          <w:szCs w:val="24"/>
+          <w:lang w:val="es-MX"/>
+        </w:rPr>
+        <w:t>P. oleracea</w:t>
+      </w:r>
+      <w:r>
+        <w:rPr>
+          <w:rFonts w:ascii="Times New Roman" w:hAnsi="Times New Roman" w:cs="Times New Roman"/>
+          <w:sz w:val="24"/>
+          <w:szCs w:val="24"/>
+          <w:lang w:val="es-MX"/>
+        </w:rPr>
+        <w:t xml:space="preserve">; T3: </w:t>
+      </w:r>
+      <w:r>
+        <w:rPr>
+          <w:rFonts w:ascii="Times New Roman" w:hAnsi="Times New Roman" w:cs="Times New Roman"/>
+          <w:i/>
+          <w:iCs/>
+          <w:sz w:val="24"/>
+          <w:szCs w:val="24"/>
+          <w:lang w:val="es-MX"/>
+        </w:rPr>
+        <w:t>C. rotundus</w:t>
+      </w:r>
+      <w:r>
+        <w:rPr>
+          <w:rFonts w:ascii="Times New Roman" w:hAnsi="Times New Roman" w:cs="Times New Roman"/>
+          <w:sz w:val="24"/>
+          <w:szCs w:val="24"/>
+          <w:lang w:val="es-MX"/>
+        </w:rPr>
+        <w:t>; T4: control) mediante calicatas y análisis de suelo.</w:t>
       </w:r>
     </w:p>
     <w:p>
@@ -6154,17 +6136,18 @@
           <w:szCs w:val="24"/>
           <w:lang w:val="es-MX"/>
         </w:rPr>
-        <w:t xml:space="preserve">Evaluar </w:t>
-      </w:r>
-      <w:bookmarkStart w:id="14" w:name="_Hlk181946401"/>
-      <w:r>
-        <w:rPr>
-          <w:rFonts w:ascii="Times New Roman" w:hAnsi="Times New Roman" w:cs="Times New Roman"/>
+        <w:t xml:space="preserve">Determinar el rendimiento de grano de </w:t>
+      </w:r>
+      <w:r>
+        <w:rPr>
+          <w:rFonts w:ascii="Times New Roman" w:hAnsi="Times New Roman" w:cs="Times New Roman"/>
+          <w:i/>
+          <w:iCs/>
           <w:sz w:val="24"/>
           <w:szCs w:val="24"/>
           <w:lang w:val="es-MX"/>
         </w:rPr>
-        <w:t>el impacto</w:t>
+        <w:t>Phaseolus vulgaris</w:t>
       </w:r>
       <w:r>
         <w:rPr>
@@ -6173,16 +6156,17 @@
           <w:szCs w:val="24"/>
           <w:lang w:val="es-MX"/>
         </w:rPr>
-        <w:t xml:space="preserve"> de</w:t>
-      </w:r>
-      <w:r>
-        <w:rPr>
-          <w:rFonts w:ascii="Times New Roman" w:hAnsi="Times New Roman" w:cs="Times New Roman"/>
-          <w:sz w:val="24"/>
-          <w:szCs w:val="24"/>
+        <w:t>, en cada tratamiento midiendo el peso total de granos cosechados por parcela, extrapolando estos valores a kg/ha</w:t>
+      </w:r>
+      <w:r>
+        <w:rPr>
+          <w:rFonts w:ascii="Times New Roman" w:hAnsi="Times New Roman" w:cs="Times New Roman"/>
+          <w:sz w:val="24"/>
+          <w:szCs w:val="24"/>
+          <w:vertAlign w:val="superscript"/>
           <w:lang w:val="es-MX"/>
         </w:rPr>
-        <w:t xml:space="preserve"> </w:t>
+        <w:t>-1</w:t>
       </w:r>
       <w:r>
         <w:rPr>
@@ -6191,17 +6175,7 @@
           <w:szCs w:val="24"/>
           <w:lang w:val="es-MX"/>
         </w:rPr>
-        <w:t>la competencia de nutrientes en el rendimiento agrícola del cultivo de fréjol en la zona de estudiada</w:t>
-      </w:r>
-      <w:bookmarkEnd w:id="14"/>
-      <w:r>
-        <w:rPr>
-          <w:rFonts w:ascii="Times New Roman" w:hAnsi="Times New Roman" w:cs="Times New Roman"/>
-          <w:sz w:val="24"/>
-          <w:szCs w:val="24"/>
-          <w:lang w:val="es-MX"/>
-        </w:rPr>
-        <w:t>.</w:t>
+        <w:t xml:space="preserve"> y evaluando las diferencias estadísticas mediante ANOVA o prueba Tukey.</w:t>
       </w:r>
     </w:p>
     <w:p>
@@ -6227,23 +6201,108 @@
           <w:szCs w:val="24"/>
           <w:lang w:val="es-MX"/>
         </w:rPr>
-        <w:t xml:space="preserve">Evaluar el impacto de </w:t>
-      </w:r>
-      <w:r>
-        <w:rPr>
-          <w:rFonts w:ascii="Times New Roman" w:hAnsi="Times New Roman" w:cs="Times New Roman"/>
-          <w:sz w:val="24"/>
-          <w:szCs w:val="24"/>
-        </w:rPr>
-        <w:t>la competencia de nutrientes sobre el desarrollo vegetativo en el cultivo de fréjol</w:t>
-      </w:r>
-      <w:r>
-        <w:rPr>
-          <w:rFonts w:ascii="Times New Roman" w:hAnsi="Times New Roman" w:cs="Times New Roman"/>
-          <w:sz w:val="24"/>
-          <w:szCs w:val="24"/>
-        </w:rPr>
-        <w:t>.</w:t>
+        <w:t>Registrar</w:t>
+      </w:r>
+      <w:r>
+        <w:rPr>
+          <w:rFonts w:ascii="Times New Roman" w:hAnsi="Times New Roman" w:cs="Times New Roman"/>
+          <w:sz w:val="24"/>
+          <w:szCs w:val="24"/>
+          <w:lang w:val="es-MX"/>
+        </w:rPr>
+        <w:t xml:space="preserve"> </w:t>
+      </w:r>
+      <w:r>
+        <w:rPr>
+          <w:rFonts w:ascii="Times New Roman" w:hAnsi="Times New Roman" w:cs="Times New Roman"/>
+          <w:sz w:val="24"/>
+          <w:szCs w:val="24"/>
+          <w:lang w:val="es-MX"/>
+        </w:rPr>
+        <w:t>los parámetros</w:t>
+      </w:r>
+      <w:r>
+        <w:rPr>
+          <w:rFonts w:ascii="Times New Roman" w:hAnsi="Times New Roman" w:cs="Times New Roman"/>
+          <w:sz w:val="24"/>
+          <w:szCs w:val="24"/>
+          <w:lang w:val="es-MX"/>
+        </w:rPr>
+        <w:t xml:space="preserve"> de vegetación</w:t>
+      </w:r>
+      <w:r>
+        <w:rPr>
+          <w:rFonts w:ascii="Times New Roman" w:hAnsi="Times New Roman" w:cs="Times New Roman"/>
+          <w:sz w:val="24"/>
+          <w:szCs w:val="24"/>
+          <w:lang w:val="es-MX"/>
+        </w:rPr>
+        <w:t>: altura promedio de planta (cm) usando regla;</w:t>
+      </w:r>
+      <w:r>
+        <w:rPr>
+          <w:rFonts w:ascii="Times New Roman" w:hAnsi="Times New Roman" w:cs="Times New Roman"/>
+          <w:sz w:val="24"/>
+          <w:szCs w:val="24"/>
+          <w:lang w:val="es-MX"/>
+        </w:rPr>
+        <w:t xml:space="preserve"> la</w:t>
+      </w:r>
+      <w:r>
+        <w:rPr>
+          <w:rFonts w:ascii="Times New Roman" w:hAnsi="Times New Roman" w:cs="Times New Roman"/>
+          <w:sz w:val="24"/>
+          <w:szCs w:val="24"/>
+          <w:lang w:val="es-MX"/>
+        </w:rPr>
+        <w:t xml:space="preserve"> biomasa aérea (g</w:t>
+      </w:r>
+      <w:r>
+        <w:rPr>
+          <w:rFonts w:ascii="Times New Roman" w:hAnsi="Times New Roman" w:cs="Times New Roman"/>
+          <w:sz w:val="24"/>
+          <w:szCs w:val="24"/>
+          <w:lang w:val="es-MX"/>
+        </w:rPr>
+        <w:t>/</w:t>
+      </w:r>
+      <w:r>
+        <w:rPr>
+          <w:rFonts w:ascii="Times New Roman" w:hAnsi="Times New Roman" w:cs="Times New Roman"/>
+          <w:sz w:val="24"/>
+          <w:szCs w:val="24"/>
+          <w:lang w:val="es-MX"/>
+        </w:rPr>
+        <w:t>planta</w:t>
+      </w:r>
+      <w:r>
+        <w:rPr>
+          <w:rFonts w:ascii="Times New Roman" w:hAnsi="Times New Roman" w:cs="Times New Roman"/>
+          <w:sz w:val="24"/>
+          <w:szCs w:val="24"/>
+          <w:vertAlign w:val="superscript"/>
+          <w:lang w:val="es-MX"/>
+        </w:rPr>
+        <w:t>-1</w:t>
+      </w:r>
+      <w:r>
+        <w:rPr>
+          <w:rFonts w:ascii="Times New Roman" w:hAnsi="Times New Roman" w:cs="Times New Roman"/>
+          <w:sz w:val="24"/>
+          <w:szCs w:val="24"/>
+          <w:lang w:val="es-MX"/>
+        </w:rPr>
+        <w:t xml:space="preserve">) midiendo peso fresco y peso seco tras secado </w:t>
+      </w:r>
+      <w:r>
+        <w:rPr>
+          <w:rFonts w:ascii="Times New Roman" w:hAnsi="Times New Roman" w:cs="Times New Roman"/>
+          <w:sz w:val="24"/>
+          <w:szCs w:val="24"/>
+          <w:lang w:val="es-MX"/>
+        </w:rPr>
+        <w:lastRenderedPageBreak/>
+        <w:t>a 65 °C; e índice de área foliar calculado a partir de la superficie foliar total y superficie cubierta, y analizar diferencias entre tratamientos mediante ANOVA.</w:t>
       </w:r>
     </w:p>
     <w:p>
@@ -6261,7 +6320,7 @@
           <w:lang w:val="es-MX"/>
         </w:rPr>
       </w:pPr>
-      <w:bookmarkStart w:id="15" w:name="_Toc200442670"/>
+      <w:bookmarkStart w:id="13" w:name="_Toc200442670"/>
       <w:r>
         <w:rPr>
           <w:rFonts w:cs="Times New Roman"/>
@@ -6270,7 +6329,7 @@
         </w:rPr>
         <w:t>Hipótesis</w:t>
       </w:r>
-      <w:bookmarkEnd w:id="15"/>
+      <w:bookmarkEnd w:id="13"/>
     </w:p>
     <w:p>
       <w:pPr>
@@ -6285,8 +6344,8 @@
           <w:lang w:val="es-MX"/>
         </w:rPr>
       </w:pPr>
-      <w:bookmarkStart w:id="16" w:name="_Toc183653925"/>
-      <w:bookmarkStart w:id="17" w:name="_Toc200442671"/>
+      <w:bookmarkStart w:id="14" w:name="_Toc183653925"/>
+      <w:bookmarkStart w:id="15" w:name="_Toc200442671"/>
       <w:r>
         <w:rPr>
           <w:rFonts w:cs="Times New Roman"/>
@@ -6294,8 +6353,8 @@
         </w:rPr>
         <w:t>Hipótesis general</w:t>
       </w:r>
-      <w:bookmarkEnd w:id="16"/>
-      <w:bookmarkEnd w:id="17"/>
+      <w:bookmarkEnd w:id="14"/>
+      <w:bookmarkEnd w:id="15"/>
       <w:r>
         <w:rPr>
           <w:rFonts w:cs="Times New Roman"/>
@@ -6392,7 +6451,6 @@
         </w:rPr>
         <w:t xml:space="preserve"> </w:t>
       </w:r>
-      <w:proofErr w:type="spellStart"/>
       <w:r>
         <w:rPr>
           <w:rFonts w:ascii="Times New Roman" w:hAnsi="Times New Roman" w:cs="Times New Roman"/>
@@ -6402,33 +6460,8 @@
           <w:szCs w:val="24"/>
           <w:lang w:val="es-MX"/>
         </w:rPr>
-        <w:t>Phaseolus</w:t>
-      </w:r>
-      <w:proofErr w:type="spellEnd"/>
-      <w:r>
-        <w:rPr>
-          <w:rFonts w:ascii="Times New Roman" w:hAnsi="Times New Roman" w:cs="Times New Roman"/>
-          <w:i/>
-          <w:iCs/>
-          <w:sz w:val="24"/>
-          <w:szCs w:val="24"/>
-          <w:lang w:val="es-MX"/>
-        </w:rPr>
-        <w:t xml:space="preserve"> </w:t>
-      </w:r>
-      <w:proofErr w:type="spellStart"/>
-      <w:r>
-        <w:rPr>
-          <w:rFonts w:ascii="Times New Roman" w:hAnsi="Times New Roman" w:cs="Times New Roman"/>
-          <w:i/>
-          <w:iCs/>
-          <w:sz w:val="24"/>
-          <w:szCs w:val="24"/>
-          <w:lang w:val="es-MX"/>
-        </w:rPr>
-        <w:t>vulgaris</w:t>
-      </w:r>
-      <w:proofErr w:type="spellEnd"/>
+        <w:t>Phaseolus vulgaris</w:t>
+      </w:r>
       <w:r>
         <w:rPr>
           <w:rFonts w:ascii="Times New Roman" w:hAnsi="Times New Roman" w:cs="Times New Roman"/>
@@ -6454,8 +6487,8 @@
           <w:lang w:val="es-MX"/>
         </w:rPr>
       </w:pPr>
-      <w:bookmarkStart w:id="18" w:name="_Toc183653926"/>
-      <w:bookmarkStart w:id="19" w:name="_Toc200442672"/>
+      <w:bookmarkStart w:id="16" w:name="_Toc183653926"/>
+      <w:bookmarkStart w:id="17" w:name="_Toc200442672"/>
       <w:r>
         <w:rPr>
           <w:rFonts w:cs="Times New Roman"/>
@@ -6463,8 +6496,8 @@
         </w:rPr>
         <w:t>Hipótesis específicas</w:t>
       </w:r>
-      <w:bookmarkEnd w:id="18"/>
-      <w:bookmarkEnd w:id="19"/>
+      <w:bookmarkEnd w:id="16"/>
+      <w:bookmarkEnd w:id="17"/>
       <w:r>
         <w:rPr>
           <w:rFonts w:cs="Times New Roman"/>
@@ -6540,7 +6573,6 @@
           <w:szCs w:val="24"/>
           <w:lang w:val="es-MX"/>
         </w:rPr>
-        <w:lastRenderedPageBreak/>
         <w:t>E</w:t>
       </w:r>
       <w:r>
@@ -6621,8 +6653,8 @@
           <w:lang w:val="es-MX"/>
         </w:rPr>
       </w:pPr>
-      <w:bookmarkStart w:id="20" w:name="_Toc183653927"/>
-      <w:bookmarkStart w:id="21" w:name="_Toc200442673"/>
+      <w:bookmarkStart w:id="18" w:name="_Toc183653927"/>
+      <w:bookmarkStart w:id="19" w:name="_Toc200442673"/>
       <w:r>
         <w:rPr>
           <w:rFonts w:cs="Times New Roman"/>
@@ -6631,8 +6663,8 @@
         </w:rPr>
         <w:t>Justificación</w:t>
       </w:r>
-      <w:bookmarkEnd w:id="20"/>
-      <w:bookmarkEnd w:id="21"/>
+      <w:bookmarkEnd w:id="18"/>
+      <w:bookmarkEnd w:id="19"/>
     </w:p>
     <w:p>
       <w:pPr>
@@ -6643,114 +6675,51 @@
       <w:r>
         <w:t>Toda especie de plantas no deseadas van a representar un problema muy significativo para el frijol común, reflejándose en la disminución del crecimiento causado por su rápida absorción de nutrientes. En esta oportunidad, se ha logrado comprobar que tres especies de arvenses son potencialmente inhibidoras del crecimiento exponencial de frejol (</w:t>
       </w:r>
-      <w:proofErr w:type="spellStart"/>
       <w:r>
         <w:rPr>
           <w:i/>
           <w:iCs/>
         </w:rPr>
-        <w:t>Phaseolus</w:t>
-      </w:r>
-      <w:proofErr w:type="spellEnd"/>
+        <w:t>Phaseolus vulgaris</w:t>
+      </w:r>
+      <w:r>
+        <w:t xml:space="preserve">). Especies como </w:t>
+      </w:r>
+      <w:bookmarkStart w:id="20" w:name="_Hlk182576217"/>
+      <w:r>
+        <w:t>zacate (</w:t>
+      </w:r>
       <w:r>
         <w:rPr>
           <w:i/>
           <w:iCs/>
         </w:rPr>
-        <w:t xml:space="preserve"> </w:t>
-      </w:r>
-      <w:proofErr w:type="spellStart"/>
+        <w:t>Cynodon dactilon</w:t>
+      </w:r>
+      <w:r>
+        <w:t>), verdolaga (</w:t>
+      </w:r>
       <w:r>
         <w:rPr>
           <w:i/>
           <w:iCs/>
         </w:rPr>
-        <w:t>vulgaris</w:t>
-      </w:r>
-      <w:proofErr w:type="spellEnd"/>
-      <w:r>
-        <w:t xml:space="preserve">). Especies como </w:t>
-      </w:r>
-      <w:bookmarkStart w:id="22" w:name="_Hlk182576217"/>
-      <w:r>
-        <w:t>zacate (</w:t>
-      </w:r>
-      <w:proofErr w:type="spellStart"/>
+        <w:t>Portulaca oleracea</w:t>
+      </w:r>
+      <w:r>
+        <w:t>) y el coquito (</w:t>
+      </w:r>
       <w:r>
         <w:rPr>
           <w:i/>
           <w:iCs/>
         </w:rPr>
-        <w:t>Cynodon</w:t>
-      </w:r>
-      <w:proofErr w:type="spellEnd"/>
-      <w:r>
-        <w:rPr>
-          <w:i/>
-          <w:iCs/>
-        </w:rPr>
-        <w:t xml:space="preserve"> </w:t>
-      </w:r>
-      <w:proofErr w:type="spellStart"/>
-      <w:r>
-        <w:rPr>
-          <w:i/>
-          <w:iCs/>
-        </w:rPr>
-        <w:t>dactilon</w:t>
-      </w:r>
-      <w:proofErr w:type="spellEnd"/>
-      <w:r>
-        <w:t>), verdolaga (</w:t>
-      </w:r>
-      <w:r>
-        <w:rPr>
-          <w:i/>
-          <w:iCs/>
-        </w:rPr>
-        <w:t xml:space="preserve">Portulaca </w:t>
-      </w:r>
-      <w:proofErr w:type="spellStart"/>
-      <w:r>
-        <w:rPr>
-          <w:i/>
-          <w:iCs/>
-        </w:rPr>
-        <w:t>oleracea</w:t>
-      </w:r>
-      <w:proofErr w:type="spellEnd"/>
-      <w:r>
-        <w:t>) y el coquito (</w:t>
-      </w:r>
-      <w:proofErr w:type="spellStart"/>
-      <w:r>
-        <w:rPr>
-          <w:i/>
-          <w:iCs/>
-        </w:rPr>
-        <w:t>Cyperus</w:t>
-      </w:r>
-      <w:proofErr w:type="spellEnd"/>
-      <w:r>
-        <w:rPr>
-          <w:i/>
-          <w:iCs/>
-        </w:rPr>
-        <w:t xml:space="preserve"> </w:t>
-      </w:r>
-      <w:proofErr w:type="spellStart"/>
-      <w:r>
-        <w:rPr>
-          <w:i/>
-          <w:iCs/>
-        </w:rPr>
-        <w:t>rotundus</w:t>
-      </w:r>
-      <w:proofErr w:type="spellEnd"/>
+        <w:t>Cyperus rotundus</w:t>
+      </w:r>
       <w:r>
         <w:t>)</w:t>
       </w:r>
-      <w:bookmarkEnd w:id="22"/>
+      <w:bookmarkEnd w:id="20"/>
       <w:r>
         <w:t xml:space="preserve"> compiten seriamente por agua, luz solar y nutrientes disponibles.</w:t>
       </w:r>
@@ -6772,7 +6741,11 @@
         <w:jc w:val="both"/>
       </w:pPr>
       <w:r>
-        <w:t>El presente estudio, no solamente ayudará agrandando la producción, si no que, con la exploración de nuevas alternativas, permitirá gestionar nuestro cultivo y no generar una dependencia excesiva en el uso de los herbicidas, lo cual, de cierto modo es beneficioso para la salud del suelo. Nuestra investigación no solo busca ayudar o contribuir en un manejo sostenible del cultivo de frejol, sino que también busca ser de guía para potenciar la producción y calidad de otros cultivos.</w:t>
+        <w:t xml:space="preserve">El presente estudio, no solamente ayudará agrandando la producción, si no que, con la exploración de nuevas alternativas, permitirá gestionar nuestro cultivo y no generar una dependencia excesiva en el uso de los herbicidas, lo cual, de cierto modo es beneficioso </w:t>
+      </w:r>
+      <w:r>
+        <w:lastRenderedPageBreak/>
+        <w:t>para la salud del suelo. Nuestra investigación no solo busca ayudar o contribuir en un manejo sostenible del cultivo de frejol, sino que también busca ser de guía para potenciar la producción y calidad de otros cultivos.</w:t>
       </w:r>
     </w:p>
     <w:p>
@@ -6851,7 +6824,6 @@
           <w:szCs w:val="24"/>
           <w:shd w:val="clear" w:color="auto" w:fill="FFFFFF"/>
         </w:rPr>
-        <w:lastRenderedPageBreak/>
         <w:t xml:space="preserve">Justificación práctica:  </w:t>
       </w:r>
     </w:p>
@@ -7063,7 +7035,17 @@
           <w:szCs w:val="24"/>
           <w:shd w:val="clear" w:color="auto" w:fill="FFFFFF"/>
         </w:rPr>
-        <w:t>Este proyecto se encuentra dentro de los parámetros de las leyes y políticas actuales, que busca el desarrollo de la conservación de suelos y la agricultura sostenible, respeta las regularidades impuestas por el gobierno para las buenas prácticas agrícolas. Este proyecto se compromete al cumplimiento de las leyes que protegen a la producción agrícola.</w:t>
+        <w:t xml:space="preserve">Este proyecto se encuentra dentro de los parámetros de las leyes y políticas actuales, que busca el desarrollo de la conservación de suelos y la agricultura sostenible, respeta las regularidades impuestas por el gobierno para las buenas </w:t>
+      </w:r>
+      <w:r>
+        <w:rPr>
+          <w:rFonts w:ascii="Times New Roman" w:hAnsi="Times New Roman" w:cs="Times New Roman"/>
+          <w:sz w:val="24"/>
+          <w:szCs w:val="24"/>
+          <w:shd w:val="clear" w:color="auto" w:fill="FFFFFF"/>
+        </w:rPr>
+        <w:lastRenderedPageBreak/>
+        <w:t>prácticas agrícolas. Este proyecto se compromete al cumplimiento de las leyes que protegen a la producción agrícola.</w:t>
       </w:r>
     </w:p>
     <w:p>
@@ -7079,8 +7061,8 @@
           <w:szCs w:val="24"/>
         </w:rPr>
       </w:pPr>
-      <w:bookmarkStart w:id="23" w:name="_Toc183653928"/>
-      <w:bookmarkStart w:id="24" w:name="_Toc200442674"/>
+      <w:bookmarkStart w:id="21" w:name="_Toc183653928"/>
+      <w:bookmarkStart w:id="22" w:name="_Toc200442674"/>
       <w:r>
         <w:rPr>
           <w:rFonts w:cs="Times New Roman"/>
@@ -7088,8 +7070,8 @@
         </w:rPr>
         <w:t>MARCO TEÓRICO – CONCEPTUAL</w:t>
       </w:r>
-      <w:bookmarkEnd w:id="23"/>
-      <w:bookmarkEnd w:id="24"/>
+      <w:bookmarkEnd w:id="21"/>
+      <w:bookmarkEnd w:id="22"/>
     </w:p>
     <w:p>
       <w:pPr>
@@ -7105,8 +7087,8 @@
           <w:szCs w:val="24"/>
         </w:rPr>
       </w:pPr>
-      <w:bookmarkStart w:id="25" w:name="_Toc183653929"/>
-      <w:bookmarkStart w:id="26" w:name="_Toc200442675"/>
+      <w:bookmarkStart w:id="23" w:name="_Toc183653929"/>
+      <w:bookmarkStart w:id="24" w:name="_Toc200442675"/>
       <w:r>
         <w:rPr>
           <w:rFonts w:cs="Times New Roman"/>
@@ -7114,8 +7096,8 @@
         </w:rPr>
         <w:t>Antecedentes</w:t>
       </w:r>
-      <w:bookmarkEnd w:id="25"/>
-      <w:bookmarkEnd w:id="26"/>
+      <w:bookmarkEnd w:id="23"/>
+      <w:bookmarkEnd w:id="24"/>
     </w:p>
     <w:p>
       <w:pPr>
@@ -7156,6 +7138,85 @@
           <w:szCs w:val="24"/>
         </w:rPr>
       </w:pPr>
+      <w:r>
+        <w:rPr>
+          <w:rFonts w:ascii="Times New Roman" w:hAnsi="Times New Roman" w:cs="Times New Roman"/>
+          <w:sz w:val="24"/>
+          <w:szCs w:val="24"/>
+        </w:rPr>
+        <w:t xml:space="preserve">Un estudio realizado por, </w:t>
+      </w:r>
+      <w:sdt>
+        <w:sdtPr>
+          <w:rPr>
+            <w:rFonts w:ascii="Times New Roman" w:hAnsi="Times New Roman" w:cs="Times New Roman"/>
+            <w:color w:val="000000"/>
+            <w:szCs w:val="24"/>
+          </w:rPr>
+          <w:tag w:val="MENDELEY_CITATION_v3_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"/>
+          <w:id w:val="766976898"/>
+          <w:placeholder>
+            <w:docPart w:val="80DA4DA08245471E8FE59A3DBE158933"/>
+          </w:placeholder>
+        </w:sdtPr>
+        <w:sdtContent>
+          <w:r>
+            <w:rPr>
+              <w:rFonts w:ascii="Times New Roman" w:eastAsia="Times New Roman" w:hAnsi="Times New Roman" w:cs="Times New Roman"/>
+              <w:color w:val="000000"/>
+            </w:rPr>
+            <w:t>Pavlychenko &amp; Harrington, (</w:t>
+          </w:r>
+          <w:r>
+            <w:rPr>
+              <w:rFonts w:ascii="Times New Roman" w:eastAsia="Times New Roman" w:hAnsi="Times New Roman" w:cs="Times New Roman"/>
+              <w:color w:val="000000"/>
+              <w:sz w:val="24"/>
+              <w:szCs w:val="24"/>
+            </w:rPr>
+            <w:t>1934</w:t>
+          </w:r>
+          <w:r>
+            <w:rPr>
+              <w:rFonts w:ascii="Times New Roman" w:eastAsia="Times New Roman" w:hAnsi="Times New Roman" w:cs="Times New Roman"/>
+              <w:color w:val="000000"/>
+            </w:rPr>
+            <w:t>)</w:t>
+          </w:r>
+        </w:sdtContent>
+      </w:sdt>
+      <w:r>
+        <w:rPr>
+          <w:rFonts w:ascii="Times New Roman" w:hAnsi="Times New Roman" w:cs="Times New Roman"/>
+          <w:sz w:val="24"/>
+          <w:szCs w:val="24"/>
+        </w:rPr>
+        <w:t>, hablan que c</w:t>
+      </w:r>
+      <w:r>
+        <w:rPr>
+          <w:rFonts w:ascii="Times New Roman" w:hAnsi="Times New Roman" w:cs="Times New Roman"/>
+          <w:sz w:val="24"/>
+          <w:szCs w:val="24"/>
+        </w:rPr>
+        <w:t>ada cultivo y especie de arvense, tiene sus propias características de adaptación, capacidad competitiva y reacciones con respecto a otras especies, por tanto, diferentes hábitos de crecimiento de las arvenses dan como resultado diferente habilidad competitiva</w:t>
+      </w:r>
+      <w:r>
+        <w:rPr>
+          <w:rFonts w:ascii="Times New Roman" w:hAnsi="Times New Roman" w:cs="Times New Roman"/>
+          <w:sz w:val="24"/>
+          <w:szCs w:val="24"/>
+        </w:rPr>
+        <w:t>.</w:t>
+      </w:r>
+      <w:r>
+        <w:rPr>
+          <w:rFonts w:ascii="Times New Roman" w:hAnsi="Times New Roman" w:cs="Times New Roman"/>
+          <w:sz w:val="24"/>
+          <w:szCs w:val="24"/>
+        </w:rPr>
+        <w:t xml:space="preserve"> </w:t>
+      </w:r>
       <w:r>
         <w:rPr>
           <w:rFonts w:ascii="Times New Roman" w:hAnsi="Times New Roman" w:cs="Times New Roman"/>
@@ -7217,62 +7278,7 @@
       <w:r>
         <w:rPr>
           <w:rFonts w:ascii="Times New Roman" w:hAnsi="Times New Roman" w:cs="Times New Roman"/>
-          <w:sz w:val="24"/>
-          <w:szCs w:val="24"/>
-        </w:rPr>
-        <w:t xml:space="preserve">Ahora </w:t>
-      </w:r>
-      <w:sdt>
-        <w:sdtPr>
-          <w:rPr>
-            <w:rFonts w:ascii="Times New Roman" w:hAnsi="Times New Roman" w:cs="Times New Roman"/>
-            <w:color w:val="000000"/>
-            <w:szCs w:val="24"/>
-          </w:rPr>
-          <w:tag w:val="MENDELEY_CITATION_v3_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"/>
-          <w:id w:val="766976898"/>
-          <w:placeholder>
-            <w:docPart w:val="DefaultPlaceholder_-1854013440"/>
-          </w:placeholder>
-        </w:sdtPr>
-        <w:sdtContent>
-          <w:proofErr w:type="spellStart"/>
-          <w:r>
-            <w:rPr>
-              <w:rFonts w:eastAsia="Times New Roman"/>
-              <w:color w:val="000000"/>
-            </w:rPr>
-            <w:t>Pavlychenko</w:t>
-          </w:r>
-          <w:proofErr w:type="spellEnd"/>
-          <w:r>
-            <w:rPr>
-              <w:rFonts w:eastAsia="Times New Roman"/>
-              <w:color w:val="000000"/>
-            </w:rPr>
-            <w:t xml:space="preserve"> &amp; Harrington, (1934)</w:t>
-          </w:r>
-        </w:sdtContent>
-      </w:sdt>
-      <w:r>
-        <w:rPr>
-          <w:rFonts w:ascii="Times New Roman" w:hAnsi="Times New Roman" w:cs="Times New Roman"/>
-          <w:sz w:val="24"/>
-          <w:szCs w:val="24"/>
-        </w:rPr>
-        <w:t>, hablan que c</w:t>
-      </w:r>
-      <w:r>
-        <w:rPr>
-          <w:rFonts w:ascii="Times New Roman" w:hAnsi="Times New Roman" w:cs="Times New Roman"/>
-          <w:sz w:val="24"/>
-          <w:szCs w:val="24"/>
-        </w:rPr>
-        <w:t>ada cultivo y especie de arvense, tiene sus propias características de adaptación, capacidad competitiva y reacciones con respecto a otras especies, por tanto, diferentes hábitos de crecimiento de las arvenses dan como resultado diferente habilidad competitiva</w:t>
-      </w:r>
-      <w:r>
-        <w:rPr>
-          <w:rFonts w:ascii="Times New Roman" w:hAnsi="Times New Roman" w:cs="Times New Roman"/>
+          <w:color w:val="000000"/>
           <w:sz w:val="24"/>
           <w:szCs w:val="24"/>
         </w:rPr>
@@ -7317,23 +7323,13 @@
           </w:placeholder>
         </w:sdtPr>
         <w:sdtContent>
-          <w:proofErr w:type="spellStart"/>
           <w:r>
             <w:rPr>
               <w:rFonts w:ascii="Times New Roman" w:eastAsia="Times New Roman" w:hAnsi="Times New Roman" w:cs="Times New Roman"/>
               <w:color w:val="000000"/>
               <w:sz w:val="24"/>
             </w:rPr>
-            <w:t>Cousens</w:t>
-          </w:r>
-          <w:proofErr w:type="spellEnd"/>
-          <w:r>
-            <w:rPr>
-              <w:rFonts w:ascii="Times New Roman" w:eastAsia="Times New Roman" w:hAnsi="Times New Roman" w:cs="Times New Roman"/>
-              <w:color w:val="000000"/>
-              <w:sz w:val="24"/>
-            </w:rPr>
-            <w:t xml:space="preserve"> &amp; Mortimer, (1995)</w:t>
+            <w:t>Cousens &amp; Mortimer, (1995)</w:t>
           </w:r>
         </w:sdtContent>
       </w:sdt>
@@ -7424,23 +7420,13 @@
           </w:placeholder>
         </w:sdtPr>
         <w:sdtContent>
-          <w:proofErr w:type="spellStart"/>
           <w:r>
             <w:rPr>
               <w:rFonts w:ascii="Times New Roman" w:eastAsia="Times New Roman" w:hAnsi="Times New Roman" w:cs="Times New Roman"/>
               <w:color w:val="000000"/>
               <w:sz w:val="24"/>
             </w:rPr>
-            <w:t>Liebman</w:t>
-          </w:r>
-          <w:proofErr w:type="spellEnd"/>
-          <w:r>
-            <w:rPr>
-              <w:rFonts w:ascii="Times New Roman" w:eastAsia="Times New Roman" w:hAnsi="Times New Roman" w:cs="Times New Roman"/>
-              <w:color w:val="000000"/>
-              <w:sz w:val="24"/>
-            </w:rPr>
-            <w:t xml:space="preserve"> &amp; Davis, (2000)</w:t>
+            <w:t>Liebman &amp; Davis, (2000)</w:t>
           </w:r>
         </w:sdtContent>
       </w:sdt>
@@ -7544,25 +7530,33 @@
           <w:sz w:val="24"/>
           <w:szCs w:val="24"/>
         </w:rPr>
-        <w:t xml:space="preserve">La costa, sierra y selva del Perú, presentan condiciones favorables de suelo y clima para la producción y adaptabilidad de las leguminosas, por lo cual es posible cultivar 12 especies y más de 80 clases comerciales en 200,000 hectáreas, aproximadamente; generando una producción de 272,000 toneladas al año, de las cuales el 33% corresponde a frijoles, 30% a habas, 19% a arvejas y en menor proporción pallar, lentejas, </w:t>
-      </w:r>
-      <w:proofErr w:type="spellStart"/>
-      <w:r>
-        <w:rPr>
-          <w:rFonts w:ascii="Times New Roman" w:hAnsi="Times New Roman" w:cs="Times New Roman"/>
-          <w:sz w:val="24"/>
-          <w:szCs w:val="24"/>
-        </w:rPr>
-        <w:t>tarwi</w:t>
-      </w:r>
-      <w:proofErr w:type="spellEnd"/>
-      <w:r>
-        <w:rPr>
-          <w:rFonts w:ascii="Times New Roman" w:hAnsi="Times New Roman" w:cs="Times New Roman"/>
-          <w:sz w:val="24"/>
-          <w:szCs w:val="24"/>
-        </w:rPr>
-        <w:t>, garbanzo, entre otros</w:t>
+        <w:t>En el año 2020 se cosecharon 68,478 ha de frijol (</w:t>
+      </w:r>
+      <w:r>
+        <w:rPr>
+          <w:rFonts w:ascii="Times New Roman" w:hAnsi="Times New Roman" w:cs="Times New Roman"/>
+          <w:i/>
+          <w:iCs/>
+          <w:sz w:val="24"/>
+          <w:szCs w:val="24"/>
+        </w:rPr>
+        <w:t>Phaseolus vulgaris</w:t>
+      </w:r>
+      <w:r>
+        <w:rPr>
+          <w:rFonts w:ascii="Times New Roman" w:hAnsi="Times New Roman" w:cs="Times New Roman"/>
+          <w:sz w:val="24"/>
+          <w:szCs w:val="24"/>
+        </w:rPr>
+        <w:t>), teniendo un rendimiento de 1,282.8 kg/ha</w:t>
+      </w:r>
+      <w:r>
+        <w:rPr>
+          <w:rFonts w:ascii="Times New Roman" w:hAnsi="Times New Roman" w:cs="Times New Roman"/>
+          <w:sz w:val="24"/>
+          <w:szCs w:val="24"/>
+        </w:rPr>
+        <w:t>.</w:t>
       </w:r>
       <w:r>
         <w:rPr>
@@ -7571,14 +7565,19 @@
           <w:szCs w:val="24"/>
         </w:rPr>
         <w:t xml:space="preserve"> </w:t>
+      </w:r>
+      <w:r>
+        <w:rPr>
+          <w:rFonts w:ascii="Times New Roman" w:hAnsi="Times New Roman" w:cs="Times New Roman"/>
+          <w:sz w:val="24"/>
+          <w:szCs w:val="24"/>
+        </w:rPr>
+        <w:t xml:space="preserve">La costa, sierra y selva del Perú, presentan condiciones favorables de suelo y clima para la producción y adaptabilidad de las leguminosas, por lo cual es posible cultivar 12 especies y más de 80 clases comerciales en 200,000 hectáreas, aproximadamente; generando una producción de 272,000 toneladas al año, de las cuales el 33% corresponde a frijoles, 30% a habas, 19% a arvejas y en menor proporción pallar, lentejas, tarwi, garbanzo, entre otros </w:t>
       </w:r>
       <w:sdt>
         <w:sdtPr>
           <w:rPr>
-            <w:rFonts w:ascii="Times New Roman" w:hAnsi="Times New Roman" w:cs="Times New Roman"/>
             <w:color w:val="000000"/>
-            <w:sz w:val="24"/>
-            <w:szCs w:val="24"/>
           </w:rPr>
           <w:tag w:val="MENDELEY_CITATION_v3_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"/>
           <w:id w:val="315998559"/>
@@ -7604,57 +7603,7 @@
           <w:sz w:val="24"/>
           <w:szCs w:val="24"/>
         </w:rPr>
-        <w:t>. En el año 2020 se cosecharon 68,478 ha de frijol (</w:t>
-      </w:r>
-      <w:proofErr w:type="spellStart"/>
-      <w:r>
-        <w:rPr>
-          <w:rFonts w:ascii="Times New Roman" w:hAnsi="Times New Roman" w:cs="Times New Roman"/>
-          <w:i/>
-          <w:iCs/>
-          <w:sz w:val="24"/>
-          <w:szCs w:val="24"/>
-        </w:rPr>
-        <w:t>Phaseolus</w:t>
-      </w:r>
-      <w:proofErr w:type="spellEnd"/>
-      <w:r>
-        <w:rPr>
-          <w:rFonts w:ascii="Times New Roman" w:hAnsi="Times New Roman" w:cs="Times New Roman"/>
-          <w:i/>
-          <w:iCs/>
-          <w:sz w:val="24"/>
-          <w:szCs w:val="24"/>
-        </w:rPr>
-        <w:t xml:space="preserve"> </w:t>
-      </w:r>
-      <w:proofErr w:type="spellStart"/>
-      <w:r>
-        <w:rPr>
-          <w:rFonts w:ascii="Times New Roman" w:hAnsi="Times New Roman" w:cs="Times New Roman"/>
-          <w:i/>
-          <w:iCs/>
-          <w:sz w:val="24"/>
-          <w:szCs w:val="24"/>
-        </w:rPr>
-        <w:t>vulgaris</w:t>
-      </w:r>
-      <w:proofErr w:type="spellEnd"/>
-      <w:r>
-        <w:rPr>
-          <w:rFonts w:ascii="Times New Roman" w:hAnsi="Times New Roman" w:cs="Times New Roman"/>
-          <w:sz w:val="24"/>
-          <w:szCs w:val="24"/>
-        </w:rPr>
-        <w:t>), teniendo un rendimiento de 1,282.8 kg/ha</w:t>
-      </w:r>
-      <w:r>
-        <w:rPr>
-          <w:rFonts w:ascii="Times New Roman" w:hAnsi="Times New Roman" w:cs="Times New Roman"/>
-          <w:sz w:val="24"/>
-          <w:szCs w:val="24"/>
-        </w:rPr>
-        <w:t>.</w:t>
+        <w:t xml:space="preserve">. </w:t>
       </w:r>
     </w:p>
     <w:p>
@@ -7686,6 +7635,7 @@
           <w:sz w:val="24"/>
           <w:szCs w:val="24"/>
         </w:rPr>
+        <w:lastRenderedPageBreak/>
         <w:t xml:space="preserve">El Instituto Nacional de Investigación Agraria, nos habla acerca de que </w:t>
       </w:r>
       <w:r>
@@ -7796,14 +7746,13 @@
         <w:spacing w:line="360" w:lineRule="auto"/>
         <w:ind w:left="644"/>
       </w:pPr>
-      <w:bookmarkStart w:id="27" w:name="_Toc183653930"/>
-      <w:bookmarkStart w:id="28" w:name="_Toc200442676"/>
-      <w:r>
-        <w:lastRenderedPageBreak/>
+      <w:bookmarkStart w:id="25" w:name="_Toc183653930"/>
+      <w:bookmarkStart w:id="26" w:name="_Toc200442676"/>
+      <w:r>
         <w:t>BASES TEORICAS</w:t>
       </w:r>
-      <w:bookmarkEnd w:id="27"/>
-      <w:bookmarkEnd w:id="28"/>
+      <w:bookmarkEnd w:id="25"/>
+      <w:bookmarkEnd w:id="26"/>
     </w:p>
     <w:p>
       <w:pPr>
@@ -7814,13 +7763,13 @@
         </w:numPr>
         <w:spacing w:line="360" w:lineRule="auto"/>
       </w:pPr>
-      <w:bookmarkStart w:id="29" w:name="_Toc183653931"/>
-      <w:bookmarkStart w:id="30" w:name="_Toc200442677"/>
+      <w:bookmarkStart w:id="27" w:name="_Toc183653931"/>
+      <w:bookmarkStart w:id="28" w:name="_Toc200442677"/>
       <w:r>
         <w:t>Bases teóricas de cada variable</w:t>
       </w:r>
-      <w:bookmarkEnd w:id="29"/>
-      <w:bookmarkEnd w:id="30"/>
+      <w:bookmarkEnd w:id="27"/>
+      <w:bookmarkEnd w:id="28"/>
     </w:p>
     <w:p>
       <w:pPr>
@@ -7897,7 +7846,7 @@
           <w:lang w:val="es-ES"/>
         </w:rPr>
       </w:pPr>
-      <w:bookmarkStart w:id="31" w:name="_Hlk182597670"/>
+      <w:bookmarkStart w:id="29" w:name="_Hlk182597670"/>
       <w:r>
         <w:rPr>
           <w:rFonts w:ascii="Times New Roman" w:hAnsi="Times New Roman" w:cs="Times New Roman"/>
@@ -7926,7 +7875,7 @@
         </w:rPr>
         <w:t>, 1995)</w:t>
       </w:r>
-      <w:bookmarkEnd w:id="31"/>
+      <w:bookmarkEnd w:id="29"/>
       <w:r>
         <w:rPr>
           <w:rFonts w:ascii="Times New Roman" w:hAnsi="Times New Roman" w:cs="Times New Roman"/>
@@ -8072,27 +8021,7 @@
               <w:sz w:val="24"/>
               <w:szCs w:val="24"/>
             </w:rPr>
-            <w:t>(</w:t>
-          </w:r>
-          <w:proofErr w:type="spellStart"/>
-          <w:r>
-            <w:rPr>
-              <w:rFonts w:ascii="Times New Roman" w:hAnsi="Times New Roman" w:cs="Times New Roman"/>
-              <w:color w:val="000000"/>
-              <w:sz w:val="24"/>
-              <w:szCs w:val="24"/>
-            </w:rPr>
-            <w:t>Zimdahl</w:t>
-          </w:r>
-          <w:proofErr w:type="spellEnd"/>
-          <w:r>
-            <w:rPr>
-              <w:rFonts w:ascii="Times New Roman" w:hAnsi="Times New Roman" w:cs="Times New Roman"/>
-              <w:color w:val="000000"/>
-              <w:sz w:val="24"/>
-              <w:szCs w:val="24"/>
-            </w:rPr>
-            <w:t>, 2007)</w:t>
+            <w:t>(Zimdahl, 2007)</w:t>
           </w:r>
         </w:sdtContent>
       </w:sdt>
@@ -8220,27 +8149,7 @@
               <w:sz w:val="24"/>
               <w:szCs w:val="24"/>
             </w:rPr>
-            <w:t>(</w:t>
-          </w:r>
-          <w:proofErr w:type="spellStart"/>
-          <w:r>
-            <w:rPr>
-              <w:rFonts w:ascii="Times New Roman" w:hAnsi="Times New Roman" w:cs="Times New Roman"/>
-              <w:color w:val="000000"/>
-              <w:sz w:val="24"/>
-              <w:szCs w:val="24"/>
-            </w:rPr>
-            <w:t>Dubey</w:t>
-          </w:r>
-          <w:proofErr w:type="spellEnd"/>
-          <w:r>
-            <w:rPr>
-              <w:rFonts w:ascii="Times New Roman" w:hAnsi="Times New Roman" w:cs="Times New Roman"/>
-              <w:color w:val="000000"/>
-              <w:sz w:val="24"/>
-              <w:szCs w:val="24"/>
-            </w:rPr>
-            <w:t xml:space="preserve"> et al., 2017)</w:t>
+            <w:t>(Dubey et al., 2017)</w:t>
           </w:r>
         </w:sdtContent>
       </w:sdt>
@@ -8261,11 +8170,11 @@
           <w:numId w:val="3"/>
         </w:numPr>
       </w:pPr>
-      <w:bookmarkStart w:id="32" w:name="_Toc200442678"/>
+      <w:bookmarkStart w:id="30" w:name="_Toc200442678"/>
       <w:r>
         <w:t>Definición de términos básicos</w:t>
       </w:r>
-      <w:bookmarkEnd w:id="32"/>
+      <w:bookmarkEnd w:id="30"/>
     </w:p>
     <w:p>
       <w:pPr>
@@ -8311,7 +8220,16 @@
           <w:sz w:val="24"/>
           <w:szCs w:val="24"/>
         </w:rPr>
-        <w:t xml:space="preserve">Una especie se convierte en maleza al interferir con el desarrollo de las plantas de interés en un sistema agrícola. Las malezas son el resultado de procesos evolutivos tanto naturales como inducidos por el propio ser humano </w:t>
+        <w:t xml:space="preserve">Una especie se convierte en maleza al interferir con el desarrollo de las plantas de interés en un sistema agrícola. Las malezas son el resultado de procesos </w:t>
+      </w:r>
+      <w:r>
+        <w:rPr>
+          <w:rFonts w:ascii="Times New Roman" w:hAnsi="Times New Roman" w:cs="Times New Roman"/>
+          <w:sz w:val="24"/>
+          <w:szCs w:val="24"/>
+        </w:rPr>
+        <w:lastRenderedPageBreak/>
+        <w:t xml:space="preserve">evolutivos tanto naturales como inducidos por el propio ser humano </w:t>
       </w:r>
       <w:sdt>
         <w:sdtPr>
@@ -8368,85 +8286,23 @@
           <w:sz w:val="24"/>
           <w:szCs w:val="24"/>
         </w:rPr>
-        <w:t>Zacate (</w:t>
-      </w:r>
-      <w:proofErr w:type="spellStart"/>
-      <w:r>
-        <w:rPr>
-          <w:rFonts w:ascii="Times New Roman" w:hAnsi="Times New Roman" w:cs="Times New Roman"/>
-          <w:b/>
-          <w:bCs/>
-          <w:sz w:val="24"/>
-          <w:szCs w:val="24"/>
-        </w:rPr>
-        <w:t>Cynodon</w:t>
-      </w:r>
-      <w:proofErr w:type="spellEnd"/>
-      <w:r>
-        <w:rPr>
-          <w:rFonts w:ascii="Times New Roman" w:hAnsi="Times New Roman" w:cs="Times New Roman"/>
-          <w:b/>
-          <w:bCs/>
+        <w:t>Zacate (Cynodon dactilon):</w:t>
+      </w:r>
+      <w:r>
+        <w:rPr>
+          <w:rFonts w:ascii="Times New Roman" w:hAnsi="Times New Roman" w:cs="Times New Roman"/>
           <w:sz w:val="24"/>
           <w:szCs w:val="24"/>
         </w:rPr>
         <w:t xml:space="preserve"> </w:t>
       </w:r>
-      <w:proofErr w:type="spellStart"/>
-      <w:r>
-        <w:rPr>
-          <w:rFonts w:ascii="Times New Roman" w:hAnsi="Times New Roman" w:cs="Times New Roman"/>
-          <w:b/>
-          <w:bCs/>
-          <w:sz w:val="24"/>
-          <w:szCs w:val="24"/>
-        </w:rPr>
-        <w:t>dactilon</w:t>
-      </w:r>
-      <w:proofErr w:type="spellEnd"/>
-      <w:r>
-        <w:rPr>
-          <w:rFonts w:ascii="Times New Roman" w:hAnsi="Times New Roman" w:cs="Times New Roman"/>
-          <w:b/>
-          <w:bCs/>
-          <w:sz w:val="24"/>
-          <w:szCs w:val="24"/>
-        </w:rPr>
-        <w:t>):</w:t>
-      </w:r>
-      <w:r>
-        <w:rPr>
-          <w:rFonts w:ascii="Times New Roman" w:hAnsi="Times New Roman" w:cs="Times New Roman"/>
-          <w:sz w:val="24"/>
-          <w:szCs w:val="24"/>
-        </w:rPr>
-        <w:t xml:space="preserve"> </w:t>
-      </w:r>
-      <w:r>
-        <w:rPr>
-          <w:rFonts w:ascii="Times New Roman" w:hAnsi="Times New Roman" w:cs="Times New Roman"/>
-          <w:sz w:val="24"/>
-          <w:szCs w:val="24"/>
-        </w:rPr>
-        <w:t xml:space="preserve">planta perenne de 10-30 cm, rizomatosa y </w:t>
-      </w:r>
-      <w:proofErr w:type="spellStart"/>
-      <w:r>
-        <w:rPr>
-          <w:rFonts w:ascii="Times New Roman" w:hAnsi="Times New Roman" w:cs="Times New Roman"/>
-          <w:sz w:val="24"/>
-          <w:szCs w:val="24"/>
-        </w:rPr>
-        <w:t>estolonífera</w:t>
-      </w:r>
-      <w:proofErr w:type="spellEnd"/>
-      <w:r>
-        <w:rPr>
-          <w:rFonts w:ascii="Times New Roman" w:hAnsi="Times New Roman" w:cs="Times New Roman"/>
-          <w:sz w:val="24"/>
-          <w:szCs w:val="24"/>
-        </w:rPr>
-        <w:t>. Hojas con lígula formada por un anillo de pelos. Inflorescencia digitada, formada por 2-7 espigas patentes, en ocasiones violáceas. Espiguillas sentadas, con 1 flor, dispuestas en dos hileras a lo largo de las ramas</w:t>
+      <w:r>
+        <w:rPr>
+          <w:rFonts w:ascii="Times New Roman" w:hAnsi="Times New Roman" w:cs="Times New Roman"/>
+          <w:sz w:val="24"/>
+          <w:szCs w:val="24"/>
+        </w:rPr>
+        <w:t>planta perenne de 10-30 cm, rizomatosa y estolonífera. Hojas con lígula formada por un anillo de pelos. Inflorescencia digitada, formada por 2-7 espigas patentes, en ocasiones violáceas. Espiguillas sentadas, con 1 flor, dispuestas en dos hileras a lo largo de las ramas</w:t>
       </w:r>
       <w:r>
         <w:rPr>
@@ -8519,85 +8375,23 @@
           <w:sz w:val="24"/>
           <w:szCs w:val="24"/>
         </w:rPr>
-        <w:t>Coquito (</w:t>
-      </w:r>
-      <w:proofErr w:type="spellStart"/>
-      <w:r>
-        <w:rPr>
-          <w:rFonts w:ascii="Times New Roman" w:hAnsi="Times New Roman" w:cs="Times New Roman"/>
-          <w:b/>
-          <w:bCs/>
-          <w:sz w:val="24"/>
-          <w:szCs w:val="24"/>
-        </w:rPr>
-        <w:t>Cyperus</w:t>
-      </w:r>
-      <w:proofErr w:type="spellEnd"/>
-      <w:r>
-        <w:rPr>
-          <w:rFonts w:ascii="Times New Roman" w:hAnsi="Times New Roman" w:cs="Times New Roman"/>
-          <w:b/>
-          <w:bCs/>
+        <w:t>Coquito (Cyperus rotundus):</w:t>
+      </w:r>
+      <w:r>
+        <w:rPr>
+          <w:rFonts w:ascii="Times New Roman" w:hAnsi="Times New Roman" w:cs="Times New Roman"/>
           <w:sz w:val="24"/>
           <w:szCs w:val="24"/>
         </w:rPr>
         <w:t xml:space="preserve"> </w:t>
       </w:r>
-      <w:proofErr w:type="spellStart"/>
-      <w:r>
-        <w:rPr>
-          <w:rFonts w:ascii="Times New Roman" w:hAnsi="Times New Roman" w:cs="Times New Roman"/>
-          <w:b/>
-          <w:bCs/>
-          <w:sz w:val="24"/>
-          <w:szCs w:val="24"/>
-        </w:rPr>
-        <w:t>rotundus</w:t>
-      </w:r>
-      <w:proofErr w:type="spellEnd"/>
-      <w:r>
-        <w:rPr>
-          <w:rFonts w:ascii="Times New Roman" w:hAnsi="Times New Roman" w:cs="Times New Roman"/>
-          <w:b/>
-          <w:bCs/>
-          <w:sz w:val="24"/>
-          <w:szCs w:val="24"/>
-        </w:rPr>
-        <w:t>):</w:t>
-      </w:r>
-      <w:r>
-        <w:rPr>
-          <w:rFonts w:ascii="Times New Roman" w:hAnsi="Times New Roman" w:cs="Times New Roman"/>
-          <w:sz w:val="24"/>
-          <w:szCs w:val="24"/>
-        </w:rPr>
-        <w:t xml:space="preserve"> </w:t>
-      </w:r>
-      <w:r>
-        <w:rPr>
-          <w:rFonts w:ascii="Times New Roman" w:hAnsi="Times New Roman" w:cs="Times New Roman"/>
-          <w:sz w:val="24"/>
-          <w:szCs w:val="24"/>
-        </w:rPr>
-        <w:t xml:space="preserve">planta perenne de 15-40 cm, rizomatosa, con tubérculos. Tallo trígono, con hojas bien desarrolladas. Inflorescencia </w:t>
-      </w:r>
-      <w:proofErr w:type="spellStart"/>
-      <w:r>
-        <w:rPr>
-          <w:rFonts w:ascii="Times New Roman" w:hAnsi="Times New Roman" w:cs="Times New Roman"/>
-          <w:sz w:val="24"/>
-          <w:szCs w:val="24"/>
-        </w:rPr>
-        <w:t>umbeliforme</w:t>
-      </w:r>
-      <w:proofErr w:type="spellEnd"/>
-      <w:r>
-        <w:rPr>
-          <w:rFonts w:ascii="Times New Roman" w:hAnsi="Times New Roman" w:cs="Times New Roman"/>
-          <w:sz w:val="24"/>
-          <w:szCs w:val="24"/>
-        </w:rPr>
-        <w:t xml:space="preserve"> con espiguillas pardo rojizas, superadas por varias brácteas foliáceas. Las glumas dísticas, muy imbricadas, subagudas y con el margen blanquecino. El gineceo presenta 3 estigmas</w:t>
+      <w:r>
+        <w:rPr>
+          <w:rFonts w:ascii="Times New Roman" w:hAnsi="Times New Roman" w:cs="Times New Roman"/>
+          <w:sz w:val="24"/>
+          <w:szCs w:val="24"/>
+        </w:rPr>
+        <w:t>planta perenne de 15-40 cm, rizomatosa, con tubérculos. Tallo trígono, con hojas bien desarrolladas. Inflorescencia umbeliforme con espiguillas pardo rojizas, superadas por varias brácteas foliáceas. Las glumas dísticas, muy imbricadas, subagudas y con el margen blanquecino. El gineceo presenta 3 estigmas</w:t>
       </w:r>
       <w:r>
         <w:rPr>
@@ -8653,58 +8447,15 @@
           <w:szCs w:val="24"/>
         </w:rPr>
       </w:pPr>
-    </w:p>
-    <w:p>
-      <w:pPr>
-        <w:pStyle w:val="Prrafodelista"/>
-        <w:numPr>
-          <w:ilvl w:val="0"/>
-          <w:numId w:val="15"/>
-        </w:numPr>
-        <w:tabs>
-          <w:tab w:val="left" w:pos="142"/>
-        </w:tabs>
-        <w:spacing w:line="360" w:lineRule="auto"/>
-        <w:jc w:val="both"/>
-        <w:rPr>
-          <w:rFonts w:ascii="Times New Roman" w:hAnsi="Times New Roman" w:cs="Times New Roman"/>
-          <w:b/>
-          <w:bCs/>
-          <w:sz w:val="24"/>
-          <w:szCs w:val="24"/>
-        </w:rPr>
-      </w:pPr>
-      <w:r>
-        <w:rPr>
-          <w:rFonts w:ascii="Times New Roman" w:hAnsi="Times New Roman" w:cs="Times New Roman"/>
-          <w:b/>
-          <w:bCs/>
-          <w:sz w:val="24"/>
-          <w:szCs w:val="24"/>
-        </w:rPr>
-        <w:t xml:space="preserve">Verdolaga (Portulaca </w:t>
-      </w:r>
-      <w:proofErr w:type="spellStart"/>
-      <w:r>
-        <w:rPr>
-          <w:rFonts w:ascii="Times New Roman" w:hAnsi="Times New Roman" w:cs="Times New Roman"/>
-          <w:b/>
-          <w:bCs/>
-          <w:sz w:val="24"/>
-          <w:szCs w:val="24"/>
-        </w:rPr>
-        <w:t>oleracea</w:t>
-      </w:r>
-      <w:proofErr w:type="spellEnd"/>
-      <w:r>
-        <w:rPr>
-          <w:rFonts w:ascii="Times New Roman" w:hAnsi="Times New Roman" w:cs="Times New Roman"/>
-          <w:b/>
-          <w:bCs/>
-          <w:sz w:val="24"/>
-          <w:szCs w:val="24"/>
-        </w:rPr>
-        <w:t>):</w:t>
+      <w:r>
+        <w:rPr>
+          <w:rFonts w:ascii="Times New Roman" w:hAnsi="Times New Roman" w:cs="Times New Roman"/>
+          <w:b/>
+          <w:bCs/>
+          <w:sz w:val="24"/>
+          <w:szCs w:val="24"/>
+        </w:rPr>
+        <w:t>Verdolaga (Portulaca oleracea):</w:t>
       </w:r>
       <w:r>
         <w:rPr>
@@ -8836,27 +8587,7 @@
               <w:sz w:val="24"/>
               <w:szCs w:val="24"/>
             </w:rPr>
-            <w:t>(</w:t>
-          </w:r>
-          <w:proofErr w:type="spellStart"/>
-          <w:r>
-            <w:rPr>
-              <w:rFonts w:ascii="Times New Roman" w:hAnsi="Times New Roman" w:cs="Times New Roman"/>
-              <w:color w:val="000000"/>
-              <w:sz w:val="24"/>
-              <w:szCs w:val="24"/>
-            </w:rPr>
-            <w:t>Hodges</w:t>
-          </w:r>
-          <w:proofErr w:type="spellEnd"/>
-          <w:r>
-            <w:rPr>
-              <w:rFonts w:ascii="Times New Roman" w:hAnsi="Times New Roman" w:cs="Times New Roman"/>
-              <w:color w:val="000000"/>
-              <w:sz w:val="24"/>
-              <w:szCs w:val="24"/>
-            </w:rPr>
-            <w:t>, 1991;</w:t>
+            <w:t>(Hodges, 1991;</w:t>
           </w:r>
         </w:sdtContent>
       </w:sdt>
@@ -9020,43 +8751,7 @@
           <w:sz w:val="24"/>
           <w:szCs w:val="24"/>
         </w:rPr>
-        <w:t>La disponibilidad de nutrientes está determinada por varias propiedades del suelo, incluidas las características físicas, químicas y biológicas, que interactúan para facilitar o dificultar la absorción de nutrientes por parte de las plantas (</w:t>
-      </w:r>
-      <w:proofErr w:type="spellStart"/>
-      <w:r>
-        <w:rPr>
-          <w:rFonts w:ascii="Times New Roman" w:hAnsi="Times New Roman" w:cs="Times New Roman"/>
-          <w:sz w:val="24"/>
-          <w:szCs w:val="24"/>
-        </w:rPr>
-        <w:t>Radulov</w:t>
-      </w:r>
-      <w:proofErr w:type="spellEnd"/>
-      <w:r>
-        <w:rPr>
-          <w:rFonts w:ascii="Times New Roman" w:hAnsi="Times New Roman" w:cs="Times New Roman"/>
-          <w:sz w:val="24"/>
-          <w:szCs w:val="24"/>
-        </w:rPr>
-        <w:t xml:space="preserve"> y </w:t>
-      </w:r>
-      <w:proofErr w:type="spellStart"/>
-      <w:r>
-        <w:rPr>
-          <w:rFonts w:ascii="Times New Roman" w:hAnsi="Times New Roman" w:cs="Times New Roman"/>
-          <w:sz w:val="24"/>
-          <w:szCs w:val="24"/>
-        </w:rPr>
-        <w:t>Berbecea</w:t>
-      </w:r>
-      <w:proofErr w:type="spellEnd"/>
-      <w:r>
-        <w:rPr>
-          <w:rFonts w:ascii="Times New Roman" w:hAnsi="Times New Roman" w:cs="Times New Roman"/>
-          <w:sz w:val="24"/>
-          <w:szCs w:val="24"/>
-        </w:rPr>
-        <w:t>, 2024).</w:t>
+        <w:t>La disponibilidad de nutrientes está determinada por varias propiedades del suelo, incluidas las características físicas, químicas y biológicas, que interactúan para facilitar o dificultar la absorción de nutrientes por parte de las plantas (Radulov y Berbecea, 2024).</w:t>
       </w:r>
     </w:p>
     <w:p>
@@ -9169,27 +8864,7 @@
               <w:sz w:val="24"/>
               <w:szCs w:val="24"/>
             </w:rPr>
-            <w:t>(</w:t>
-          </w:r>
-          <w:proofErr w:type="spellStart"/>
-          <w:r>
-            <w:rPr>
-              <w:rFonts w:ascii="Times New Roman" w:hAnsi="Times New Roman" w:cs="Times New Roman"/>
-              <w:color w:val="000000"/>
-              <w:sz w:val="24"/>
-              <w:szCs w:val="24"/>
-            </w:rPr>
-            <w:t>Ly</w:t>
-          </w:r>
-          <w:proofErr w:type="spellEnd"/>
-          <w:r>
-            <w:rPr>
-              <w:rFonts w:ascii="Times New Roman" w:hAnsi="Times New Roman" w:cs="Times New Roman"/>
-              <w:color w:val="000000"/>
-              <w:sz w:val="24"/>
-              <w:szCs w:val="24"/>
-            </w:rPr>
-            <w:t xml:space="preserve"> et al., 2016)</w:t>
+            <w:t>(Ly et al., 2016)</w:t>
           </w:r>
         </w:sdtContent>
       </w:sdt>
@@ -9246,7 +8921,16 @@
           <w:sz w:val="24"/>
           <w:szCs w:val="24"/>
         </w:rPr>
-        <w:t>La agricultura sostenible nace de la necesidad de desarrollar sistemas alternativos de agricultura que sean más acordes con las necesidades de la sociedad actual, que demanda formas de producción menos agresivas para el medio ambiente, y que sean social y económicamente aceptables</w:t>
+        <w:t xml:space="preserve">La agricultura sostenible nace de la necesidad de desarrollar sistemas alternativos de agricultura que sean más acordes con las necesidades de la sociedad actual, que demanda formas de producción menos </w:t>
+      </w:r>
+      <w:r>
+        <w:rPr>
+          <w:rFonts w:ascii="Times New Roman" w:hAnsi="Times New Roman" w:cs="Times New Roman"/>
+          <w:sz w:val="24"/>
+          <w:szCs w:val="24"/>
+        </w:rPr>
+        <w:lastRenderedPageBreak/>
+        <w:t>agresivas para el medio ambiente, y que sean social y económicamente aceptables</w:t>
       </w:r>
       <w:r>
         <w:rPr>
@@ -9361,50 +9045,10 @@
               <w:sz w:val="24"/>
               <w:szCs w:val="24"/>
             </w:rPr>
-            <w:t>(</w:t>
-          </w:r>
-          <w:proofErr w:type="spellStart"/>
-          <w:r>
-            <w:rPr>
-              <w:rFonts w:ascii="Times New Roman" w:hAnsi="Times New Roman" w:cs="Times New Roman"/>
-              <w:color w:val="000000"/>
-              <w:sz w:val="24"/>
-              <w:szCs w:val="24"/>
-            </w:rPr>
-            <w:t>Hydroenviroment</w:t>
-          </w:r>
-          <w:proofErr w:type="spellEnd"/>
-          <w:r>
-            <w:rPr>
-              <w:rFonts w:ascii="Times New Roman" w:hAnsi="Times New Roman" w:cs="Times New Roman"/>
-              <w:color w:val="000000"/>
-              <w:sz w:val="24"/>
-              <w:szCs w:val="24"/>
-            </w:rPr>
-            <w:t>, 2015)</w:t>
+            <w:t>(Hydroenviroment, 2015)</w:t>
           </w:r>
         </w:sdtContent>
       </w:sdt>
-    </w:p>
-    <w:p>
-      <w:pPr>
-        <w:jc w:val="both"/>
-        <w:rPr>
-          <w:rFonts w:ascii="Times New Roman" w:hAnsi="Times New Roman" w:cs="Times New Roman"/>
-          <w:color w:val="000000"/>
-          <w:sz w:val="24"/>
-          <w:szCs w:val="24"/>
-        </w:rPr>
-      </w:pPr>
-      <w:r>
-        <w:rPr>
-          <w:rFonts w:ascii="Times New Roman" w:hAnsi="Times New Roman" w:cs="Times New Roman"/>
-          <w:color w:val="000000"/>
-          <w:sz w:val="24"/>
-          <w:szCs w:val="24"/>
-        </w:rPr>
-        <w:br w:type="page"/>
-      </w:r>
     </w:p>
     <w:p>
       <w:pPr>
@@ -9416,14 +9060,13 @@
         <w:spacing w:line="360" w:lineRule="auto"/>
         <w:jc w:val="both"/>
       </w:pPr>
-      <w:bookmarkStart w:id="33" w:name="_Toc183653932"/>
-      <w:bookmarkStart w:id="34" w:name="_Toc200442679"/>
-      <w:r>
-        <w:lastRenderedPageBreak/>
+      <w:bookmarkStart w:id="31" w:name="_Toc183653932"/>
+      <w:bookmarkStart w:id="32" w:name="_Toc200442679"/>
+      <w:r>
         <w:t>MARCO METODOLÓGICO</w:t>
       </w:r>
-      <w:bookmarkEnd w:id="33"/>
-      <w:bookmarkEnd w:id="34"/>
+      <w:bookmarkEnd w:id="31"/>
+      <w:bookmarkEnd w:id="32"/>
     </w:p>
     <w:p>
       <w:pPr>
@@ -9437,16 +9080,16 @@
       <w:r>
         <w:t xml:space="preserve"> </w:t>
       </w:r>
-      <w:bookmarkStart w:id="35" w:name="_Toc183653933"/>
-      <w:bookmarkStart w:id="36" w:name="_Toc200442680"/>
+      <w:bookmarkStart w:id="33" w:name="_Toc183653933"/>
+      <w:bookmarkStart w:id="34" w:name="_Toc200442680"/>
       <w:r>
         <w:t>Tipo de investigación</w:t>
       </w:r>
       <w:r>
         <w:t>:</w:t>
       </w:r>
-      <w:bookmarkEnd w:id="35"/>
-      <w:bookmarkEnd w:id="36"/>
+      <w:bookmarkEnd w:id="33"/>
+      <w:bookmarkEnd w:id="34"/>
     </w:p>
     <w:p>
       <w:pPr>
@@ -9499,16 +9142,16 @@
       <w:r>
         <w:t xml:space="preserve"> </w:t>
       </w:r>
-      <w:bookmarkStart w:id="37" w:name="_Toc183653934"/>
-      <w:bookmarkStart w:id="38" w:name="_Toc200442681"/>
+      <w:bookmarkStart w:id="35" w:name="_Toc183653934"/>
+      <w:bookmarkStart w:id="36" w:name="_Toc200442681"/>
       <w:r>
         <w:t>Nivel de investigación</w:t>
       </w:r>
       <w:r>
         <w:t>:</w:t>
       </w:r>
-      <w:bookmarkEnd w:id="37"/>
-      <w:bookmarkEnd w:id="38"/>
+      <w:bookmarkEnd w:id="35"/>
+      <w:bookmarkEnd w:id="36"/>
     </w:p>
     <w:p>
       <w:pPr>
@@ -9550,16 +9193,16 @@
         </w:numPr>
         <w:ind w:left="644"/>
       </w:pPr>
-      <w:bookmarkStart w:id="39" w:name="_Toc183653935"/>
-      <w:bookmarkStart w:id="40" w:name="_Toc200442682"/>
+      <w:bookmarkStart w:id="37" w:name="_Toc183653935"/>
+      <w:bookmarkStart w:id="38" w:name="_Toc200442682"/>
       <w:r>
         <w:t>Diseño de investigación</w:t>
       </w:r>
       <w:r>
         <w:t>:</w:t>
       </w:r>
-      <w:bookmarkEnd w:id="39"/>
-      <w:bookmarkEnd w:id="40"/>
+      <w:bookmarkEnd w:id="37"/>
+      <w:bookmarkEnd w:id="38"/>
     </w:p>
     <w:p>
       <w:pPr>
@@ -9609,16 +9252,16 @@
         </w:numPr>
         <w:ind w:left="644"/>
       </w:pPr>
-      <w:bookmarkStart w:id="41" w:name="_Toc183653936"/>
-      <w:bookmarkStart w:id="42" w:name="_Toc200442683"/>
+      <w:bookmarkStart w:id="39" w:name="_Toc183653936"/>
+      <w:bookmarkStart w:id="40" w:name="_Toc200442683"/>
       <w:r>
         <w:t>Enfoque de investigación</w:t>
       </w:r>
       <w:r>
         <w:t>:</w:t>
       </w:r>
-      <w:bookmarkEnd w:id="41"/>
-      <w:bookmarkEnd w:id="42"/>
+      <w:bookmarkEnd w:id="39"/>
+      <w:bookmarkEnd w:id="40"/>
     </w:p>
     <w:p>
       <w:pPr>
@@ -9670,13 +9313,13 @@
         <w:ind w:left="644"/>
         <w:jc w:val="both"/>
       </w:pPr>
-      <w:bookmarkStart w:id="43" w:name="_Toc183653937"/>
-      <w:bookmarkStart w:id="44" w:name="_Toc200442684"/>
+      <w:bookmarkStart w:id="41" w:name="_Toc183653937"/>
+      <w:bookmarkStart w:id="42" w:name="_Toc200442684"/>
       <w:r>
         <w:t>Variable:</w:t>
       </w:r>
-      <w:bookmarkEnd w:id="43"/>
-      <w:bookmarkEnd w:id="44"/>
+      <w:bookmarkEnd w:id="41"/>
+      <w:bookmarkEnd w:id="42"/>
     </w:p>
     <w:p>
       <w:pPr>
@@ -9815,17 +9458,16 @@
           <w:sz w:val="24"/>
           <w:szCs w:val="24"/>
         </w:rPr>
-        <w:t>efecto ocasionado por la mala recepción de nutrientes que dificulta el desarrollo fenológico.</w:t>
-      </w:r>
-    </w:p>
-    <w:p>
-      <w:pPr>
-        <w:rPr>
-          <w:rFonts w:ascii="Times New Roman" w:hAnsi="Times New Roman" w:cs="Times New Roman"/>
-          <w:sz w:val="24"/>
-          <w:szCs w:val="24"/>
-        </w:rPr>
-      </w:pPr>
+        <w:t>efecto ocasionado por la mala recepción de nutrientes que dificulta el desarrollo fenológico</w:t>
+      </w:r>
+      <w:r>
+        <w:rPr>
+          <w:rFonts w:ascii="Times New Roman" w:hAnsi="Times New Roman" w:cs="Times New Roman"/>
+          <w:sz w:val="24"/>
+          <w:szCs w:val="24"/>
+        </w:rPr>
+        <w:t>.</w:t>
+      </w:r>
       <w:r>
         <w:rPr>
           <w:rFonts w:ascii="Times New Roman" w:hAnsi="Times New Roman" w:cs="Times New Roman"/>
@@ -9846,14 +9488,14 @@
         <w:ind w:left="644"/>
         <w:jc w:val="both"/>
       </w:pPr>
-      <w:bookmarkStart w:id="45" w:name="_Toc183653938"/>
-      <w:bookmarkStart w:id="46" w:name="_Toc200442685"/>
+      <w:bookmarkStart w:id="43" w:name="_Toc183653938"/>
+      <w:bookmarkStart w:id="44" w:name="_Toc200442685"/>
       <w:r>
         <w:lastRenderedPageBreak/>
         <w:t>Población, Muestra y Muestreo</w:t>
       </w:r>
-      <w:bookmarkEnd w:id="45"/>
-      <w:bookmarkEnd w:id="46"/>
+      <w:bookmarkEnd w:id="43"/>
+      <w:bookmarkEnd w:id="44"/>
       <w:r>
         <w:t xml:space="preserve"> </w:t>
       </w:r>
@@ -9920,7 +9562,6 @@
         </w:rPr>
         <w:t>: Todos los cultivos de fréjol (</w:t>
       </w:r>
-      <w:proofErr w:type="spellStart"/>
       <w:r>
         <w:rPr>
           <w:rFonts w:ascii="Times New Roman" w:eastAsia="Times New Roman" w:hAnsi="Times New Roman" w:cs="Times New Roman"/>
@@ -9930,9 +9571,17 @@
           <w:szCs w:val="24"/>
           <w:lang w:eastAsia="es-PE"/>
         </w:rPr>
-        <w:t>Phaseolus</w:t>
-      </w:r>
-      <w:proofErr w:type="spellEnd"/>
+        <w:t>Phaseolus vulgaris</w:t>
+      </w:r>
+      <w:r>
+        <w:rPr>
+          <w:rFonts w:ascii="Times New Roman" w:eastAsia="Times New Roman" w:hAnsi="Times New Roman" w:cs="Times New Roman"/>
+          <w:sz w:val="24"/>
+          <w:szCs w:val="24"/>
+          <w:lang w:eastAsia="es-PE"/>
+        </w:rPr>
+        <w:t>) afectados por la presencia de las tres especies de malezas (</w:t>
+      </w:r>
       <w:r>
         <w:rPr>
           <w:rFonts w:ascii="Times New Roman" w:eastAsia="Times New Roman" w:hAnsi="Times New Roman" w:cs="Times New Roman"/>
@@ -9942,9 +9591,17 @@
           <w:szCs w:val="24"/>
           <w:lang w:eastAsia="es-PE"/>
         </w:rPr>
-        <w:t xml:space="preserve"> </w:t>
-      </w:r>
-      <w:proofErr w:type="spellStart"/>
+        <w:t>Cynodon dactilon</w:t>
+      </w:r>
+      <w:r>
+        <w:rPr>
+          <w:rFonts w:ascii="Times New Roman" w:eastAsia="Times New Roman" w:hAnsi="Times New Roman" w:cs="Times New Roman"/>
+          <w:sz w:val="24"/>
+          <w:szCs w:val="24"/>
+          <w:lang w:eastAsia="es-PE"/>
+        </w:rPr>
+        <w:t xml:space="preserve">, </w:t>
+      </w:r>
       <w:r>
         <w:rPr>
           <w:rFonts w:ascii="Times New Roman" w:eastAsia="Times New Roman" w:hAnsi="Times New Roman" w:cs="Times New Roman"/>
@@ -9954,9 +9611,8 @@
           <w:szCs w:val="24"/>
           <w:lang w:eastAsia="es-PE"/>
         </w:rPr>
-        <w:t>vulgaris</w:t>
-      </w:r>
-      <w:proofErr w:type="spellEnd"/>
+        <w:t>Portulaca oleracea</w:t>
+      </w:r>
       <w:r>
         <w:rPr>
           <w:rFonts w:ascii="Times New Roman" w:eastAsia="Times New Roman" w:hAnsi="Times New Roman" w:cs="Times New Roman"/>
@@ -9964,9 +9620,8 @@
           <w:szCs w:val="24"/>
           <w:lang w:eastAsia="es-PE"/>
         </w:rPr>
-        <w:t>) afectados por la presencia de las tres especies de malezas (</w:t>
-      </w:r>
-      <w:proofErr w:type="spellStart"/>
+        <w:t xml:space="preserve">, y </w:t>
+      </w:r>
       <w:r>
         <w:rPr>
           <w:rFonts w:ascii="Times New Roman" w:eastAsia="Times New Roman" w:hAnsi="Times New Roman" w:cs="Times New Roman"/>
@@ -9976,112 +9631,8 @@
           <w:szCs w:val="24"/>
           <w:lang w:eastAsia="es-PE"/>
         </w:rPr>
-        <w:t>Cynodon</w:t>
-      </w:r>
-      <w:proofErr w:type="spellEnd"/>
-      <w:r>
-        <w:rPr>
-          <w:rFonts w:ascii="Times New Roman" w:eastAsia="Times New Roman" w:hAnsi="Times New Roman" w:cs="Times New Roman"/>
-          <w:i/>
-          <w:iCs/>
-          <w:sz w:val="24"/>
-          <w:szCs w:val="24"/>
-          <w:lang w:eastAsia="es-PE"/>
-        </w:rPr>
-        <w:t xml:space="preserve"> </w:t>
-      </w:r>
-      <w:proofErr w:type="spellStart"/>
-      <w:r>
-        <w:rPr>
-          <w:rFonts w:ascii="Times New Roman" w:eastAsia="Times New Roman" w:hAnsi="Times New Roman" w:cs="Times New Roman"/>
-          <w:i/>
-          <w:iCs/>
-          <w:sz w:val="24"/>
-          <w:szCs w:val="24"/>
-          <w:lang w:eastAsia="es-PE"/>
-        </w:rPr>
-        <w:t>dactilon</w:t>
-      </w:r>
-      <w:proofErr w:type="spellEnd"/>
-      <w:r>
-        <w:rPr>
-          <w:rFonts w:ascii="Times New Roman" w:eastAsia="Times New Roman" w:hAnsi="Times New Roman" w:cs="Times New Roman"/>
-          <w:sz w:val="24"/>
-          <w:szCs w:val="24"/>
-          <w:lang w:eastAsia="es-PE"/>
-        </w:rPr>
-        <w:t xml:space="preserve">, </w:t>
-      </w:r>
-      <w:r>
-        <w:rPr>
-          <w:rFonts w:ascii="Times New Roman" w:eastAsia="Times New Roman" w:hAnsi="Times New Roman" w:cs="Times New Roman"/>
-          <w:i/>
-          <w:iCs/>
-          <w:sz w:val="24"/>
-          <w:szCs w:val="24"/>
-          <w:lang w:eastAsia="es-PE"/>
-        </w:rPr>
-        <w:t xml:space="preserve">Portulaca </w:t>
-      </w:r>
-      <w:proofErr w:type="spellStart"/>
-      <w:r>
-        <w:rPr>
-          <w:rFonts w:ascii="Times New Roman" w:eastAsia="Times New Roman" w:hAnsi="Times New Roman" w:cs="Times New Roman"/>
-          <w:i/>
-          <w:iCs/>
-          <w:sz w:val="24"/>
-          <w:szCs w:val="24"/>
-          <w:lang w:eastAsia="es-PE"/>
-        </w:rPr>
-        <w:t>oleracea</w:t>
-      </w:r>
-      <w:proofErr w:type="spellEnd"/>
-      <w:r>
-        <w:rPr>
-          <w:rFonts w:ascii="Times New Roman" w:eastAsia="Times New Roman" w:hAnsi="Times New Roman" w:cs="Times New Roman"/>
-          <w:sz w:val="24"/>
-          <w:szCs w:val="24"/>
-          <w:lang w:eastAsia="es-PE"/>
-        </w:rPr>
-        <w:t xml:space="preserve">, y </w:t>
-      </w:r>
-      <w:proofErr w:type="spellStart"/>
-      <w:r>
-        <w:rPr>
-          <w:rFonts w:ascii="Times New Roman" w:eastAsia="Times New Roman" w:hAnsi="Times New Roman" w:cs="Times New Roman"/>
-          <w:i/>
-          <w:iCs/>
-          <w:sz w:val="24"/>
-          <w:szCs w:val="24"/>
-          <w:lang w:eastAsia="es-PE"/>
-        </w:rPr>
-        <w:t>Cyperus</w:t>
-      </w:r>
-      <w:proofErr w:type="spellEnd"/>
-      <w:r>
-        <w:rPr>
-          <w:rFonts w:ascii="Times New Roman" w:eastAsia="Times New Roman" w:hAnsi="Times New Roman" w:cs="Times New Roman"/>
-          <w:i/>
-          <w:iCs/>
-          <w:sz w:val="24"/>
-          <w:szCs w:val="24"/>
-          <w:lang w:eastAsia="es-PE"/>
-        </w:rPr>
-        <w:t xml:space="preserve"> </w:t>
-      </w:r>
-      <w:proofErr w:type="spellStart"/>
-      <w:r>
-        <w:rPr>
-          <w:rFonts w:ascii="Times New Roman" w:eastAsia="Times New Roman" w:hAnsi="Times New Roman" w:cs="Times New Roman"/>
-          <w:i/>
-          <w:iCs/>
-          <w:sz w:val="24"/>
-          <w:szCs w:val="24"/>
-          <w:lang w:eastAsia="es-PE"/>
-        </w:rPr>
-        <w:t>rotundus</w:t>
-      </w:r>
-      <w:proofErr w:type="spellEnd"/>
+        <w:t>Cyperus rotundus</w:t>
+      </w:r>
       <w:r>
         <w:rPr>
           <w:rFonts w:ascii="Times New Roman" w:eastAsia="Times New Roman" w:hAnsi="Times New Roman" w:cs="Times New Roman"/>
@@ -10517,7 +10068,6 @@
         </w:rPr>
         <w:t xml:space="preserve"> Parcelas con presencia de las tres especies de malezas (</w:t>
       </w:r>
-      <w:proofErr w:type="spellStart"/>
       <w:r>
         <w:rPr>
           <w:rFonts w:ascii="Times New Roman" w:hAnsi="Times New Roman" w:cs="Times New Roman"/>
@@ -10526,9 +10076,16 @@
           <w:sz w:val="24"/>
           <w:szCs w:val="24"/>
         </w:rPr>
-        <w:t>Cynodon</w:t>
-      </w:r>
-      <w:proofErr w:type="spellEnd"/>
+        <w:t>Cynodon dactilon</w:t>
+      </w:r>
+      <w:r>
+        <w:rPr>
+          <w:rFonts w:ascii="Times New Roman" w:hAnsi="Times New Roman" w:cs="Times New Roman"/>
+          <w:sz w:val="24"/>
+          <w:szCs w:val="24"/>
+        </w:rPr>
+        <w:t xml:space="preserve">, </w:t>
+      </w:r>
       <w:r>
         <w:rPr>
           <w:rFonts w:ascii="Times New Roman" w:hAnsi="Times New Roman" w:cs="Times New Roman"/>
@@ -10537,9 +10094,16 @@
           <w:sz w:val="24"/>
           <w:szCs w:val="24"/>
         </w:rPr>
-        <w:t xml:space="preserve"> </w:t>
-      </w:r>
-      <w:proofErr w:type="spellStart"/>
+        <w:t>Portulaca oleracea</w:t>
+      </w:r>
+      <w:r>
+        <w:rPr>
+          <w:rFonts w:ascii="Times New Roman" w:hAnsi="Times New Roman" w:cs="Times New Roman"/>
+          <w:sz w:val="24"/>
+          <w:szCs w:val="24"/>
+        </w:rPr>
+        <w:t xml:space="preserve">, </w:t>
+      </w:r>
       <w:r>
         <w:rPr>
           <w:rFonts w:ascii="Times New Roman" w:hAnsi="Times New Roman" w:cs="Times New Roman"/>
@@ -10548,81 +10112,8 @@
           <w:sz w:val="24"/>
           <w:szCs w:val="24"/>
         </w:rPr>
-        <w:t>dactilon</w:t>
-      </w:r>
-      <w:proofErr w:type="spellEnd"/>
-      <w:r>
-        <w:rPr>
-          <w:rFonts w:ascii="Times New Roman" w:hAnsi="Times New Roman" w:cs="Times New Roman"/>
-          <w:sz w:val="24"/>
-          <w:szCs w:val="24"/>
-        </w:rPr>
-        <w:t xml:space="preserve">, </w:t>
-      </w:r>
-      <w:r>
-        <w:rPr>
-          <w:rFonts w:ascii="Times New Roman" w:hAnsi="Times New Roman" w:cs="Times New Roman"/>
-          <w:i/>
-          <w:iCs/>
-          <w:sz w:val="24"/>
-          <w:szCs w:val="24"/>
-        </w:rPr>
-        <w:t xml:space="preserve">Portulaca </w:t>
-      </w:r>
-      <w:proofErr w:type="spellStart"/>
-      <w:r>
-        <w:rPr>
-          <w:rFonts w:ascii="Times New Roman" w:hAnsi="Times New Roman" w:cs="Times New Roman"/>
-          <w:i/>
-          <w:iCs/>
-          <w:sz w:val="24"/>
-          <w:szCs w:val="24"/>
-        </w:rPr>
-        <w:t>oleracea</w:t>
-      </w:r>
-      <w:proofErr w:type="spellEnd"/>
-      <w:r>
-        <w:rPr>
-          <w:rFonts w:ascii="Times New Roman" w:hAnsi="Times New Roman" w:cs="Times New Roman"/>
-          <w:sz w:val="24"/>
-          <w:szCs w:val="24"/>
-        </w:rPr>
-        <w:t xml:space="preserve">, </w:t>
-      </w:r>
-      <w:proofErr w:type="spellStart"/>
-      <w:r>
-        <w:rPr>
-          <w:rFonts w:ascii="Times New Roman" w:hAnsi="Times New Roman" w:cs="Times New Roman"/>
-          <w:i/>
-          <w:iCs/>
-          <w:sz w:val="24"/>
-          <w:szCs w:val="24"/>
-        </w:rPr>
-        <w:t>Cyperus</w:t>
-      </w:r>
-      <w:proofErr w:type="spellEnd"/>
-      <w:r>
-        <w:rPr>
-          <w:rFonts w:ascii="Times New Roman" w:hAnsi="Times New Roman" w:cs="Times New Roman"/>
-          <w:i/>
-          <w:iCs/>
-          <w:sz w:val="24"/>
-          <w:szCs w:val="24"/>
-        </w:rPr>
-        <w:t xml:space="preserve"> </w:t>
-      </w:r>
-      <w:proofErr w:type="spellStart"/>
-      <w:r>
-        <w:rPr>
-          <w:rFonts w:ascii="Times New Roman" w:hAnsi="Times New Roman" w:cs="Times New Roman"/>
-          <w:i/>
-          <w:iCs/>
-          <w:sz w:val="24"/>
-          <w:szCs w:val="24"/>
-        </w:rPr>
-        <w:t>rotundus</w:t>
-      </w:r>
-      <w:proofErr w:type="spellEnd"/>
+        <w:t>Cyperus rotundus</w:t>
+      </w:r>
       <w:r>
         <w:rPr>
           <w:rFonts w:ascii="Times New Roman" w:hAnsi="Times New Roman" w:cs="Times New Roman"/>
@@ -10676,13 +10167,13 @@
       <w:r>
         <w:t xml:space="preserve"> </w:t>
       </w:r>
-      <w:bookmarkStart w:id="47" w:name="_Toc183653939"/>
-      <w:bookmarkStart w:id="48" w:name="_Toc200442686"/>
+      <w:bookmarkStart w:id="45" w:name="_Toc183653939"/>
+      <w:bookmarkStart w:id="46" w:name="_Toc200442686"/>
       <w:r>
         <w:t>Métodos</w:t>
       </w:r>
-      <w:bookmarkEnd w:id="47"/>
-      <w:bookmarkEnd w:id="48"/>
+      <w:bookmarkEnd w:id="45"/>
+      <w:bookmarkEnd w:id="46"/>
     </w:p>
     <w:p>
       <w:pPr>
@@ -10830,7 +10321,6 @@
         </w:rPr>
         <w:t xml:space="preserve">El estudio se llevará a cabo bajo condiciones controladas en parcelas experimentales, donde se manipularán las variables independientes (presencia de malezas: </w:t>
       </w:r>
-      <w:proofErr w:type="spellStart"/>
       <w:r>
         <w:rPr>
           <w:rFonts w:ascii="Times New Roman" w:hAnsi="Times New Roman" w:cs="Times New Roman"/>
@@ -10839,9 +10329,16 @@
           <w:sz w:val="24"/>
           <w:szCs w:val="24"/>
         </w:rPr>
-        <w:t>Cynodon</w:t>
-      </w:r>
-      <w:proofErr w:type="spellEnd"/>
+        <w:t>Cynodon dactilon, Portulaca oleracea</w:t>
+      </w:r>
+      <w:r>
+        <w:rPr>
+          <w:rFonts w:ascii="Times New Roman" w:hAnsi="Times New Roman" w:cs="Times New Roman"/>
+          <w:sz w:val="24"/>
+          <w:szCs w:val="24"/>
+        </w:rPr>
+        <w:t xml:space="preserve"> y </w:t>
+      </w:r>
       <w:r>
         <w:rPr>
           <w:rFonts w:ascii="Times New Roman" w:hAnsi="Times New Roman" w:cs="Times New Roman"/>
@@ -10850,9 +10347,16 @@
           <w:sz w:val="24"/>
           <w:szCs w:val="24"/>
         </w:rPr>
-        <w:t xml:space="preserve"> </w:t>
-      </w:r>
-      <w:proofErr w:type="spellStart"/>
+        <w:t>Cyperus rotundus</w:t>
+      </w:r>
+      <w:r>
+        <w:rPr>
+          <w:rFonts w:ascii="Times New Roman" w:hAnsi="Times New Roman" w:cs="Times New Roman"/>
+          <w:sz w:val="24"/>
+          <w:szCs w:val="24"/>
+        </w:rPr>
+        <w:t xml:space="preserve">) para evaluar sus efectos en las variables dependientes (rendimiento del cultivo y desarrollo vegetativo del </w:t>
+      </w:r>
       <w:r>
         <w:rPr>
           <w:rFonts w:ascii="Times New Roman" w:hAnsi="Times New Roman" w:cs="Times New Roman"/>
@@ -10861,115 +10365,8 @@
           <w:sz w:val="24"/>
           <w:szCs w:val="24"/>
         </w:rPr>
-        <w:t>dactilon</w:t>
-      </w:r>
-      <w:proofErr w:type="spellEnd"/>
-      <w:r>
-        <w:rPr>
-          <w:rFonts w:ascii="Times New Roman" w:hAnsi="Times New Roman" w:cs="Times New Roman"/>
-          <w:i/>
-          <w:iCs/>
-          <w:sz w:val="24"/>
-          <w:szCs w:val="24"/>
-        </w:rPr>
-        <w:t xml:space="preserve">, Portulaca </w:t>
-      </w:r>
-      <w:proofErr w:type="spellStart"/>
-      <w:r>
-        <w:rPr>
-          <w:rFonts w:ascii="Times New Roman" w:hAnsi="Times New Roman" w:cs="Times New Roman"/>
-          <w:i/>
-          <w:iCs/>
-          <w:sz w:val="24"/>
-          <w:szCs w:val="24"/>
-        </w:rPr>
-        <w:t>oleracea</w:t>
-      </w:r>
-      <w:proofErr w:type="spellEnd"/>
-      <w:r>
-        <w:rPr>
-          <w:rFonts w:ascii="Times New Roman" w:hAnsi="Times New Roman" w:cs="Times New Roman"/>
-          <w:sz w:val="24"/>
-          <w:szCs w:val="24"/>
-        </w:rPr>
-        <w:t xml:space="preserve"> y </w:t>
-      </w:r>
-      <w:proofErr w:type="spellStart"/>
-      <w:r>
-        <w:rPr>
-          <w:rFonts w:ascii="Times New Roman" w:hAnsi="Times New Roman" w:cs="Times New Roman"/>
-          <w:i/>
-          <w:iCs/>
-          <w:sz w:val="24"/>
-          <w:szCs w:val="24"/>
-        </w:rPr>
-        <w:t>Cyperus</w:t>
-      </w:r>
-      <w:proofErr w:type="spellEnd"/>
-      <w:r>
-        <w:rPr>
-          <w:rFonts w:ascii="Times New Roman" w:hAnsi="Times New Roman" w:cs="Times New Roman"/>
-          <w:i/>
-          <w:iCs/>
-          <w:sz w:val="24"/>
-          <w:szCs w:val="24"/>
-        </w:rPr>
-        <w:t xml:space="preserve"> </w:t>
-      </w:r>
-      <w:proofErr w:type="spellStart"/>
-      <w:r>
-        <w:rPr>
-          <w:rFonts w:ascii="Times New Roman" w:hAnsi="Times New Roman" w:cs="Times New Roman"/>
-          <w:i/>
-          <w:iCs/>
-          <w:sz w:val="24"/>
-          <w:szCs w:val="24"/>
-        </w:rPr>
-        <w:t>rotundus</w:t>
-      </w:r>
-      <w:proofErr w:type="spellEnd"/>
-      <w:r>
-        <w:rPr>
-          <w:rFonts w:ascii="Times New Roman" w:hAnsi="Times New Roman" w:cs="Times New Roman"/>
-          <w:sz w:val="24"/>
-          <w:szCs w:val="24"/>
-        </w:rPr>
-        <w:t xml:space="preserve">) para evaluar sus efectos en las variables dependientes (rendimiento del cultivo y desarrollo vegetativo del </w:t>
-      </w:r>
-      <w:proofErr w:type="spellStart"/>
-      <w:r>
-        <w:rPr>
-          <w:rFonts w:ascii="Times New Roman" w:hAnsi="Times New Roman" w:cs="Times New Roman"/>
-          <w:i/>
-          <w:iCs/>
-          <w:sz w:val="24"/>
-          <w:szCs w:val="24"/>
-        </w:rPr>
-        <w:t>Phaseolus</w:t>
-      </w:r>
-      <w:proofErr w:type="spellEnd"/>
-      <w:r>
-        <w:rPr>
-          <w:rFonts w:ascii="Times New Roman" w:hAnsi="Times New Roman" w:cs="Times New Roman"/>
-          <w:i/>
-          <w:iCs/>
-          <w:sz w:val="24"/>
-          <w:szCs w:val="24"/>
-        </w:rPr>
-        <w:t xml:space="preserve"> </w:t>
-      </w:r>
-      <w:proofErr w:type="spellStart"/>
-      <w:r>
-        <w:rPr>
-          <w:rFonts w:ascii="Times New Roman" w:hAnsi="Times New Roman" w:cs="Times New Roman"/>
-          <w:i/>
-          <w:iCs/>
-          <w:sz w:val="24"/>
-          <w:szCs w:val="24"/>
-        </w:rPr>
-        <w:t>vulgaris</w:t>
-      </w:r>
-      <w:proofErr w:type="spellEnd"/>
+        <w:t>Phaseolus vulgaris</w:t>
+      </w:r>
       <w:r>
         <w:rPr>
           <w:rFonts w:ascii="Times New Roman" w:hAnsi="Times New Roman" w:cs="Times New Roman"/>
@@ -11419,7 +10816,6 @@
         <w:lastRenderedPageBreak/>
         <w:t>Con malezas: Parcelas asociadas con las tres especies de malezas (</w:t>
       </w:r>
-      <w:proofErr w:type="spellStart"/>
       <w:r>
         <w:rPr>
           <w:rFonts w:ascii="Times New Roman" w:hAnsi="Times New Roman" w:cs="Times New Roman"/>
@@ -11428,97 +10824,8 @@
           <w:sz w:val="24"/>
           <w:szCs w:val="24"/>
         </w:rPr>
-        <w:t>Cynodon</w:t>
-      </w:r>
-      <w:proofErr w:type="spellEnd"/>
-      <w:r>
-        <w:rPr>
-          <w:rFonts w:ascii="Times New Roman" w:hAnsi="Times New Roman" w:cs="Times New Roman"/>
-          <w:i/>
-          <w:iCs/>
-          <w:sz w:val="24"/>
-          <w:szCs w:val="24"/>
-        </w:rPr>
-        <w:t xml:space="preserve"> </w:t>
-      </w:r>
-      <w:proofErr w:type="spellStart"/>
-      <w:r>
-        <w:rPr>
-          <w:rFonts w:ascii="Times New Roman" w:hAnsi="Times New Roman" w:cs="Times New Roman"/>
-          <w:i/>
-          <w:iCs/>
-          <w:sz w:val="24"/>
-          <w:szCs w:val="24"/>
-        </w:rPr>
-        <w:t>dactilon</w:t>
-      </w:r>
-      <w:proofErr w:type="spellEnd"/>
-      <w:r>
-        <w:rPr>
-          <w:rFonts w:ascii="Times New Roman" w:hAnsi="Times New Roman" w:cs="Times New Roman"/>
-          <w:i/>
-          <w:iCs/>
-          <w:sz w:val="24"/>
-          <w:szCs w:val="24"/>
-        </w:rPr>
-        <w:t xml:space="preserve">, Portulaca </w:t>
-      </w:r>
-      <w:proofErr w:type="spellStart"/>
-      <w:r>
-        <w:rPr>
-          <w:rFonts w:ascii="Times New Roman" w:hAnsi="Times New Roman" w:cs="Times New Roman"/>
-          <w:i/>
-          <w:iCs/>
-          <w:sz w:val="24"/>
-          <w:szCs w:val="24"/>
-        </w:rPr>
-        <w:t>oleracea</w:t>
-      </w:r>
-      <w:proofErr w:type="spellEnd"/>
-      <w:r>
-        <w:rPr>
-          <w:rFonts w:ascii="Times New Roman" w:hAnsi="Times New Roman" w:cs="Times New Roman"/>
-          <w:i/>
-          <w:iCs/>
-          <w:sz w:val="24"/>
-          <w:szCs w:val="24"/>
-        </w:rPr>
-        <w:t xml:space="preserve"> y </w:t>
-      </w:r>
-      <w:proofErr w:type="spellStart"/>
-      <w:r>
-        <w:rPr>
-          <w:rFonts w:ascii="Times New Roman" w:hAnsi="Times New Roman" w:cs="Times New Roman"/>
-          <w:i/>
-          <w:iCs/>
-          <w:sz w:val="24"/>
-          <w:szCs w:val="24"/>
-        </w:rPr>
-        <w:t>Cyperus</w:t>
-      </w:r>
-      <w:proofErr w:type="spellEnd"/>
-      <w:r>
-        <w:rPr>
-          <w:rFonts w:ascii="Times New Roman" w:hAnsi="Times New Roman" w:cs="Times New Roman"/>
-          <w:i/>
-          <w:iCs/>
-          <w:sz w:val="24"/>
-          <w:szCs w:val="24"/>
-        </w:rPr>
-        <w:t xml:space="preserve"> </w:t>
-      </w:r>
-      <w:proofErr w:type="spellStart"/>
-      <w:r>
-        <w:rPr>
-          <w:rFonts w:ascii="Times New Roman" w:hAnsi="Times New Roman" w:cs="Times New Roman"/>
-          <w:i/>
-          <w:iCs/>
-          <w:sz w:val="24"/>
-          <w:szCs w:val="24"/>
-        </w:rPr>
-        <w:t>rotundus</w:t>
-      </w:r>
-      <w:proofErr w:type="spellEnd"/>
+        <w:t>Cynodon dactilon, Portulaca oleracea y Cyperus rotundus</w:t>
+      </w:r>
       <w:r>
         <w:rPr>
           <w:rFonts w:ascii="Times New Roman" w:hAnsi="Times New Roman" w:cs="Times New Roman"/>
@@ -11593,29 +10900,7 @@
           <w:sz w:val="24"/>
           <w:szCs w:val="24"/>
         </w:rPr>
-        <w:t>Primera etapa (</w:t>
-      </w:r>
-      <w:proofErr w:type="spellStart"/>
-      <w:r>
-        <w:rPr>
-          <w:rFonts w:ascii="Times New Roman" w:hAnsi="Times New Roman" w:cs="Times New Roman"/>
-          <w:b/>
-          <w:bCs/>
-          <w:sz w:val="24"/>
-          <w:szCs w:val="24"/>
-        </w:rPr>
-        <w:t>pre-siembra</w:t>
-      </w:r>
-      <w:proofErr w:type="spellEnd"/>
-      <w:r>
-        <w:rPr>
-          <w:rFonts w:ascii="Times New Roman" w:hAnsi="Times New Roman" w:cs="Times New Roman"/>
-          <w:b/>
-          <w:bCs/>
-          <w:sz w:val="24"/>
-          <w:szCs w:val="24"/>
-        </w:rPr>
-        <w:t>):</w:t>
+        <w:t>Primera etapa (pre-siembra):</w:t>
       </w:r>
     </w:p>
     <w:p>
@@ -12833,13 +12118,13 @@
         <w:spacing w:line="360" w:lineRule="auto"/>
         <w:ind w:left="644"/>
       </w:pPr>
-      <w:bookmarkStart w:id="49" w:name="_Toc183653940"/>
-      <w:bookmarkStart w:id="50" w:name="_Toc200442687"/>
+      <w:bookmarkStart w:id="47" w:name="_Toc183653940"/>
+      <w:bookmarkStart w:id="48" w:name="_Toc200442687"/>
       <w:r>
         <w:t>Cronograma:</w:t>
       </w:r>
-      <w:bookmarkEnd w:id="49"/>
-      <w:bookmarkEnd w:id="50"/>
+      <w:bookmarkEnd w:id="47"/>
+      <w:bookmarkEnd w:id="48"/>
     </w:p>
     <w:p>
       <w:pPr>
@@ -12942,14 +12227,14 @@
     <w:tbl>
       <w:tblPr>
         <w:tblStyle w:val="Tablaconcuadrcula"/>
-        <w:tblW w:w="8931" w:type="dxa"/>
-        <w:tblInd w:w="-289" w:type="dxa"/>
+        <w:tblW w:w="10207" w:type="dxa"/>
+        <w:tblInd w:w="-856" w:type="dxa"/>
         <w:tblLook w:val="04A0" w:firstRow="1" w:lastRow="0" w:firstColumn="1" w:lastColumn="0" w:noHBand="0" w:noVBand="1"/>
       </w:tblPr>
       <w:tblGrid>
-        <w:gridCol w:w="2694"/>
-        <w:gridCol w:w="2552"/>
-        <w:gridCol w:w="3685"/>
+        <w:gridCol w:w="2654"/>
+        <w:gridCol w:w="1883"/>
+        <w:gridCol w:w="5670"/>
       </w:tblGrid>
       <w:tr>
         <w:trPr>
@@ -12957,7 +12242,7 @@
         </w:trPr>
         <w:tc>
           <w:tcPr>
-            <w:tcW w:w="2694" w:type="dxa"/>
+            <w:tcW w:w="2654" w:type="dxa"/>
           </w:tcPr>
           <w:p>
             <w:pPr>
@@ -12967,8 +12252,8 @@
                 <w:rFonts w:ascii="Times New Roman" w:hAnsi="Times New Roman" w:cs="Times New Roman"/>
                 <w:b/>
                 <w:bCs/>
-                <w:sz w:val="24"/>
-                <w:szCs w:val="24"/>
+                <w:sz w:val="20"/>
+                <w:szCs w:val="20"/>
               </w:rPr>
             </w:pPr>
             <w:r>
@@ -12976,16 +12261,16 @@
                 <w:rFonts w:ascii="Times New Roman" w:hAnsi="Times New Roman" w:cs="Times New Roman"/>
                 <w:b/>
                 <w:bCs/>
-                <w:sz w:val="24"/>
-                <w:szCs w:val="24"/>
-              </w:rPr>
-              <w:t>Etapa</w:t>
+                <w:sz w:val="20"/>
+                <w:szCs w:val="20"/>
+              </w:rPr>
+              <w:t>Fase</w:t>
             </w:r>
           </w:p>
         </w:tc>
         <w:tc>
           <w:tcPr>
-            <w:tcW w:w="2552" w:type="dxa"/>
+            <w:tcW w:w="1883" w:type="dxa"/>
           </w:tcPr>
           <w:p>
             <w:pPr>
@@ -12995,8 +12280,8 @@
                 <w:rFonts w:ascii="Times New Roman" w:hAnsi="Times New Roman" w:cs="Times New Roman"/>
                 <w:b/>
                 <w:bCs/>
-                <w:sz w:val="24"/>
-                <w:szCs w:val="24"/>
+                <w:sz w:val="20"/>
+                <w:szCs w:val="20"/>
               </w:rPr>
             </w:pPr>
             <w:r>
@@ -13004,16 +12289,26 @@
                 <w:rFonts w:ascii="Times New Roman" w:hAnsi="Times New Roman" w:cs="Times New Roman"/>
                 <w:b/>
                 <w:bCs/>
-                <w:sz w:val="24"/>
-                <w:szCs w:val="24"/>
-              </w:rPr>
-              <w:t>Meses</w:t>
+                <w:sz w:val="20"/>
+                <w:szCs w:val="20"/>
+              </w:rPr>
+              <w:t>Periodo (Inicio - Fin)</w:t>
+            </w:r>
+            <w:r>
+              <w:rPr>
+                <w:rFonts w:ascii="Times New Roman" w:hAnsi="Times New Roman" w:cs="Times New Roman"/>
+                <w:b/>
+                <w:bCs/>
+                <w:sz w:val="20"/>
+                <w:szCs w:val="20"/>
+              </w:rPr>
+              <w:t xml:space="preserve"> </w:t>
             </w:r>
           </w:p>
         </w:tc>
         <w:tc>
           <w:tcPr>
-            <w:tcW w:w="3685" w:type="dxa"/>
+            <w:tcW w:w="5670" w:type="dxa"/>
           </w:tcPr>
           <w:p>
             <w:pPr>
@@ -13023,8 +12318,8 @@
                 <w:rFonts w:ascii="Times New Roman" w:hAnsi="Times New Roman" w:cs="Times New Roman"/>
                 <w:b/>
                 <w:bCs/>
-                <w:sz w:val="24"/>
-                <w:szCs w:val="24"/>
+                <w:sz w:val="20"/>
+                <w:szCs w:val="20"/>
               </w:rPr>
             </w:pPr>
             <w:r>
@@ -13032,10 +12327,10 @@
                 <w:rFonts w:ascii="Times New Roman" w:hAnsi="Times New Roman" w:cs="Times New Roman"/>
                 <w:b/>
                 <w:bCs/>
-                <w:sz w:val="24"/>
-                <w:szCs w:val="24"/>
-              </w:rPr>
-              <w:t>Periodo (Inicio - Término)</w:t>
+                <w:sz w:val="20"/>
+                <w:szCs w:val="20"/>
+              </w:rPr>
+              <w:t>Actividades</w:t>
             </w:r>
           </w:p>
         </w:tc>
@@ -13046,18 +12341,19 @@
         </w:trPr>
         <w:tc>
           <w:tcPr>
-            <w:tcW w:w="2694" w:type="dxa"/>
+            <w:tcW w:w="2654" w:type="dxa"/>
+            <w:vAlign w:val="center"/>
           </w:tcPr>
           <w:p>
             <w:pPr>
               <w:spacing w:line="360" w:lineRule="auto"/>
-              <w:jc w:val="both"/>
+              <w:ind w:left="41"/>
               <w:rPr>
                 <w:rFonts w:ascii="Times New Roman" w:hAnsi="Times New Roman" w:cs="Times New Roman"/>
                 <w:b/>
                 <w:bCs/>
-                <w:sz w:val="24"/>
-                <w:szCs w:val="24"/>
+                <w:sz w:val="20"/>
+                <w:szCs w:val="20"/>
               </w:rPr>
             </w:pPr>
             <w:r>
@@ -13065,59 +12361,1546 @@
                 <w:rFonts w:ascii="Times New Roman" w:hAnsi="Times New Roman" w:cs="Times New Roman"/>
                 <w:b/>
                 <w:bCs/>
-                <w:sz w:val="24"/>
-                <w:szCs w:val="24"/>
-              </w:rPr>
-              <w:t>Recolección de datos</w:t>
+                <w:sz w:val="20"/>
+                <w:szCs w:val="20"/>
+              </w:rPr>
+              <w:t>Preparación y pre</w:t>
+            </w:r>
+            <w:r>
+              <w:rPr>
+                <w:rFonts w:ascii="Times New Roman" w:hAnsi="Times New Roman" w:cs="Times New Roman"/>
+                <w:b/>
+                <w:bCs/>
+                <w:sz w:val="20"/>
+                <w:szCs w:val="20"/>
+              </w:rPr>
+              <w:t>-</w:t>
+            </w:r>
+            <w:r>
+              <w:rPr>
+                <w:rFonts w:ascii="Times New Roman" w:hAnsi="Times New Roman" w:cs="Times New Roman"/>
+                <w:b/>
+                <w:bCs/>
+                <w:sz w:val="20"/>
+                <w:szCs w:val="20"/>
+              </w:rPr>
+              <w:t>siembra</w:t>
             </w:r>
           </w:p>
         </w:tc>
         <w:tc>
           <w:tcPr>
-            <w:tcW w:w="2552" w:type="dxa"/>
+            <w:tcW w:w="1883" w:type="dxa"/>
+            <w:vAlign w:val="center"/>
           </w:tcPr>
           <w:p>
             <w:pPr>
               <w:spacing w:line="360" w:lineRule="auto"/>
-              <w:jc w:val="both"/>
-              <w:rPr>
-                <w:rFonts w:ascii="Times New Roman" w:hAnsi="Times New Roman" w:cs="Times New Roman"/>
-                <w:sz w:val="24"/>
-                <w:szCs w:val="24"/>
+              <w:jc w:val="center"/>
+              <w:rPr>
+                <w:rFonts w:ascii="Times New Roman" w:hAnsi="Times New Roman" w:cs="Times New Roman"/>
+                <w:sz w:val="20"/>
+                <w:szCs w:val="20"/>
               </w:rPr>
             </w:pPr>
             <w:r>
               <w:rPr>
                 <w:rFonts w:ascii="Times New Roman" w:hAnsi="Times New Roman" w:cs="Times New Roman"/>
-                <w:sz w:val="24"/>
-                <w:szCs w:val="24"/>
-              </w:rPr>
-              <w:t>Enero - Marzo</w:t>
+                <w:sz w:val="20"/>
+                <w:szCs w:val="20"/>
+              </w:rPr>
+              <w:t>01 ene</w:t>
+            </w:r>
+            <w:r>
+              <w:rPr>
+                <w:rFonts w:ascii="Times New Roman" w:hAnsi="Times New Roman" w:cs="Times New Roman"/>
+                <w:sz w:val="20"/>
+                <w:szCs w:val="20"/>
+              </w:rPr>
+              <w:t xml:space="preserve"> </w:t>
+            </w:r>
+            <w:r>
+              <w:rPr>
+                <w:rFonts w:ascii="Times New Roman" w:hAnsi="Times New Roman" w:cs="Times New Roman"/>
+                <w:sz w:val="20"/>
+                <w:szCs w:val="20"/>
+              </w:rPr>
+              <w:t>– 14 ene</w:t>
             </w:r>
           </w:p>
         </w:tc>
         <w:tc>
           <w:tcPr>
-            <w:tcW w:w="3685" w:type="dxa"/>
+            <w:tcW w:w="5670" w:type="dxa"/>
+          </w:tcPr>
+          <w:tbl>
+            <w:tblPr>
+              <w:tblW w:w="5110" w:type="dxa"/>
+              <w:tblCellSpacing w:w="15" w:type="dxa"/>
+              <w:tblCellMar>
+                <w:top w:w="15" w:type="dxa"/>
+                <w:left w:w="15" w:type="dxa"/>
+                <w:bottom w:w="15" w:type="dxa"/>
+                <w:right w:w="15" w:type="dxa"/>
+              </w:tblCellMar>
+              <w:tblLook w:val="04A0" w:firstRow="1" w:lastRow="0" w:firstColumn="1" w:lastColumn="0" w:noHBand="0" w:noVBand="1"/>
+            </w:tblPr>
+            <w:tblGrid>
+              <w:gridCol w:w="5110"/>
+            </w:tblGrid>
+            <w:tr>
+              <w:trPr>
+                <w:trHeight w:val="406"/>
+                <w:tblCellSpacing w:w="15" w:type="dxa"/>
+              </w:trPr>
+              <w:tc>
+                <w:tcPr>
+                  <w:tcW w:w="0" w:type="auto"/>
+                  <w:vAlign w:val="center"/>
+                  <w:hideMark/>
+                </w:tcPr>
+                <w:p>
+                  <w:pPr>
+                    <w:spacing w:after="0" w:line="360" w:lineRule="auto"/>
+                    <w:jc w:val="both"/>
+                    <w:rPr>
+                      <w:rFonts w:ascii="Times New Roman" w:hAnsi="Times New Roman" w:cs="Times New Roman"/>
+                      <w:sz w:val="20"/>
+                      <w:szCs w:val="20"/>
+                    </w:rPr>
+                  </w:pPr>
+                  <w:r>
+                    <w:rPr>
+                      <w:rFonts w:ascii="Times New Roman" w:hAnsi="Times New Roman" w:cs="Times New Roman"/>
+                      <w:sz w:val="20"/>
+                      <w:szCs w:val="20"/>
+                    </w:rPr>
+                    <w:t>Selección de parcelas</w:t>
+                  </w:r>
+                  <w:r>
+                    <w:rPr>
+                      <w:rFonts w:ascii="Times New Roman" w:hAnsi="Times New Roman" w:cs="Times New Roman"/>
+                      <w:sz w:val="20"/>
+                      <w:szCs w:val="20"/>
+                    </w:rPr>
+                    <w:t xml:space="preserve">. </w:t>
+                  </w:r>
+                  <w:r>
+                    <w:rPr>
+                      <w:rFonts w:ascii="Times New Roman" w:hAnsi="Times New Roman" w:cs="Times New Roman"/>
+                      <w:sz w:val="20"/>
+                      <w:szCs w:val="20"/>
+                    </w:rPr>
+                    <w:t>Análisis inicial de suelo</w:t>
+                  </w:r>
+                  <w:r>
+                    <w:rPr>
+                      <w:rFonts w:ascii="Times New Roman" w:hAnsi="Times New Roman" w:cs="Times New Roman"/>
+                      <w:sz w:val="20"/>
+                      <w:szCs w:val="20"/>
+                    </w:rPr>
+                    <w:t>.</w:t>
+                  </w:r>
+                </w:p>
+              </w:tc>
+            </w:tr>
+          </w:tbl>
+          <w:p>
+            <w:pPr>
+              <w:spacing w:line="360" w:lineRule="auto"/>
+              <w:jc w:val="both"/>
+              <w:rPr>
+                <w:rFonts w:ascii="Times New Roman" w:hAnsi="Times New Roman" w:cs="Times New Roman"/>
+                <w:sz w:val="20"/>
+                <w:szCs w:val="20"/>
+              </w:rPr>
+            </w:pPr>
+          </w:p>
+        </w:tc>
+      </w:tr>
+      <w:tr>
+        <w:trPr>
+          <w:trHeight w:val="400"/>
+        </w:trPr>
+        <w:tc>
+          <w:tcPr>
+            <w:tcW w:w="2654" w:type="dxa"/>
+            <w:vAlign w:val="center"/>
+          </w:tcPr>
+          <w:tbl>
+            <w:tblPr>
+              <w:tblW w:w="0" w:type="auto"/>
+              <w:tblCellSpacing w:w="15" w:type="dxa"/>
+              <w:tblCellMar>
+                <w:top w:w="15" w:type="dxa"/>
+                <w:left w:w="15" w:type="dxa"/>
+                <w:bottom w:w="15" w:type="dxa"/>
+                <w:right w:w="15" w:type="dxa"/>
+              </w:tblCellMar>
+              <w:tblLook w:val="04A0" w:firstRow="1" w:lastRow="0" w:firstColumn="1" w:lastColumn="0" w:noHBand="0" w:noVBand="1"/>
+            </w:tblPr>
+            <w:tblGrid>
+              <w:gridCol w:w="2431"/>
+            </w:tblGrid>
+            <w:tr>
+              <w:trPr>
+                <w:tblCellSpacing w:w="15" w:type="dxa"/>
+              </w:trPr>
+              <w:tc>
+                <w:tcPr>
+                  <w:tcW w:w="0" w:type="auto"/>
+                  <w:vAlign w:val="center"/>
+                  <w:hideMark/>
+                </w:tcPr>
+                <w:p>
+                  <w:pPr>
+                    <w:spacing w:after="0" w:line="360" w:lineRule="auto"/>
+                    <w:ind w:hanging="4"/>
+                    <w:jc w:val="center"/>
+                    <w:rPr>
+                      <w:rFonts w:ascii="Times New Roman" w:hAnsi="Times New Roman" w:cs="Times New Roman"/>
+                      <w:b/>
+                      <w:bCs/>
+                      <w:sz w:val="20"/>
+                      <w:szCs w:val="20"/>
+                    </w:rPr>
+                  </w:pPr>
+                  <w:r>
+                    <w:rPr>
+                      <w:rFonts w:ascii="Times New Roman" w:hAnsi="Times New Roman" w:cs="Times New Roman"/>
+                      <w:b/>
+                      <w:bCs/>
+                      <w:sz w:val="20"/>
+                      <w:szCs w:val="20"/>
+                    </w:rPr>
+                    <w:t>Siembra y establecimiento</w:t>
+                  </w:r>
+                </w:p>
+              </w:tc>
+            </w:tr>
+          </w:tbl>
+          <w:p>
+            <w:pPr>
+              <w:spacing w:line="360" w:lineRule="auto"/>
+              <w:jc w:val="center"/>
+              <w:rPr>
+                <w:rFonts w:ascii="Times New Roman" w:hAnsi="Times New Roman" w:cs="Times New Roman"/>
+                <w:b/>
+                <w:bCs/>
+                <w:sz w:val="20"/>
+                <w:szCs w:val="20"/>
+              </w:rPr>
+            </w:pPr>
+          </w:p>
+        </w:tc>
+        <w:tc>
+          <w:tcPr>
+            <w:tcW w:w="1883" w:type="dxa"/>
+            <w:vAlign w:val="center"/>
           </w:tcPr>
           <w:p>
             <w:pPr>
               <w:spacing w:line="360" w:lineRule="auto"/>
+              <w:jc w:val="center"/>
+              <w:rPr>
+                <w:rFonts w:ascii="Times New Roman" w:hAnsi="Times New Roman" w:cs="Times New Roman"/>
+                <w:sz w:val="20"/>
+                <w:szCs w:val="20"/>
+              </w:rPr>
+            </w:pPr>
+            <w:r>
+              <w:rPr>
+                <w:rFonts w:ascii="Times New Roman" w:hAnsi="Times New Roman" w:cs="Times New Roman"/>
+                <w:sz w:val="20"/>
+                <w:szCs w:val="20"/>
+              </w:rPr>
+              <w:t>15</w:t>
+            </w:r>
+            <w:r>
+              <w:rPr>
+                <w:rFonts w:ascii="Times New Roman" w:hAnsi="Times New Roman" w:cs="Times New Roman"/>
+                <w:sz w:val="20"/>
+                <w:szCs w:val="20"/>
+              </w:rPr>
+              <w:t xml:space="preserve"> ene – </w:t>
+            </w:r>
+            <w:r>
+              <w:rPr>
+                <w:rFonts w:ascii="Times New Roman" w:hAnsi="Times New Roman" w:cs="Times New Roman"/>
+                <w:sz w:val="20"/>
+                <w:szCs w:val="20"/>
+              </w:rPr>
+              <w:t>28</w:t>
+            </w:r>
+            <w:r>
+              <w:rPr>
+                <w:rFonts w:ascii="Times New Roman" w:hAnsi="Times New Roman" w:cs="Times New Roman"/>
+                <w:sz w:val="20"/>
+                <w:szCs w:val="20"/>
+              </w:rPr>
+              <w:t xml:space="preserve"> ene</w:t>
+            </w:r>
+          </w:p>
+        </w:tc>
+        <w:tc>
+          <w:tcPr>
+            <w:tcW w:w="5670" w:type="dxa"/>
+          </w:tcPr>
+          <w:tbl>
+            <w:tblPr>
+              <w:tblW w:w="0" w:type="auto"/>
+              <w:tblCellSpacing w:w="15" w:type="dxa"/>
+              <w:tblCellMar>
+                <w:top w:w="15" w:type="dxa"/>
+                <w:left w:w="15" w:type="dxa"/>
+                <w:bottom w:w="15" w:type="dxa"/>
+                <w:right w:w="15" w:type="dxa"/>
+              </w:tblCellMar>
+              <w:tblLook w:val="04A0" w:firstRow="1" w:lastRow="0" w:firstColumn="1" w:lastColumn="0" w:noHBand="0" w:noVBand="1"/>
+            </w:tblPr>
+            <w:tblGrid>
+              <w:gridCol w:w="5454"/>
+            </w:tblGrid>
+            <w:tr>
+              <w:trPr>
+                <w:tblCellSpacing w:w="15" w:type="dxa"/>
+              </w:trPr>
+              <w:tc>
+                <w:tcPr>
+                  <w:tcW w:w="0" w:type="auto"/>
+                  <w:vAlign w:val="center"/>
+                  <w:hideMark/>
+                </w:tcPr>
+                <w:p>
+                  <w:pPr>
+                    <w:spacing w:after="0" w:line="360" w:lineRule="auto"/>
+                    <w:jc w:val="both"/>
+                    <w:rPr>
+                      <w:rFonts w:ascii="Times New Roman" w:hAnsi="Times New Roman" w:cs="Times New Roman"/>
+                      <w:sz w:val="20"/>
+                      <w:szCs w:val="20"/>
+                    </w:rPr>
+                  </w:pPr>
+                  <w:r>
+                    <w:rPr>
+                      <w:rFonts w:ascii="Times New Roman" w:hAnsi="Times New Roman" w:cs="Times New Roman"/>
+                      <w:sz w:val="20"/>
+                      <w:szCs w:val="20"/>
+                    </w:rPr>
+                    <w:t xml:space="preserve">Siembra de </w:t>
+                  </w:r>
+                  <w:r>
+                    <w:rPr>
+                      <w:rFonts w:ascii="Times New Roman" w:hAnsi="Times New Roman" w:cs="Times New Roman"/>
+                      <w:i/>
+                      <w:iCs/>
+                      <w:sz w:val="20"/>
+                      <w:szCs w:val="20"/>
+                    </w:rPr>
+                    <w:t>P. vulgaris</w:t>
+                  </w:r>
+                  <w:r>
+                    <w:rPr>
+                      <w:rFonts w:ascii="Times New Roman" w:hAnsi="Times New Roman" w:cs="Times New Roman"/>
+                      <w:i/>
+                      <w:iCs/>
+                      <w:sz w:val="20"/>
+                      <w:szCs w:val="20"/>
+                    </w:rPr>
+                    <w:t>.</w:t>
+                  </w:r>
+                  <w:r>
+                    <w:rPr>
+                      <w:rFonts w:ascii="Times New Roman" w:hAnsi="Times New Roman" w:cs="Times New Roman"/>
+                      <w:i/>
+                      <w:iCs/>
+                      <w:sz w:val="20"/>
+                      <w:szCs w:val="20"/>
+                    </w:rPr>
+                    <w:t xml:space="preserve"> </w:t>
+                  </w:r>
+                  <w:r>
+                    <w:rPr>
+                      <w:rFonts w:ascii="Times New Roman" w:hAnsi="Times New Roman" w:cs="Times New Roman"/>
+                      <w:sz w:val="20"/>
+                      <w:szCs w:val="20"/>
+                    </w:rPr>
+                    <w:t>Aplicación del tratamiento de malezas</w:t>
+                  </w:r>
+                  <w:r>
+                    <w:rPr>
+                      <w:rFonts w:ascii="Times New Roman" w:hAnsi="Times New Roman" w:cs="Times New Roman"/>
+                      <w:sz w:val="20"/>
+                      <w:szCs w:val="20"/>
+                    </w:rPr>
+                    <w:t xml:space="preserve"> </w:t>
+                  </w:r>
+                  <w:r>
+                    <w:rPr>
+                      <w:rFonts w:ascii="Times New Roman" w:hAnsi="Times New Roman" w:cs="Times New Roman"/>
+                      <w:sz w:val="20"/>
+                      <w:szCs w:val="20"/>
+                    </w:rPr>
+                    <w:t xml:space="preserve">. </w:t>
+                  </w:r>
+                  <w:r>
+                    <w:rPr>
+                      <w:rFonts w:ascii="Times New Roman" w:hAnsi="Times New Roman" w:cs="Times New Roman"/>
+                      <w:sz w:val="20"/>
+                      <w:szCs w:val="20"/>
+                    </w:rPr>
+                    <w:t>Registro de emergencia</w:t>
+                  </w:r>
+                </w:p>
+              </w:tc>
+            </w:tr>
+          </w:tbl>
+          <w:p>
+            <w:pPr>
+              <w:spacing w:line="360" w:lineRule="auto"/>
               <w:jc w:val="both"/>
               <w:rPr>
                 <w:rFonts w:ascii="Times New Roman" w:hAnsi="Times New Roman" w:cs="Times New Roman"/>
-                <w:sz w:val="24"/>
-                <w:szCs w:val="24"/>
+                <w:sz w:val="20"/>
+                <w:szCs w:val="20"/>
               </w:rPr>
             </w:pPr>
-            <w:r>
-              <w:rPr>
-                <w:rFonts w:ascii="Times New Roman" w:hAnsi="Times New Roman" w:cs="Times New Roman"/>
-                <w:sz w:val="24"/>
-                <w:szCs w:val="24"/>
-              </w:rPr>
-              <w:t>15 de enero 2025 - 31 de marzo 2025</w:t>
-            </w:r>
+          </w:p>
+        </w:tc>
+      </w:tr>
+      <w:tr>
+        <w:trPr>
+          <w:trHeight w:val="400"/>
+        </w:trPr>
+        <w:tc>
+          <w:tcPr>
+            <w:tcW w:w="2654" w:type="dxa"/>
+            <w:vAlign w:val="center"/>
+          </w:tcPr>
+          <w:tbl>
+            <w:tblPr>
+              <w:tblW w:w="0" w:type="auto"/>
+              <w:tblCellSpacing w:w="15" w:type="dxa"/>
+              <w:tblCellMar>
+                <w:top w:w="15" w:type="dxa"/>
+                <w:left w:w="15" w:type="dxa"/>
+                <w:bottom w:w="15" w:type="dxa"/>
+                <w:right w:w="15" w:type="dxa"/>
+              </w:tblCellMar>
+              <w:tblLook w:val="04A0" w:firstRow="1" w:lastRow="0" w:firstColumn="1" w:lastColumn="0" w:noHBand="0" w:noVBand="1"/>
+            </w:tblPr>
+            <w:tblGrid>
+              <w:gridCol w:w="2290"/>
+            </w:tblGrid>
+            <w:tr>
+              <w:trPr>
+                <w:tblCellSpacing w:w="15" w:type="dxa"/>
+              </w:trPr>
+              <w:tc>
+                <w:tcPr>
+                  <w:tcW w:w="0" w:type="auto"/>
+                  <w:vAlign w:val="center"/>
+                  <w:hideMark/>
+                </w:tcPr>
+                <w:p>
+                  <w:pPr>
+                    <w:spacing w:after="0" w:line="360" w:lineRule="auto"/>
+                    <w:jc w:val="center"/>
+                    <w:rPr>
+                      <w:rFonts w:ascii="Times New Roman" w:hAnsi="Times New Roman" w:cs="Times New Roman"/>
+                      <w:b/>
+                      <w:bCs/>
+                      <w:sz w:val="20"/>
+                      <w:szCs w:val="20"/>
+                    </w:rPr>
+                  </w:pPr>
+                  <w:r>
+                    <w:rPr>
+                      <w:rFonts w:ascii="Times New Roman" w:hAnsi="Times New Roman" w:cs="Times New Roman"/>
+                      <w:b/>
+                      <w:bCs/>
+                      <w:sz w:val="20"/>
+                      <w:szCs w:val="20"/>
+                    </w:rPr>
+                    <w:t>Monitoreo de crecimiento</w:t>
+                  </w:r>
+                </w:p>
+              </w:tc>
+            </w:tr>
+          </w:tbl>
+          <w:p>
+            <w:pPr>
+              <w:spacing w:line="360" w:lineRule="auto"/>
+              <w:jc w:val="center"/>
+              <w:rPr>
+                <w:rFonts w:ascii="Times New Roman" w:hAnsi="Times New Roman" w:cs="Times New Roman"/>
+                <w:b/>
+                <w:bCs/>
+                <w:sz w:val="20"/>
+                <w:szCs w:val="20"/>
+              </w:rPr>
+            </w:pPr>
+          </w:p>
+        </w:tc>
+        <w:tc>
+          <w:tcPr>
+            <w:tcW w:w="1883" w:type="dxa"/>
+            <w:vAlign w:val="center"/>
+          </w:tcPr>
+          <w:p>
+            <w:pPr>
+              <w:spacing w:line="360" w:lineRule="auto"/>
+              <w:jc w:val="center"/>
+              <w:rPr>
+                <w:rFonts w:ascii="Times New Roman" w:hAnsi="Times New Roman" w:cs="Times New Roman"/>
+                <w:sz w:val="20"/>
+                <w:szCs w:val="20"/>
+              </w:rPr>
+            </w:pPr>
+            <w:r>
+              <w:rPr>
+                <w:rFonts w:ascii="Times New Roman" w:hAnsi="Times New Roman" w:cs="Times New Roman"/>
+                <w:sz w:val="20"/>
+                <w:szCs w:val="20"/>
+              </w:rPr>
+              <w:t>29</w:t>
+            </w:r>
+            <w:r>
+              <w:rPr>
+                <w:rFonts w:ascii="Times New Roman" w:hAnsi="Times New Roman" w:cs="Times New Roman"/>
+                <w:sz w:val="20"/>
+                <w:szCs w:val="20"/>
+              </w:rPr>
+              <w:t xml:space="preserve"> ene – </w:t>
+            </w:r>
+            <w:r>
+              <w:rPr>
+                <w:rFonts w:ascii="Times New Roman" w:hAnsi="Times New Roman" w:cs="Times New Roman"/>
+                <w:sz w:val="20"/>
+                <w:szCs w:val="20"/>
+              </w:rPr>
+              <w:t>30</w:t>
+            </w:r>
+            <w:r>
+              <w:rPr>
+                <w:rFonts w:ascii="Times New Roman" w:hAnsi="Times New Roman" w:cs="Times New Roman"/>
+                <w:sz w:val="20"/>
+                <w:szCs w:val="20"/>
+              </w:rPr>
+              <w:t xml:space="preserve"> </w:t>
+            </w:r>
+            <w:r>
+              <w:rPr>
+                <w:rFonts w:ascii="Times New Roman" w:hAnsi="Times New Roman" w:cs="Times New Roman"/>
+                <w:sz w:val="20"/>
+                <w:szCs w:val="20"/>
+              </w:rPr>
+              <w:t>ma</w:t>
+            </w:r>
+            <w:r>
+              <w:rPr>
+                <w:rFonts w:ascii="Times New Roman" w:hAnsi="Times New Roman" w:cs="Times New Roman"/>
+                <w:sz w:val="20"/>
+                <w:szCs w:val="20"/>
+              </w:rPr>
+              <w:t>y</w:t>
+            </w:r>
+          </w:p>
+        </w:tc>
+        <w:tc>
+          <w:tcPr>
+            <w:tcW w:w="5670" w:type="dxa"/>
+          </w:tcPr>
+          <w:tbl>
+            <w:tblPr>
+              <w:tblW w:w="0" w:type="auto"/>
+              <w:tblCellSpacing w:w="15" w:type="dxa"/>
+              <w:tblCellMar>
+                <w:top w:w="15" w:type="dxa"/>
+                <w:left w:w="15" w:type="dxa"/>
+                <w:bottom w:w="15" w:type="dxa"/>
+                <w:right w:w="15" w:type="dxa"/>
+              </w:tblCellMar>
+              <w:tblLook w:val="04A0" w:firstRow="1" w:lastRow="0" w:firstColumn="1" w:lastColumn="0" w:noHBand="0" w:noVBand="1"/>
+            </w:tblPr>
+            <w:tblGrid>
+              <w:gridCol w:w="5029"/>
+            </w:tblGrid>
+            <w:tr>
+              <w:trPr>
+                <w:tblCellSpacing w:w="15" w:type="dxa"/>
+              </w:trPr>
+              <w:tc>
+                <w:tcPr>
+                  <w:tcW w:w="0" w:type="auto"/>
+                  <w:vAlign w:val="center"/>
+                  <w:hideMark/>
+                </w:tcPr>
+                <w:p>
+                  <w:pPr>
+                    <w:spacing w:after="0" w:line="360" w:lineRule="auto"/>
+                    <w:jc w:val="both"/>
+                    <w:rPr>
+                      <w:rFonts w:ascii="Times New Roman" w:hAnsi="Times New Roman" w:cs="Times New Roman"/>
+                      <w:sz w:val="20"/>
+                      <w:szCs w:val="20"/>
+                    </w:rPr>
+                  </w:pPr>
+                  <w:r>
+                    <w:rPr>
+                      <w:rFonts w:ascii="Times New Roman" w:hAnsi="Times New Roman" w:cs="Times New Roman"/>
+                      <w:sz w:val="20"/>
+                      <w:szCs w:val="20"/>
+                    </w:rPr>
+                    <w:t>Muestreos semanales de densidad y biomasa de malezas</w:t>
+                  </w:r>
+                  <w:r>
+                    <w:rPr>
+                      <w:rFonts w:ascii="Times New Roman" w:hAnsi="Times New Roman" w:cs="Times New Roman"/>
+                      <w:sz w:val="20"/>
+                      <w:szCs w:val="20"/>
+                    </w:rPr>
+                    <w:t xml:space="preserve">. </w:t>
+                  </w:r>
+                  <w:r>
+                    <w:rPr>
+                      <w:rFonts w:ascii="Times New Roman" w:hAnsi="Times New Roman" w:cs="Times New Roman"/>
+                      <w:sz w:val="20"/>
+                      <w:szCs w:val="20"/>
+                    </w:rPr>
+                    <w:t>Mediciones de altura, biomasa aérea e IAF</w:t>
+                  </w:r>
+                  <w:r>
+                    <w:rPr>
+                      <w:rFonts w:ascii="Times New Roman" w:hAnsi="Times New Roman" w:cs="Times New Roman"/>
+                      <w:sz w:val="20"/>
+                      <w:szCs w:val="20"/>
+                    </w:rPr>
+                    <w:t>.</w:t>
+                  </w:r>
+                </w:p>
+              </w:tc>
+            </w:tr>
+          </w:tbl>
+          <w:p>
+            <w:pPr>
+              <w:spacing w:line="360" w:lineRule="auto"/>
+              <w:jc w:val="both"/>
+              <w:rPr>
+                <w:rFonts w:ascii="Times New Roman" w:hAnsi="Times New Roman" w:cs="Times New Roman"/>
+                <w:sz w:val="20"/>
+                <w:szCs w:val="20"/>
+              </w:rPr>
+            </w:pPr>
+          </w:p>
+        </w:tc>
+      </w:tr>
+      <w:tr>
+        <w:trPr>
+          <w:trHeight w:val="400"/>
+        </w:trPr>
+        <w:tc>
+          <w:tcPr>
+            <w:tcW w:w="2654" w:type="dxa"/>
+            <w:vAlign w:val="center"/>
+          </w:tcPr>
+          <w:tbl>
+            <w:tblPr>
+              <w:tblW w:w="0" w:type="auto"/>
+              <w:tblCellSpacing w:w="15" w:type="dxa"/>
+              <w:tblCellMar>
+                <w:top w:w="15" w:type="dxa"/>
+                <w:left w:w="15" w:type="dxa"/>
+                <w:bottom w:w="15" w:type="dxa"/>
+                <w:right w:w="15" w:type="dxa"/>
+              </w:tblCellMar>
+              <w:tblLook w:val="04A0" w:firstRow="1" w:lastRow="0" w:firstColumn="1" w:lastColumn="0" w:noHBand="0" w:noVBand="1"/>
+            </w:tblPr>
+            <w:tblGrid>
+              <w:gridCol w:w="1968"/>
+            </w:tblGrid>
+            <w:tr>
+              <w:trPr>
+                <w:tblCellSpacing w:w="15" w:type="dxa"/>
+              </w:trPr>
+              <w:tc>
+                <w:tcPr>
+                  <w:tcW w:w="0" w:type="auto"/>
+                  <w:vAlign w:val="center"/>
+                  <w:hideMark/>
+                </w:tcPr>
+                <w:p>
+                  <w:pPr>
+                    <w:spacing w:after="0" w:line="360" w:lineRule="auto"/>
+                    <w:rPr>
+                      <w:rFonts w:ascii="Times New Roman" w:hAnsi="Times New Roman" w:cs="Times New Roman"/>
+                      <w:b/>
+                      <w:bCs/>
+                      <w:sz w:val="20"/>
+                      <w:szCs w:val="20"/>
+                    </w:rPr>
+                  </w:pPr>
+                  <w:r>
+                    <w:rPr>
+                      <w:rFonts w:ascii="Times New Roman" w:hAnsi="Times New Roman" w:cs="Times New Roman"/>
+                      <w:b/>
+                      <w:bCs/>
+                      <w:sz w:val="20"/>
+                      <w:szCs w:val="20"/>
+                    </w:rPr>
+                    <w:t>Muestreo</w:t>
+                  </w:r>
+                  <w:r>
+                    <w:rPr>
+                      <w:rFonts w:ascii="Times New Roman" w:hAnsi="Times New Roman" w:cs="Times New Roman"/>
+                      <w:b/>
+                      <w:bCs/>
+                      <w:sz w:val="20"/>
+                      <w:szCs w:val="20"/>
+                    </w:rPr>
+                    <w:t xml:space="preserve"> </w:t>
+                  </w:r>
+                  <w:r>
+                    <w:rPr>
+                      <w:rFonts w:ascii="Times New Roman" w:hAnsi="Times New Roman" w:cs="Times New Roman"/>
+                      <w:b/>
+                      <w:bCs/>
+                      <w:sz w:val="20"/>
+                      <w:szCs w:val="20"/>
+                    </w:rPr>
+                    <w:t>de suelo</w:t>
+                  </w:r>
+                  <w:r>
+                    <w:rPr>
+                      <w:rFonts w:ascii="Times New Roman" w:hAnsi="Times New Roman" w:cs="Times New Roman"/>
+                      <w:b/>
+                      <w:bCs/>
+                      <w:sz w:val="20"/>
+                      <w:szCs w:val="20"/>
+                    </w:rPr>
+                    <w:t xml:space="preserve"> </w:t>
+                  </w:r>
+                  <w:r>
+                    <w:rPr>
+                      <w:rFonts w:ascii="Times New Roman" w:hAnsi="Times New Roman" w:cs="Times New Roman"/>
+                      <w:b/>
+                      <w:bCs/>
+                      <w:sz w:val="20"/>
+                      <w:szCs w:val="20"/>
+                    </w:rPr>
+                    <w:t>int</w:t>
+                  </w:r>
+                  <w:r>
+                    <w:rPr>
+                      <w:rFonts w:ascii="Times New Roman" w:hAnsi="Times New Roman" w:cs="Times New Roman"/>
+                      <w:b/>
+                      <w:bCs/>
+                      <w:sz w:val="20"/>
+                      <w:szCs w:val="20"/>
+                    </w:rPr>
+                    <w:t>.</w:t>
+                  </w:r>
+                </w:p>
+              </w:tc>
+            </w:tr>
+          </w:tbl>
+          <w:p>
+            <w:pPr>
+              <w:spacing w:line="360" w:lineRule="auto"/>
+              <w:jc w:val="center"/>
+              <w:rPr>
+                <w:rFonts w:ascii="Times New Roman" w:hAnsi="Times New Roman" w:cs="Times New Roman"/>
+                <w:b/>
+                <w:bCs/>
+                <w:sz w:val="20"/>
+                <w:szCs w:val="20"/>
+              </w:rPr>
+            </w:pPr>
+          </w:p>
+        </w:tc>
+        <w:tc>
+          <w:tcPr>
+            <w:tcW w:w="1883" w:type="dxa"/>
+            <w:vAlign w:val="center"/>
+          </w:tcPr>
+          <w:p>
+            <w:pPr>
+              <w:spacing w:line="360" w:lineRule="auto"/>
+              <w:jc w:val="center"/>
+              <w:rPr>
+                <w:rFonts w:ascii="Times New Roman" w:hAnsi="Times New Roman" w:cs="Times New Roman"/>
+                <w:sz w:val="20"/>
+                <w:szCs w:val="20"/>
+              </w:rPr>
+            </w:pPr>
+            <w:r>
+              <w:rPr>
+                <w:rFonts w:ascii="Times New Roman" w:hAnsi="Times New Roman" w:cs="Times New Roman"/>
+                <w:sz w:val="20"/>
+                <w:szCs w:val="20"/>
+              </w:rPr>
+              <w:t xml:space="preserve">01 </w:t>
+            </w:r>
+            <w:r>
+              <w:rPr>
+                <w:rFonts w:ascii="Times New Roman" w:hAnsi="Times New Roman" w:cs="Times New Roman"/>
+                <w:sz w:val="20"/>
+                <w:szCs w:val="20"/>
+              </w:rPr>
+              <w:t>abr</w:t>
+            </w:r>
+            <w:r>
+              <w:rPr>
+                <w:rFonts w:ascii="Times New Roman" w:hAnsi="Times New Roman" w:cs="Times New Roman"/>
+                <w:sz w:val="20"/>
+                <w:szCs w:val="20"/>
+              </w:rPr>
+              <w:t xml:space="preserve"> – 1</w:t>
+            </w:r>
+            <w:r>
+              <w:rPr>
+                <w:rFonts w:ascii="Times New Roman" w:hAnsi="Times New Roman" w:cs="Times New Roman"/>
+                <w:sz w:val="20"/>
+                <w:szCs w:val="20"/>
+              </w:rPr>
+              <w:t>5 abr</w:t>
+            </w:r>
+          </w:p>
+        </w:tc>
+        <w:tc>
+          <w:tcPr>
+            <w:tcW w:w="5670" w:type="dxa"/>
+          </w:tcPr>
+          <w:tbl>
+            <w:tblPr>
+              <w:tblW w:w="0" w:type="auto"/>
+              <w:tblCellSpacing w:w="15" w:type="dxa"/>
+              <w:tblCellMar>
+                <w:top w:w="15" w:type="dxa"/>
+                <w:left w:w="15" w:type="dxa"/>
+                <w:bottom w:w="15" w:type="dxa"/>
+                <w:right w:w="15" w:type="dxa"/>
+              </w:tblCellMar>
+              <w:tblLook w:val="04A0" w:firstRow="1" w:lastRow="0" w:firstColumn="1" w:lastColumn="0" w:noHBand="0" w:noVBand="1"/>
+            </w:tblPr>
+            <w:tblGrid>
+              <w:gridCol w:w="4456"/>
+            </w:tblGrid>
+            <w:tr>
+              <w:trPr>
+                <w:tblCellSpacing w:w="15" w:type="dxa"/>
+              </w:trPr>
+              <w:tc>
+                <w:tcPr>
+                  <w:tcW w:w="0" w:type="auto"/>
+                  <w:vAlign w:val="center"/>
+                  <w:hideMark/>
+                </w:tcPr>
+                <w:p>
+                  <w:pPr>
+                    <w:spacing w:after="0" w:line="360" w:lineRule="auto"/>
+                    <w:jc w:val="both"/>
+                    <w:rPr>
+                      <w:rFonts w:ascii="Times New Roman" w:hAnsi="Times New Roman" w:cs="Times New Roman"/>
+                      <w:sz w:val="20"/>
+                      <w:szCs w:val="20"/>
+                    </w:rPr>
+                  </w:pPr>
+                  <w:r>
+                    <w:rPr>
+                      <w:rFonts w:ascii="Times New Roman" w:hAnsi="Times New Roman" w:cs="Times New Roman"/>
+                      <w:sz w:val="20"/>
+                      <w:szCs w:val="20"/>
+                    </w:rPr>
+                    <w:t>Toma de muestras para análisis intermedio de N, P, K</w:t>
+                  </w:r>
+                  <w:r>
+                    <w:rPr>
+                      <w:rFonts w:ascii="Times New Roman" w:hAnsi="Times New Roman" w:cs="Times New Roman"/>
+                      <w:sz w:val="20"/>
+                      <w:szCs w:val="20"/>
+                    </w:rPr>
+                    <w:t xml:space="preserve">. </w:t>
+                  </w:r>
+                </w:p>
+              </w:tc>
+            </w:tr>
+          </w:tbl>
+          <w:p>
+            <w:pPr>
+              <w:spacing w:line="360" w:lineRule="auto"/>
+              <w:jc w:val="both"/>
+              <w:rPr>
+                <w:rFonts w:ascii="Times New Roman" w:hAnsi="Times New Roman" w:cs="Times New Roman"/>
+                <w:sz w:val="20"/>
+                <w:szCs w:val="20"/>
+              </w:rPr>
+            </w:pPr>
+          </w:p>
+        </w:tc>
+      </w:tr>
+      <w:tr>
+        <w:trPr>
+          <w:trHeight w:val="400"/>
+        </w:trPr>
+        <w:tc>
+          <w:tcPr>
+            <w:tcW w:w="2654" w:type="dxa"/>
+            <w:vAlign w:val="center"/>
+          </w:tcPr>
+          <w:tbl>
+            <w:tblPr>
+              <w:tblW w:w="0" w:type="auto"/>
+              <w:tblCellSpacing w:w="15" w:type="dxa"/>
+              <w:tblCellMar>
+                <w:top w:w="15" w:type="dxa"/>
+                <w:left w:w="15" w:type="dxa"/>
+                <w:bottom w:w="15" w:type="dxa"/>
+                <w:right w:w="15" w:type="dxa"/>
+              </w:tblCellMar>
+              <w:tblLook w:val="04A0" w:firstRow="1" w:lastRow="0" w:firstColumn="1" w:lastColumn="0" w:noHBand="0" w:noVBand="1"/>
+            </w:tblPr>
+            <w:tblGrid>
+              <w:gridCol w:w="2063"/>
+            </w:tblGrid>
+            <w:tr>
+              <w:trPr>
+                <w:tblCellSpacing w:w="15" w:type="dxa"/>
+              </w:trPr>
+              <w:tc>
+                <w:tcPr>
+                  <w:tcW w:w="0" w:type="auto"/>
+                  <w:vAlign w:val="center"/>
+                  <w:hideMark/>
+                </w:tcPr>
+                <w:p>
+                  <w:pPr>
+                    <w:spacing w:after="0" w:line="360" w:lineRule="auto"/>
+                    <w:jc w:val="center"/>
+                    <w:rPr>
+                      <w:rFonts w:ascii="Times New Roman" w:hAnsi="Times New Roman" w:cs="Times New Roman"/>
+                      <w:b/>
+                      <w:bCs/>
+                      <w:sz w:val="20"/>
+                      <w:szCs w:val="20"/>
+                    </w:rPr>
+                  </w:pPr>
+                  <w:r>
+                    <w:rPr>
+                      <w:rFonts w:ascii="Times New Roman" w:hAnsi="Times New Roman" w:cs="Times New Roman"/>
+                      <w:b/>
+                      <w:bCs/>
+                      <w:sz w:val="20"/>
+                      <w:szCs w:val="20"/>
+                    </w:rPr>
+                    <w:t>Cosecha y datos finales</w:t>
+                  </w:r>
+                </w:p>
+              </w:tc>
+            </w:tr>
+          </w:tbl>
+          <w:p>
+            <w:pPr>
+              <w:spacing w:line="360" w:lineRule="auto"/>
+              <w:jc w:val="center"/>
+              <w:rPr>
+                <w:rFonts w:ascii="Times New Roman" w:hAnsi="Times New Roman" w:cs="Times New Roman"/>
+                <w:b/>
+                <w:bCs/>
+                <w:sz w:val="20"/>
+                <w:szCs w:val="20"/>
+              </w:rPr>
+            </w:pPr>
+          </w:p>
+        </w:tc>
+        <w:tc>
+          <w:tcPr>
+            <w:tcW w:w="1883" w:type="dxa"/>
+            <w:vAlign w:val="center"/>
+          </w:tcPr>
+          <w:p>
+            <w:pPr>
+              <w:spacing w:line="360" w:lineRule="auto"/>
+              <w:jc w:val="center"/>
+              <w:rPr>
+                <w:rFonts w:ascii="Times New Roman" w:hAnsi="Times New Roman" w:cs="Times New Roman"/>
+                <w:sz w:val="20"/>
+                <w:szCs w:val="20"/>
+              </w:rPr>
+            </w:pPr>
+            <w:r>
+              <w:rPr>
+                <w:rFonts w:ascii="Times New Roman" w:hAnsi="Times New Roman" w:cs="Times New Roman"/>
+                <w:sz w:val="20"/>
+                <w:szCs w:val="20"/>
+              </w:rPr>
+              <w:t xml:space="preserve">01 </w:t>
+            </w:r>
+            <w:r>
+              <w:rPr>
+                <w:rFonts w:ascii="Times New Roman" w:hAnsi="Times New Roman" w:cs="Times New Roman"/>
+                <w:sz w:val="20"/>
+                <w:szCs w:val="20"/>
+              </w:rPr>
+              <w:t xml:space="preserve">jun </w:t>
+            </w:r>
+            <w:r>
+              <w:rPr>
+                <w:rFonts w:ascii="Times New Roman" w:hAnsi="Times New Roman" w:cs="Times New Roman"/>
+                <w:sz w:val="20"/>
+                <w:szCs w:val="20"/>
+              </w:rPr>
+              <w:t>– 1</w:t>
+            </w:r>
+            <w:r>
+              <w:rPr>
+                <w:rFonts w:ascii="Times New Roman" w:hAnsi="Times New Roman" w:cs="Times New Roman"/>
+                <w:sz w:val="20"/>
+                <w:szCs w:val="20"/>
+              </w:rPr>
+              <w:t>5 jun</w:t>
+            </w:r>
+          </w:p>
+        </w:tc>
+        <w:tc>
+          <w:tcPr>
+            <w:tcW w:w="5670" w:type="dxa"/>
+          </w:tcPr>
+          <w:tbl>
+            <w:tblPr>
+              <w:tblW w:w="0" w:type="auto"/>
+              <w:tblCellSpacing w:w="15" w:type="dxa"/>
+              <w:tblCellMar>
+                <w:top w:w="15" w:type="dxa"/>
+                <w:left w:w="15" w:type="dxa"/>
+                <w:bottom w:w="15" w:type="dxa"/>
+                <w:right w:w="15" w:type="dxa"/>
+              </w:tblCellMar>
+              <w:tblLook w:val="04A0" w:firstRow="1" w:lastRow="0" w:firstColumn="1" w:lastColumn="0" w:noHBand="0" w:noVBand="1"/>
+            </w:tblPr>
+            <w:tblGrid>
+              <w:gridCol w:w="5454"/>
+            </w:tblGrid>
+            <w:tr>
+              <w:trPr>
+                <w:tblCellSpacing w:w="15" w:type="dxa"/>
+              </w:trPr>
+              <w:tc>
+                <w:tcPr>
+                  <w:tcW w:w="0" w:type="auto"/>
+                  <w:vAlign w:val="center"/>
+                  <w:hideMark/>
+                </w:tcPr>
+                <w:p>
+                  <w:pPr>
+                    <w:spacing w:after="0" w:line="360" w:lineRule="auto"/>
+                    <w:jc w:val="both"/>
+                    <w:rPr>
+                      <w:rFonts w:ascii="Times New Roman" w:hAnsi="Times New Roman" w:cs="Times New Roman"/>
+                      <w:sz w:val="20"/>
+                      <w:szCs w:val="20"/>
+                    </w:rPr>
+                  </w:pPr>
+                  <w:r>
+                    <w:rPr>
+                      <w:rFonts w:ascii="Times New Roman" w:hAnsi="Times New Roman" w:cs="Times New Roman"/>
+                      <w:sz w:val="20"/>
+                      <w:szCs w:val="20"/>
+                    </w:rPr>
+                    <w:t>Cosecha y pesaje de granos</w:t>
+                  </w:r>
+                  <w:r>
+                    <w:rPr>
+                      <w:rFonts w:ascii="Times New Roman" w:hAnsi="Times New Roman" w:cs="Times New Roman"/>
+                      <w:sz w:val="20"/>
+                      <w:szCs w:val="20"/>
+                    </w:rPr>
+                    <w:t xml:space="preserve">. </w:t>
+                  </w:r>
+                  <w:r>
+                    <w:rPr>
+                      <w:rFonts w:ascii="Times New Roman" w:hAnsi="Times New Roman" w:cs="Times New Roman"/>
+                      <w:sz w:val="20"/>
+                      <w:szCs w:val="20"/>
+                    </w:rPr>
+                    <w:t>Conteo de vainas</w:t>
+                  </w:r>
+                  <w:r>
+                    <w:rPr>
+                      <w:rFonts w:ascii="Times New Roman" w:hAnsi="Times New Roman" w:cs="Times New Roman"/>
+                      <w:sz w:val="20"/>
+                      <w:szCs w:val="20"/>
+                    </w:rPr>
+                    <w:t xml:space="preserve">. </w:t>
+                  </w:r>
+                  <w:r>
+                    <w:rPr>
+                      <w:rFonts w:ascii="Times New Roman" w:hAnsi="Times New Roman" w:cs="Times New Roman"/>
+                      <w:sz w:val="20"/>
+                      <w:szCs w:val="20"/>
+                    </w:rPr>
+                    <w:t>Análisis de suelo postcosecha</w:t>
+                  </w:r>
+                  <w:r>
+                    <w:rPr>
+                      <w:rFonts w:ascii="Times New Roman" w:hAnsi="Times New Roman" w:cs="Times New Roman"/>
+                      <w:sz w:val="20"/>
+                      <w:szCs w:val="20"/>
+                    </w:rPr>
+                    <w:t>.</w:t>
+                  </w:r>
+                </w:p>
+              </w:tc>
+            </w:tr>
+          </w:tbl>
+          <w:p>
+            <w:pPr>
+              <w:spacing w:line="360" w:lineRule="auto"/>
+              <w:jc w:val="both"/>
+              <w:rPr>
+                <w:rFonts w:ascii="Times New Roman" w:hAnsi="Times New Roman" w:cs="Times New Roman"/>
+                <w:sz w:val="20"/>
+                <w:szCs w:val="20"/>
+              </w:rPr>
+            </w:pPr>
+          </w:p>
+        </w:tc>
+      </w:tr>
+      <w:tr>
+        <w:trPr>
+          <w:trHeight w:val="400"/>
+        </w:trPr>
+        <w:tc>
+          <w:tcPr>
+            <w:tcW w:w="2654" w:type="dxa"/>
+            <w:vAlign w:val="center"/>
+          </w:tcPr>
+          <w:tbl>
+            <w:tblPr>
+              <w:tblW w:w="0" w:type="auto"/>
+              <w:tblCellSpacing w:w="15" w:type="dxa"/>
+              <w:tblCellMar>
+                <w:top w:w="15" w:type="dxa"/>
+                <w:left w:w="15" w:type="dxa"/>
+                <w:bottom w:w="15" w:type="dxa"/>
+                <w:right w:w="15" w:type="dxa"/>
+              </w:tblCellMar>
+              <w:tblLook w:val="04A0" w:firstRow="1" w:lastRow="0" w:firstColumn="1" w:lastColumn="0" w:noHBand="0" w:noVBand="1"/>
+            </w:tblPr>
+            <w:tblGrid>
+              <w:gridCol w:w="1707"/>
+            </w:tblGrid>
+            <w:tr>
+              <w:trPr>
+                <w:tblCellSpacing w:w="15" w:type="dxa"/>
+              </w:trPr>
+              <w:tc>
+                <w:tcPr>
+                  <w:tcW w:w="0" w:type="auto"/>
+                  <w:vAlign w:val="center"/>
+                  <w:hideMark/>
+                </w:tcPr>
+                <w:p>
+                  <w:pPr>
+                    <w:spacing w:after="0" w:line="360" w:lineRule="auto"/>
+                    <w:jc w:val="center"/>
+                    <w:rPr>
+                      <w:rFonts w:ascii="Times New Roman" w:hAnsi="Times New Roman" w:cs="Times New Roman"/>
+                      <w:b/>
+                      <w:bCs/>
+                      <w:sz w:val="20"/>
+                      <w:szCs w:val="20"/>
+                    </w:rPr>
+                  </w:pPr>
+                  <w:r>
+                    <w:rPr>
+                      <w:rFonts w:ascii="Times New Roman" w:hAnsi="Times New Roman" w:cs="Times New Roman"/>
+                      <w:b/>
+                      <w:bCs/>
+                      <w:sz w:val="20"/>
+                      <w:szCs w:val="20"/>
+                    </w:rPr>
+                    <w:t>Análisis estadístico</w:t>
+                  </w:r>
+                </w:p>
+              </w:tc>
+            </w:tr>
+          </w:tbl>
+          <w:p>
+            <w:pPr>
+              <w:spacing w:line="360" w:lineRule="auto"/>
+              <w:jc w:val="center"/>
+              <w:rPr>
+                <w:rFonts w:ascii="Times New Roman" w:hAnsi="Times New Roman" w:cs="Times New Roman"/>
+                <w:b/>
+                <w:bCs/>
+                <w:sz w:val="20"/>
+                <w:szCs w:val="20"/>
+              </w:rPr>
+            </w:pPr>
+          </w:p>
+        </w:tc>
+        <w:tc>
+          <w:tcPr>
+            <w:tcW w:w="1883" w:type="dxa"/>
+            <w:vAlign w:val="center"/>
+          </w:tcPr>
+          <w:p>
+            <w:pPr>
+              <w:spacing w:line="360" w:lineRule="auto"/>
+              <w:jc w:val="center"/>
+              <w:rPr>
+                <w:rFonts w:ascii="Times New Roman" w:hAnsi="Times New Roman" w:cs="Times New Roman"/>
+                <w:sz w:val="20"/>
+                <w:szCs w:val="20"/>
+              </w:rPr>
+            </w:pPr>
+            <w:r>
+              <w:rPr>
+                <w:rFonts w:ascii="Times New Roman" w:hAnsi="Times New Roman" w:cs="Times New Roman"/>
+                <w:sz w:val="20"/>
+                <w:szCs w:val="20"/>
+              </w:rPr>
+              <w:t>16</w:t>
+            </w:r>
+            <w:r>
+              <w:rPr>
+                <w:rFonts w:ascii="Times New Roman" w:hAnsi="Times New Roman" w:cs="Times New Roman"/>
+                <w:sz w:val="20"/>
+                <w:szCs w:val="20"/>
+              </w:rPr>
+              <w:t xml:space="preserve"> </w:t>
+            </w:r>
+            <w:r>
+              <w:rPr>
+                <w:rFonts w:ascii="Times New Roman" w:hAnsi="Times New Roman" w:cs="Times New Roman"/>
+                <w:sz w:val="20"/>
+                <w:szCs w:val="20"/>
+              </w:rPr>
+              <w:t>jun</w:t>
+            </w:r>
+            <w:r>
+              <w:rPr>
+                <w:rFonts w:ascii="Times New Roman" w:hAnsi="Times New Roman" w:cs="Times New Roman"/>
+                <w:sz w:val="20"/>
+                <w:szCs w:val="20"/>
+              </w:rPr>
+              <w:t xml:space="preserve"> – </w:t>
+            </w:r>
+            <w:r>
+              <w:rPr>
+                <w:rFonts w:ascii="Times New Roman" w:hAnsi="Times New Roman" w:cs="Times New Roman"/>
+                <w:sz w:val="20"/>
+                <w:szCs w:val="20"/>
+              </w:rPr>
+              <w:t>30 jun</w:t>
+            </w:r>
+          </w:p>
+        </w:tc>
+        <w:tc>
+          <w:tcPr>
+            <w:tcW w:w="5670" w:type="dxa"/>
+          </w:tcPr>
+          <w:tbl>
+            <w:tblPr>
+              <w:tblW w:w="0" w:type="auto"/>
+              <w:tblCellSpacing w:w="15" w:type="dxa"/>
+              <w:tblCellMar>
+                <w:top w:w="15" w:type="dxa"/>
+                <w:left w:w="15" w:type="dxa"/>
+                <w:bottom w:w="15" w:type="dxa"/>
+                <w:right w:w="15" w:type="dxa"/>
+              </w:tblCellMar>
+              <w:tblLook w:val="04A0" w:firstRow="1" w:lastRow="0" w:firstColumn="1" w:lastColumn="0" w:noHBand="0" w:noVBand="1"/>
+            </w:tblPr>
+            <w:tblGrid>
+              <w:gridCol w:w="5029"/>
+            </w:tblGrid>
+            <w:tr>
+              <w:trPr>
+                <w:tblCellSpacing w:w="15" w:type="dxa"/>
+              </w:trPr>
+              <w:tc>
+                <w:tcPr>
+                  <w:tcW w:w="0" w:type="auto"/>
+                  <w:vAlign w:val="center"/>
+                  <w:hideMark/>
+                </w:tcPr>
+                <w:p>
+                  <w:pPr>
+                    <w:spacing w:after="0" w:line="360" w:lineRule="auto"/>
+                    <w:jc w:val="both"/>
+                    <w:rPr>
+                      <w:rFonts w:ascii="Times New Roman" w:hAnsi="Times New Roman" w:cs="Times New Roman"/>
+                      <w:sz w:val="20"/>
+                      <w:szCs w:val="20"/>
+                    </w:rPr>
+                  </w:pPr>
+                  <w:r>
+                    <w:rPr>
+                      <w:rFonts w:ascii="Times New Roman" w:hAnsi="Times New Roman" w:cs="Times New Roman"/>
+                      <w:sz w:val="20"/>
+                      <w:szCs w:val="20"/>
+                    </w:rPr>
+                    <w:t>Procesamiento de datos</w:t>
+                  </w:r>
+                  <w:r>
+                    <w:rPr>
+                      <w:rFonts w:ascii="Times New Roman" w:hAnsi="Times New Roman" w:cs="Times New Roman"/>
+                      <w:sz w:val="20"/>
+                      <w:szCs w:val="20"/>
+                    </w:rPr>
+                    <w:t xml:space="preserve">. </w:t>
+                  </w:r>
+                  <w:r>
+                    <w:rPr>
+                      <w:rFonts w:ascii="Times New Roman" w:hAnsi="Times New Roman" w:cs="Times New Roman"/>
+                      <w:sz w:val="20"/>
+                      <w:szCs w:val="20"/>
+                    </w:rPr>
+                    <w:t>ANOVA y prueba de Tukey</w:t>
+                  </w:r>
+                  <w:r>
+                    <w:rPr>
+                      <w:rFonts w:ascii="Times New Roman" w:hAnsi="Times New Roman" w:cs="Times New Roman"/>
+                      <w:sz w:val="20"/>
+                      <w:szCs w:val="20"/>
+                    </w:rPr>
+                    <w:t xml:space="preserve">. </w:t>
+                  </w:r>
+                  <w:r>
+                    <w:rPr>
+                      <w:rFonts w:ascii="Times New Roman" w:hAnsi="Times New Roman" w:cs="Times New Roman"/>
+                      <w:sz w:val="20"/>
+                      <w:szCs w:val="20"/>
+                    </w:rPr>
+                    <w:t>Elaboración de gráficos y tablas</w:t>
+                  </w:r>
+                </w:p>
+              </w:tc>
+            </w:tr>
+          </w:tbl>
+          <w:p>
+            <w:pPr>
+              <w:spacing w:line="360" w:lineRule="auto"/>
+              <w:jc w:val="both"/>
+              <w:rPr>
+                <w:rFonts w:ascii="Times New Roman" w:hAnsi="Times New Roman" w:cs="Times New Roman"/>
+                <w:sz w:val="20"/>
+                <w:szCs w:val="20"/>
+              </w:rPr>
+            </w:pPr>
+          </w:p>
+        </w:tc>
+      </w:tr>
+      <w:tr>
+        <w:trPr>
+          <w:trHeight w:val="400"/>
+        </w:trPr>
+        <w:tc>
+          <w:tcPr>
+            <w:tcW w:w="2654" w:type="dxa"/>
+            <w:vAlign w:val="center"/>
+          </w:tcPr>
+          <w:tbl>
+            <w:tblPr>
+              <w:tblW w:w="0" w:type="auto"/>
+              <w:tblCellSpacing w:w="15" w:type="dxa"/>
+              <w:tblCellMar>
+                <w:top w:w="15" w:type="dxa"/>
+                <w:left w:w="15" w:type="dxa"/>
+                <w:bottom w:w="15" w:type="dxa"/>
+                <w:right w:w="15" w:type="dxa"/>
+              </w:tblCellMar>
+              <w:tblLook w:val="04A0" w:firstRow="1" w:lastRow="0" w:firstColumn="1" w:lastColumn="0" w:noHBand="0" w:noVBand="1"/>
+            </w:tblPr>
+            <w:tblGrid>
+              <w:gridCol w:w="2296"/>
+            </w:tblGrid>
+            <w:tr>
+              <w:trPr>
+                <w:tblCellSpacing w:w="15" w:type="dxa"/>
+              </w:trPr>
+              <w:tc>
+                <w:tcPr>
+                  <w:tcW w:w="0" w:type="auto"/>
+                  <w:vAlign w:val="center"/>
+                  <w:hideMark/>
+                </w:tcPr>
+                <w:p>
+                  <w:pPr>
+                    <w:spacing w:after="0" w:line="360" w:lineRule="auto"/>
+                    <w:jc w:val="center"/>
+                    <w:rPr>
+                      <w:rFonts w:ascii="Times New Roman" w:hAnsi="Times New Roman" w:cs="Times New Roman"/>
+                      <w:b/>
+                      <w:bCs/>
+                      <w:sz w:val="20"/>
+                      <w:szCs w:val="20"/>
+                    </w:rPr>
+                  </w:pPr>
+                  <w:r>
+                    <w:rPr>
+                      <w:rFonts w:ascii="Times New Roman" w:hAnsi="Times New Roman" w:cs="Times New Roman"/>
+                      <w:b/>
+                      <w:bCs/>
+                      <w:sz w:val="20"/>
+                      <w:szCs w:val="20"/>
+                    </w:rPr>
+                    <w:t>Redacción y revisión final</w:t>
+                  </w:r>
+                </w:p>
+              </w:tc>
+            </w:tr>
+          </w:tbl>
+          <w:p>
+            <w:pPr>
+              <w:spacing w:line="360" w:lineRule="auto"/>
+              <w:jc w:val="center"/>
+              <w:rPr>
+                <w:rFonts w:ascii="Times New Roman" w:hAnsi="Times New Roman" w:cs="Times New Roman"/>
+                <w:b/>
+                <w:bCs/>
+                <w:sz w:val="20"/>
+                <w:szCs w:val="20"/>
+              </w:rPr>
+            </w:pPr>
+          </w:p>
+        </w:tc>
+        <w:tc>
+          <w:tcPr>
+            <w:tcW w:w="1883" w:type="dxa"/>
+            <w:vAlign w:val="center"/>
+          </w:tcPr>
+          <w:p>
+            <w:pPr>
+              <w:spacing w:line="360" w:lineRule="auto"/>
+              <w:jc w:val="center"/>
+              <w:rPr>
+                <w:rFonts w:ascii="Times New Roman" w:hAnsi="Times New Roman" w:cs="Times New Roman"/>
+                <w:sz w:val="20"/>
+                <w:szCs w:val="20"/>
+              </w:rPr>
+            </w:pPr>
+            <w:r>
+              <w:rPr>
+                <w:rFonts w:ascii="Times New Roman" w:hAnsi="Times New Roman" w:cs="Times New Roman"/>
+                <w:sz w:val="20"/>
+                <w:szCs w:val="20"/>
+              </w:rPr>
+              <w:t xml:space="preserve">01 </w:t>
+            </w:r>
+            <w:r>
+              <w:rPr>
+                <w:rFonts w:ascii="Times New Roman" w:hAnsi="Times New Roman" w:cs="Times New Roman"/>
+                <w:sz w:val="20"/>
+                <w:szCs w:val="20"/>
+              </w:rPr>
+              <w:t xml:space="preserve">julio </w:t>
+            </w:r>
+            <w:r>
+              <w:rPr>
+                <w:rFonts w:ascii="Times New Roman" w:hAnsi="Times New Roman" w:cs="Times New Roman"/>
+                <w:sz w:val="20"/>
+                <w:szCs w:val="20"/>
+              </w:rPr>
+              <w:t xml:space="preserve">– </w:t>
+            </w:r>
+            <w:r>
+              <w:rPr>
+                <w:rFonts w:ascii="Times New Roman" w:hAnsi="Times New Roman" w:cs="Times New Roman"/>
+                <w:sz w:val="20"/>
+                <w:szCs w:val="20"/>
+              </w:rPr>
+              <w:t>30 sep</w:t>
+            </w:r>
+          </w:p>
+        </w:tc>
+        <w:tc>
+          <w:tcPr>
+            <w:tcW w:w="5670" w:type="dxa"/>
+          </w:tcPr>
+          <w:tbl>
+            <w:tblPr>
+              <w:tblW w:w="0" w:type="auto"/>
+              <w:tblCellSpacing w:w="15" w:type="dxa"/>
+              <w:tblCellMar>
+                <w:top w:w="15" w:type="dxa"/>
+                <w:left w:w="15" w:type="dxa"/>
+                <w:bottom w:w="15" w:type="dxa"/>
+                <w:right w:w="15" w:type="dxa"/>
+              </w:tblCellMar>
+              <w:tblLook w:val="04A0" w:firstRow="1" w:lastRow="0" w:firstColumn="1" w:lastColumn="0" w:noHBand="0" w:noVBand="1"/>
+            </w:tblPr>
+            <w:tblGrid>
+              <w:gridCol w:w="5029"/>
+            </w:tblGrid>
+            <w:tr>
+              <w:trPr>
+                <w:tblCellSpacing w:w="15" w:type="dxa"/>
+              </w:trPr>
+              <w:tc>
+                <w:tcPr>
+                  <w:tcW w:w="0" w:type="auto"/>
+                  <w:vAlign w:val="center"/>
+                  <w:hideMark/>
+                </w:tcPr>
+                <w:p>
+                  <w:pPr>
+                    <w:spacing w:after="0" w:line="360" w:lineRule="auto"/>
+                    <w:jc w:val="both"/>
+                    <w:rPr>
+                      <w:rFonts w:ascii="Times New Roman" w:hAnsi="Times New Roman" w:cs="Times New Roman"/>
+                      <w:sz w:val="20"/>
+                      <w:szCs w:val="20"/>
+                    </w:rPr>
+                  </w:pPr>
+                  <w:r>
+                    <w:rPr>
+                      <w:rFonts w:ascii="Times New Roman" w:hAnsi="Times New Roman" w:cs="Times New Roman"/>
+                      <w:sz w:val="20"/>
+                      <w:szCs w:val="20"/>
+                    </w:rPr>
+                    <w:t>Redacción de resultados y discusión</w:t>
+                  </w:r>
+                  <w:r>
+                    <w:rPr>
+                      <w:rFonts w:ascii="Times New Roman" w:hAnsi="Times New Roman" w:cs="Times New Roman"/>
+                      <w:sz w:val="20"/>
+                      <w:szCs w:val="20"/>
+                    </w:rPr>
+                    <w:t xml:space="preserve">. </w:t>
+                  </w:r>
+                  <w:r>
+                    <w:rPr>
+                      <w:rFonts w:ascii="Times New Roman" w:hAnsi="Times New Roman" w:cs="Times New Roman"/>
+                      <w:sz w:val="20"/>
+                      <w:szCs w:val="20"/>
+                    </w:rPr>
+                    <w:t>Conclusiones y recomendaciones</w:t>
+                  </w:r>
+                  <w:r>
+                    <w:rPr>
+                      <w:rFonts w:ascii="Times New Roman" w:hAnsi="Times New Roman" w:cs="Times New Roman"/>
+                      <w:sz w:val="20"/>
+                      <w:szCs w:val="20"/>
+                    </w:rPr>
+                    <w:t xml:space="preserve">. </w:t>
+                  </w:r>
+                </w:p>
+              </w:tc>
+            </w:tr>
+          </w:tbl>
+          <w:p>
+            <w:pPr>
+              <w:spacing w:line="360" w:lineRule="auto"/>
+              <w:jc w:val="both"/>
+              <w:rPr>
+                <w:rFonts w:ascii="Times New Roman" w:hAnsi="Times New Roman" w:cs="Times New Roman"/>
+                <w:sz w:val="20"/>
+                <w:szCs w:val="20"/>
+              </w:rPr>
+            </w:pPr>
           </w:p>
         </w:tc>
       </w:tr>
@@ -13127,7 +13910,7 @@
         </w:trPr>
         <w:tc>
           <w:tcPr>
-            <w:tcW w:w="2694" w:type="dxa"/>
+            <w:tcW w:w="2654" w:type="dxa"/>
           </w:tcPr>
           <w:p>
             <w:pPr>
@@ -13137,8 +13920,8 @@
                 <w:rFonts w:ascii="Times New Roman" w:hAnsi="Times New Roman" w:cs="Times New Roman"/>
                 <w:b/>
                 <w:bCs/>
-                <w:sz w:val="24"/>
-                <w:szCs w:val="24"/>
+                <w:sz w:val="20"/>
+                <w:szCs w:val="20"/>
               </w:rPr>
             </w:pPr>
             <w:r>
@@ -13146,16 +13929,16 @@
                 <w:rFonts w:ascii="Times New Roman" w:hAnsi="Times New Roman" w:cs="Times New Roman"/>
                 <w:b/>
                 <w:bCs/>
-                <w:sz w:val="24"/>
-                <w:szCs w:val="24"/>
-              </w:rPr>
-              <w:t>Análisis de resultados</w:t>
+                <w:sz w:val="20"/>
+                <w:szCs w:val="20"/>
+              </w:rPr>
+              <w:t>Total</w:t>
             </w:r>
           </w:p>
         </w:tc>
         <w:tc>
           <w:tcPr>
-            <w:tcW w:w="2552" w:type="dxa"/>
+            <w:tcW w:w="1883" w:type="dxa"/>
           </w:tcPr>
           <w:p>
             <w:pPr>
@@ -13163,23 +13946,37 @@
               <w:jc w:val="both"/>
               <w:rPr>
                 <w:rFonts w:ascii="Times New Roman" w:hAnsi="Times New Roman" w:cs="Times New Roman"/>
-                <w:sz w:val="24"/>
-                <w:szCs w:val="24"/>
+                <w:b/>
+                <w:bCs/>
+                <w:sz w:val="20"/>
+                <w:szCs w:val="20"/>
               </w:rPr>
             </w:pPr>
             <w:r>
               <w:rPr>
                 <w:rFonts w:ascii="Times New Roman" w:hAnsi="Times New Roman" w:cs="Times New Roman"/>
-                <w:sz w:val="24"/>
-                <w:szCs w:val="24"/>
-              </w:rPr>
-              <w:t>Abril - Junio</w:t>
+                <w:b/>
+                <w:bCs/>
+                <w:sz w:val="20"/>
+                <w:szCs w:val="20"/>
+              </w:rPr>
+              <w:t>09 meses</w:t>
+            </w:r>
+            <w:r>
+              <w:rPr>
+                <w:rFonts w:ascii="Times New Roman" w:hAnsi="Times New Roman" w:cs="Times New Roman"/>
+                <w:b/>
+                <w:bCs/>
+                <w:sz w:val="20"/>
+                <w:szCs w:val="20"/>
+              </w:rPr>
+              <w:t xml:space="preserve"> </w:t>
             </w:r>
           </w:p>
         </w:tc>
         <w:tc>
           <w:tcPr>
-            <w:tcW w:w="3685" w:type="dxa"/>
+            <w:tcW w:w="5670" w:type="dxa"/>
           </w:tcPr>
           <w:p>
             <w:pPr>
@@ -13187,39 +13984,10 @@
               <w:jc w:val="both"/>
               <w:rPr>
                 <w:rFonts w:ascii="Times New Roman" w:hAnsi="Times New Roman" w:cs="Times New Roman"/>
-                <w:sz w:val="24"/>
-                <w:szCs w:val="24"/>
-              </w:rPr>
-            </w:pPr>
-            <w:r>
-              <w:rPr>
-                <w:rFonts w:ascii="Times New Roman" w:hAnsi="Times New Roman" w:cs="Times New Roman"/>
-                <w:sz w:val="24"/>
-                <w:szCs w:val="24"/>
-              </w:rPr>
-              <w:t>1 de abril 2025 - 30 de junio 2025</w:t>
-            </w:r>
-          </w:p>
-        </w:tc>
-      </w:tr>
-      <w:tr>
-        <w:trPr>
-          <w:trHeight w:val="785"/>
-        </w:trPr>
-        <w:tc>
-          <w:tcPr>
-            <w:tcW w:w="2694" w:type="dxa"/>
-          </w:tcPr>
-          <w:p>
-            <w:pPr>
-              <w:spacing w:line="360" w:lineRule="auto"/>
-              <w:jc w:val="both"/>
-              <w:rPr>
-                <w:rFonts w:ascii="Times New Roman" w:hAnsi="Times New Roman" w:cs="Times New Roman"/>
                 <w:b/>
                 <w:bCs/>
-                <w:sz w:val="24"/>
-                <w:szCs w:val="24"/>
+                <w:sz w:val="20"/>
+                <w:szCs w:val="20"/>
               </w:rPr>
             </w:pPr>
             <w:r>
@@ -13227,156 +13995,15 @@
                 <w:rFonts w:ascii="Times New Roman" w:hAnsi="Times New Roman" w:cs="Times New Roman"/>
                 <w:b/>
                 <w:bCs/>
-                <w:sz w:val="24"/>
-                <w:szCs w:val="24"/>
-              </w:rPr>
-              <w:t>Elaboración del informe</w:t>
-            </w:r>
-          </w:p>
-        </w:tc>
-        <w:tc>
-          <w:tcPr>
-            <w:tcW w:w="2552" w:type="dxa"/>
-          </w:tcPr>
-          <w:p>
-            <w:pPr>
-              <w:spacing w:line="360" w:lineRule="auto"/>
-              <w:jc w:val="both"/>
-              <w:rPr>
-                <w:rFonts w:ascii="Times New Roman" w:hAnsi="Times New Roman" w:cs="Times New Roman"/>
-                <w:sz w:val="24"/>
-                <w:szCs w:val="24"/>
-              </w:rPr>
-            </w:pPr>
-            <w:r>
-              <w:rPr>
-                <w:rFonts w:ascii="Times New Roman" w:hAnsi="Times New Roman" w:cs="Times New Roman"/>
-                <w:sz w:val="24"/>
-                <w:szCs w:val="24"/>
-              </w:rPr>
-              <w:t>Julio - Septiembre</w:t>
-            </w:r>
-          </w:p>
-        </w:tc>
-        <w:tc>
-          <w:tcPr>
-            <w:tcW w:w="3685" w:type="dxa"/>
-          </w:tcPr>
-          <w:p>
-            <w:pPr>
-              <w:spacing w:line="360" w:lineRule="auto"/>
-              <w:jc w:val="both"/>
-              <w:rPr>
-                <w:rFonts w:ascii="Times New Roman" w:hAnsi="Times New Roman" w:cs="Times New Roman"/>
-                <w:sz w:val="24"/>
-                <w:szCs w:val="24"/>
-              </w:rPr>
-            </w:pPr>
-            <w:r>
-              <w:rPr>
-                <w:rFonts w:ascii="Times New Roman" w:hAnsi="Times New Roman" w:cs="Times New Roman"/>
-                <w:sz w:val="24"/>
-                <w:szCs w:val="24"/>
-              </w:rPr>
-              <w:t>1 de julio 2025 - 30 de septiembre 2025</w:t>
-            </w:r>
-          </w:p>
-        </w:tc>
-      </w:tr>
-      <w:tr>
-        <w:trPr>
-          <w:trHeight w:val="385"/>
-        </w:trPr>
-        <w:tc>
-          <w:tcPr>
-            <w:tcW w:w="2694" w:type="dxa"/>
-            <w:shd w:val="clear" w:color="auto" w:fill="FFC000" w:themeFill="accent4"/>
-          </w:tcPr>
-          <w:p>
-            <w:pPr>
-              <w:spacing w:line="360" w:lineRule="auto"/>
-              <w:jc w:val="both"/>
-              <w:rPr>
-                <w:rFonts w:ascii="Times New Roman" w:hAnsi="Times New Roman" w:cs="Times New Roman"/>
-                <w:b/>
-                <w:bCs/>
-                <w:sz w:val="24"/>
-                <w:szCs w:val="24"/>
-              </w:rPr>
-            </w:pPr>
-            <w:r>
-              <w:rPr>
-                <w:rFonts w:ascii="Times New Roman" w:hAnsi="Times New Roman" w:cs="Times New Roman"/>
-                <w:b/>
-                <w:bCs/>
-                <w:sz w:val="24"/>
-                <w:szCs w:val="24"/>
-              </w:rPr>
-              <w:t>Total</w:t>
-            </w:r>
-          </w:p>
-        </w:tc>
-        <w:tc>
-          <w:tcPr>
-            <w:tcW w:w="2552" w:type="dxa"/>
-            <w:shd w:val="clear" w:color="auto" w:fill="FFC000" w:themeFill="accent4"/>
-          </w:tcPr>
-          <w:p>
-            <w:pPr>
-              <w:spacing w:line="360" w:lineRule="auto"/>
-              <w:jc w:val="both"/>
-              <w:rPr>
-                <w:rFonts w:ascii="Times New Roman" w:hAnsi="Times New Roman" w:cs="Times New Roman"/>
-                <w:b/>
-                <w:bCs/>
-                <w:sz w:val="24"/>
-                <w:szCs w:val="24"/>
-              </w:rPr>
-            </w:pPr>
-            <w:r>
-              <w:rPr>
-                <w:rFonts w:ascii="Times New Roman" w:hAnsi="Times New Roman" w:cs="Times New Roman"/>
-                <w:b/>
-                <w:bCs/>
-                <w:sz w:val="24"/>
-                <w:szCs w:val="24"/>
-              </w:rPr>
-              <w:t>09 meses</w:t>
-            </w:r>
-          </w:p>
-        </w:tc>
-        <w:tc>
-          <w:tcPr>
-            <w:tcW w:w="3685" w:type="dxa"/>
-            <w:shd w:val="clear" w:color="auto" w:fill="FFC000" w:themeFill="accent4"/>
-          </w:tcPr>
-          <w:p>
-            <w:pPr>
-              <w:spacing w:line="360" w:lineRule="auto"/>
-              <w:jc w:val="both"/>
-              <w:rPr>
-                <w:rFonts w:ascii="Times New Roman" w:hAnsi="Times New Roman" w:cs="Times New Roman"/>
-                <w:b/>
-                <w:bCs/>
-                <w:sz w:val="24"/>
-                <w:szCs w:val="24"/>
-              </w:rPr>
-            </w:pPr>
-            <w:r>
-              <w:rPr>
-                <w:rFonts w:ascii="Times New Roman" w:hAnsi="Times New Roman" w:cs="Times New Roman"/>
-                <w:b/>
-                <w:bCs/>
-                <w:sz w:val="24"/>
-                <w:szCs w:val="24"/>
-              </w:rPr>
-              <w:t>15/01/2025 – 30/09/2025</w:t>
+                <w:sz w:val="20"/>
+                <w:szCs w:val="20"/>
+              </w:rPr>
+              <w:t>(01/01/2026 – 30/09/2026)</w:t>
             </w:r>
           </w:p>
         </w:tc>
       </w:tr>
     </w:tbl>
-    <w:p/>
     <w:p>
       <w:pPr>
         <w:pStyle w:val="Ttulo2"/>
@@ -13387,13 +14014,14 @@
         <w:spacing w:line="360" w:lineRule="auto"/>
         <w:ind w:left="644"/>
       </w:pPr>
-      <w:bookmarkStart w:id="51" w:name="_Toc183653941"/>
-      <w:bookmarkStart w:id="52" w:name="_Toc200442688"/>
-      <w:r>
+      <w:bookmarkStart w:id="49" w:name="_Toc183653941"/>
+      <w:bookmarkStart w:id="50" w:name="_Toc200442688"/>
+      <w:r>
+        <w:lastRenderedPageBreak/>
         <w:t>Diseño estadístico:</w:t>
       </w:r>
-      <w:bookmarkEnd w:id="51"/>
-      <w:bookmarkEnd w:id="52"/>
+      <w:bookmarkEnd w:id="49"/>
+      <w:bookmarkEnd w:id="50"/>
     </w:p>
     <w:p>
       <w:pPr>
@@ -13451,26 +14079,6 @@
           <w:szCs w:val="24"/>
         </w:rPr>
         <w:t>Es probable que existan diferencias en las características del suelo (textura, capacidad de retención de humedad, nutrientes) entre las parcelas.</w:t>
-      </w:r>
-    </w:p>
-    <w:p>
-      <w:pPr>
-        <w:pStyle w:val="Prrafodelista"/>
-        <w:spacing w:line="360" w:lineRule="auto"/>
-        <w:jc w:val="both"/>
-        <w:rPr>
-          <w:rFonts w:ascii="Times New Roman" w:hAnsi="Times New Roman" w:cs="Times New Roman"/>
-          <w:sz w:val="24"/>
-          <w:szCs w:val="24"/>
-        </w:rPr>
-      </w:pPr>
-      <w:r>
-        <w:rPr>
-          <w:rFonts w:ascii="Times New Roman" w:hAnsi="Times New Roman" w:cs="Times New Roman"/>
-          <w:sz w:val="24"/>
-          <w:szCs w:val="24"/>
-        </w:rPr>
-        <w:t>Los bloques pueden representar estas diferencias y permitir una mejor comparación entre los tratamientos.</w:t>
       </w:r>
     </w:p>
     <w:p>
@@ -13518,10 +14126,8 @@
           <w:szCs w:val="24"/>
           <w:lang w:eastAsia="es-PE"/>
         </w:rPr>
-        <w:lastRenderedPageBreak/>
         <w:t xml:space="preserve">T1: Frejol + </w:t>
       </w:r>
-      <w:proofErr w:type="spellStart"/>
       <w:r>
         <w:rPr>
           <w:rFonts w:ascii="Times New Roman" w:eastAsia="Times New Roman" w:hAnsi="Times New Roman" w:cs="Times New Roman"/>
@@ -13531,9 +14137,29 @@
           <w:szCs w:val="24"/>
           <w:lang w:eastAsia="es-PE"/>
         </w:rPr>
-        <w:t>Cynodon</w:t>
-      </w:r>
-      <w:proofErr w:type="spellEnd"/>
+        <w:t>Cynodon dactylon</w:t>
+      </w:r>
+    </w:p>
+    <w:p>
+      <w:pPr>
+        <w:pStyle w:val="Prrafodelista"/>
+        <w:spacing w:before="100" w:beforeAutospacing="1" w:after="100" w:afterAutospacing="1" w:line="360" w:lineRule="auto"/>
+        <w:rPr>
+          <w:rFonts w:ascii="Times New Roman" w:eastAsia="Times New Roman" w:hAnsi="Times New Roman" w:cs="Times New Roman"/>
+          <w:sz w:val="24"/>
+          <w:szCs w:val="24"/>
+          <w:lang w:eastAsia="es-PE"/>
+        </w:rPr>
+      </w:pPr>
+      <w:r>
+        <w:rPr>
+          <w:rFonts w:ascii="Times New Roman" w:eastAsia="Times New Roman" w:hAnsi="Times New Roman" w:cs="Times New Roman"/>
+          <w:sz w:val="24"/>
+          <w:szCs w:val="24"/>
+          <w:lang w:eastAsia="es-PE"/>
+        </w:rPr>
+        <w:t xml:space="preserve">T2: Frejol + </w:t>
+      </w:r>
       <w:r>
         <w:rPr>
           <w:rFonts w:ascii="Times New Roman" w:eastAsia="Times New Roman" w:hAnsi="Times New Roman" w:cs="Times New Roman"/>
@@ -13543,10 +14169,13 @@
           <w:szCs w:val="24"/>
           <w:lang w:eastAsia="es-PE"/>
         </w:rPr>
-        <w:t xml:space="preserve"> </w:t>
-      </w:r>
-      <w:proofErr w:type="spellStart"/>
-      <w:r>
+        <w:t>Portulaca oleracea</w:t>
+      </w:r>
+    </w:p>
+    <w:p>
+      <w:pPr>
+        <w:pStyle w:val="Prrafodelista"/>
+        <w:spacing w:before="100" w:beforeAutospacing="1" w:after="100" w:afterAutospacing="1" w:line="360" w:lineRule="auto"/>
         <w:rPr>
           <w:rFonts w:ascii="Times New Roman" w:eastAsia="Times New Roman" w:hAnsi="Times New Roman" w:cs="Times New Roman"/>
           <w:i/>
@@ -13555,29 +14184,15 @@
           <w:szCs w:val="24"/>
           <w:lang w:eastAsia="es-PE"/>
         </w:rPr>
-        <w:t>dactylon</w:t>
-      </w:r>
-      <w:proofErr w:type="spellEnd"/>
-    </w:p>
-    <w:p>
-      <w:pPr>
-        <w:pStyle w:val="Prrafodelista"/>
-        <w:spacing w:before="100" w:beforeAutospacing="1" w:after="100" w:afterAutospacing="1" w:line="360" w:lineRule="auto"/>
+      </w:pPr>
+      <w:r>
         <w:rPr>
           <w:rFonts w:ascii="Times New Roman" w:eastAsia="Times New Roman" w:hAnsi="Times New Roman" w:cs="Times New Roman"/>
           <w:sz w:val="24"/>
           <w:szCs w:val="24"/>
           <w:lang w:eastAsia="es-PE"/>
         </w:rPr>
-      </w:pPr>
-      <w:r>
-        <w:rPr>
-          <w:rFonts w:ascii="Times New Roman" w:eastAsia="Times New Roman" w:hAnsi="Times New Roman" w:cs="Times New Roman"/>
-          <w:sz w:val="24"/>
-          <w:szCs w:val="24"/>
-          <w:lang w:eastAsia="es-PE"/>
-        </w:rPr>
-        <w:t xml:space="preserve">T2: Frejol + </w:t>
+        <w:t xml:space="preserve">T3: Frejol + </w:t>
       </w:r>
       <w:r>
         <w:rPr>
@@ -13588,21 +14203,8 @@
           <w:szCs w:val="24"/>
           <w:lang w:eastAsia="es-PE"/>
         </w:rPr>
-        <w:t xml:space="preserve">Portulaca </w:t>
-      </w:r>
-      <w:proofErr w:type="spellStart"/>
-      <w:r>
-        <w:rPr>
-          <w:rFonts w:ascii="Times New Roman" w:eastAsia="Times New Roman" w:hAnsi="Times New Roman" w:cs="Times New Roman"/>
-          <w:i/>
-          <w:iCs/>
-          <w:sz w:val="24"/>
-          <w:szCs w:val="24"/>
-          <w:lang w:eastAsia="es-PE"/>
-        </w:rPr>
-        <w:t>oleracea</w:t>
-      </w:r>
-      <w:proofErr w:type="spellEnd"/>
+        <w:t>Cyperus rotundus</w:t>
+      </w:r>
     </w:p>
     <w:p>
       <w:pPr>
@@ -13610,8 +14212,6 @@
         <w:spacing w:before="100" w:beforeAutospacing="1" w:after="100" w:afterAutospacing="1" w:line="360" w:lineRule="auto"/>
         <w:rPr>
           <w:rFonts w:ascii="Times New Roman" w:eastAsia="Times New Roman" w:hAnsi="Times New Roman" w:cs="Times New Roman"/>
-          <w:i/>
-          <w:iCs/>
           <w:sz w:val="24"/>
           <w:szCs w:val="24"/>
           <w:lang w:eastAsia="es-PE"/>
@@ -13624,67 +14224,602 @@
           <w:szCs w:val="24"/>
           <w:lang w:eastAsia="es-PE"/>
         </w:rPr>
-        <w:t xml:space="preserve">T3: Frejol + </w:t>
-      </w:r>
-      <w:proofErr w:type="spellStart"/>
-      <w:r>
-        <w:rPr>
-          <w:rFonts w:ascii="Times New Roman" w:eastAsia="Times New Roman" w:hAnsi="Times New Roman" w:cs="Times New Roman"/>
-          <w:i/>
-          <w:iCs/>
-          <w:sz w:val="24"/>
-          <w:szCs w:val="24"/>
-          <w:lang w:eastAsia="es-PE"/>
-        </w:rPr>
-        <w:t>Cyperus</w:t>
-      </w:r>
-      <w:proofErr w:type="spellEnd"/>
-      <w:r>
-        <w:rPr>
-          <w:rFonts w:ascii="Times New Roman" w:eastAsia="Times New Roman" w:hAnsi="Times New Roman" w:cs="Times New Roman"/>
-          <w:i/>
-          <w:iCs/>
-          <w:sz w:val="24"/>
-          <w:szCs w:val="24"/>
-          <w:lang w:eastAsia="es-PE"/>
-        </w:rPr>
-        <w:t xml:space="preserve"> </w:t>
-      </w:r>
-      <w:proofErr w:type="spellStart"/>
-      <w:r>
-        <w:rPr>
-          <w:rFonts w:ascii="Times New Roman" w:eastAsia="Times New Roman" w:hAnsi="Times New Roman" w:cs="Times New Roman"/>
-          <w:i/>
-          <w:iCs/>
-          <w:sz w:val="24"/>
-          <w:szCs w:val="24"/>
-          <w:lang w:eastAsia="es-PE"/>
-        </w:rPr>
-        <w:t>rotundus</w:t>
-      </w:r>
-      <w:proofErr w:type="spellEnd"/>
-    </w:p>
-    <w:p>
-      <w:pPr>
-        <w:pStyle w:val="Prrafodelista"/>
-        <w:spacing w:before="100" w:beforeAutospacing="1" w:after="100" w:afterAutospacing="1" w:line="360" w:lineRule="auto"/>
-        <w:rPr>
-          <w:rFonts w:ascii="Times New Roman" w:eastAsia="Times New Roman" w:hAnsi="Times New Roman" w:cs="Times New Roman"/>
-          <w:sz w:val="24"/>
-          <w:szCs w:val="24"/>
-          <w:lang w:eastAsia="es-PE"/>
-        </w:rPr>
-      </w:pPr>
-      <w:r>
-        <w:rPr>
-          <w:rFonts w:ascii="Times New Roman" w:eastAsia="Times New Roman" w:hAnsi="Times New Roman" w:cs="Times New Roman"/>
-          <w:sz w:val="24"/>
-          <w:szCs w:val="24"/>
-          <w:lang w:eastAsia="es-PE"/>
-        </w:rPr>
         <w:t>T4: Frejol sin malezas (control).</w:t>
       </w:r>
     </w:p>
+    <w:p>
+      <w:pPr>
+        <w:pStyle w:val="Descripcin"/>
+        <w:rPr>
+          <w:rFonts w:ascii="Times New Roman" w:hAnsi="Times New Roman" w:cs="Times New Roman"/>
+          <w:color w:val="auto"/>
+          <w:sz w:val="24"/>
+          <w:szCs w:val="24"/>
+        </w:rPr>
+      </w:pPr>
+      <w:r>
+        <w:rPr>
+          <w:rFonts w:ascii="Times New Roman" w:hAnsi="Times New Roman" w:cs="Times New Roman"/>
+          <w:b/>
+          <w:bCs/>
+          <w:color w:val="auto"/>
+          <w:sz w:val="24"/>
+          <w:szCs w:val="24"/>
+        </w:rPr>
+        <w:t xml:space="preserve">Tabla </w:t>
+      </w:r>
+      <w:r>
+        <w:rPr>
+          <w:rFonts w:ascii="Times New Roman" w:hAnsi="Times New Roman" w:cs="Times New Roman"/>
+          <w:b/>
+          <w:bCs/>
+          <w:color w:val="auto"/>
+          <w:sz w:val="24"/>
+          <w:szCs w:val="24"/>
+        </w:rPr>
+        <w:fldChar w:fldCharType="begin"/>
+      </w:r>
+      <w:r>
+        <w:rPr>
+          <w:rFonts w:ascii="Times New Roman" w:hAnsi="Times New Roman" w:cs="Times New Roman"/>
+          <w:b/>
+          <w:bCs/>
+          <w:color w:val="auto"/>
+          <w:sz w:val="24"/>
+          <w:szCs w:val="24"/>
+        </w:rPr>
+        <w:instrText xml:space="preserve"> SEQ Tabla \* ARABIC </w:instrText>
+      </w:r>
+      <w:r>
+        <w:rPr>
+          <w:rFonts w:ascii="Times New Roman" w:hAnsi="Times New Roman" w:cs="Times New Roman"/>
+          <w:b/>
+          <w:bCs/>
+          <w:color w:val="auto"/>
+          <w:sz w:val="24"/>
+          <w:szCs w:val="24"/>
+        </w:rPr>
+        <w:fldChar w:fldCharType="separate"/>
+      </w:r>
+      <w:r>
+        <w:rPr>
+          <w:rFonts w:ascii="Times New Roman" w:hAnsi="Times New Roman" w:cs="Times New Roman"/>
+          <w:b/>
+          <w:bCs/>
+          <w:noProof/>
+          <w:color w:val="auto"/>
+          <w:sz w:val="24"/>
+          <w:szCs w:val="24"/>
+        </w:rPr>
+        <w:t>3</w:t>
+      </w:r>
+      <w:r>
+        <w:rPr>
+          <w:rFonts w:ascii="Times New Roman" w:hAnsi="Times New Roman" w:cs="Times New Roman"/>
+          <w:b/>
+          <w:bCs/>
+          <w:color w:val="auto"/>
+          <w:sz w:val="24"/>
+          <w:szCs w:val="24"/>
+        </w:rPr>
+        <w:fldChar w:fldCharType="end"/>
+      </w:r>
+      <w:r>
+        <w:rPr>
+          <w:rFonts w:ascii="Times New Roman" w:hAnsi="Times New Roman" w:cs="Times New Roman"/>
+          <w:b/>
+          <w:bCs/>
+          <w:color w:val="auto"/>
+          <w:sz w:val="24"/>
+          <w:szCs w:val="24"/>
+        </w:rPr>
+        <w:t>:</w:t>
+      </w:r>
+      <w:r>
+        <w:rPr>
+          <w:rFonts w:ascii="Times New Roman" w:hAnsi="Times New Roman" w:cs="Times New Roman"/>
+          <w:color w:val="auto"/>
+          <w:sz w:val="24"/>
+          <w:szCs w:val="24"/>
+        </w:rPr>
+        <w:t xml:space="preserve"> Diseño experimental</w:t>
+      </w:r>
+    </w:p>
+    <w:tbl>
+      <w:tblPr>
+        <w:tblStyle w:val="Tablaconcuadrcula"/>
+        <w:tblpPr w:leftFromText="141" w:rightFromText="141" w:vertAnchor="page" w:horzAnchor="margin" w:tblpY="6136"/>
+        <w:tblW w:w="9142" w:type="dxa"/>
+        <w:tblLook w:val="04A0" w:firstRow="1" w:lastRow="0" w:firstColumn="1" w:lastColumn="0" w:noHBand="0" w:noVBand="1"/>
+      </w:tblPr>
+      <w:tblGrid>
+        <w:gridCol w:w="1663"/>
+        <w:gridCol w:w="1662"/>
+        <w:gridCol w:w="1800"/>
+        <w:gridCol w:w="1662"/>
+        <w:gridCol w:w="2355"/>
+      </w:tblGrid>
+      <w:tr>
+        <w:trPr>
+          <w:trHeight w:val="630"/>
+        </w:trPr>
+        <w:tc>
+          <w:tcPr>
+            <w:tcW w:w="1663" w:type="dxa"/>
+          </w:tcPr>
+          <w:p>
+            <w:pPr>
+              <w:pStyle w:val="Prrafodelista"/>
+              <w:spacing w:line="360" w:lineRule="auto"/>
+              <w:ind w:left="0"/>
+              <w:jc w:val="both"/>
+              <w:rPr>
+                <w:rFonts w:ascii="Times New Roman" w:hAnsi="Times New Roman" w:cs="Times New Roman"/>
+                <w:b/>
+                <w:bCs/>
+              </w:rPr>
+            </w:pPr>
+            <w:r>
+              <w:rPr>
+                <w:rFonts w:ascii="Times New Roman" w:hAnsi="Times New Roman" w:cs="Times New Roman"/>
+                <w:b/>
+                <w:bCs/>
+              </w:rPr>
+              <w:t>Bloque</w:t>
+            </w:r>
+          </w:p>
+        </w:tc>
+        <w:tc>
+          <w:tcPr>
+            <w:tcW w:w="1662" w:type="dxa"/>
+          </w:tcPr>
+          <w:p>
+            <w:pPr>
+              <w:pStyle w:val="Prrafodelista"/>
+              <w:spacing w:line="360" w:lineRule="auto"/>
+              <w:ind w:left="0"/>
+              <w:jc w:val="both"/>
+              <w:rPr>
+                <w:rFonts w:ascii="Times New Roman" w:hAnsi="Times New Roman" w:cs="Times New Roman"/>
+                <w:b/>
+                <w:bCs/>
+              </w:rPr>
+            </w:pPr>
+            <w:r>
+              <w:rPr>
+                <w:rFonts w:ascii="Times New Roman" w:hAnsi="Times New Roman" w:cs="Times New Roman"/>
+                <w:b/>
+                <w:bCs/>
+              </w:rPr>
+              <w:t>T1: Frejol + Cynodon</w:t>
+            </w:r>
+          </w:p>
+        </w:tc>
+        <w:tc>
+          <w:tcPr>
+            <w:tcW w:w="1800" w:type="dxa"/>
+          </w:tcPr>
+          <w:p>
+            <w:pPr>
+              <w:pStyle w:val="Prrafodelista"/>
+              <w:spacing w:line="360" w:lineRule="auto"/>
+              <w:ind w:left="0"/>
+              <w:jc w:val="both"/>
+              <w:rPr>
+                <w:rFonts w:ascii="Times New Roman" w:hAnsi="Times New Roman" w:cs="Times New Roman"/>
+                <w:b/>
+                <w:bCs/>
+              </w:rPr>
+            </w:pPr>
+            <w:r>
+              <w:rPr>
+                <w:rFonts w:ascii="Times New Roman" w:hAnsi="Times New Roman" w:cs="Times New Roman"/>
+                <w:b/>
+                <w:bCs/>
+              </w:rPr>
+              <w:t>T2: Frejol + Portulaca</w:t>
+            </w:r>
+          </w:p>
+        </w:tc>
+        <w:tc>
+          <w:tcPr>
+            <w:tcW w:w="1662" w:type="dxa"/>
+          </w:tcPr>
+          <w:p>
+            <w:pPr>
+              <w:pStyle w:val="Prrafodelista"/>
+              <w:spacing w:line="360" w:lineRule="auto"/>
+              <w:ind w:left="0"/>
+              <w:jc w:val="both"/>
+              <w:rPr>
+                <w:rFonts w:ascii="Times New Roman" w:hAnsi="Times New Roman" w:cs="Times New Roman"/>
+                <w:b/>
+                <w:bCs/>
+              </w:rPr>
+            </w:pPr>
+            <w:r>
+              <w:rPr>
+                <w:rFonts w:ascii="Times New Roman" w:hAnsi="Times New Roman" w:cs="Times New Roman"/>
+                <w:b/>
+                <w:bCs/>
+              </w:rPr>
+              <w:t>T3: Frejol + Cyperus</w:t>
+            </w:r>
+          </w:p>
+        </w:tc>
+        <w:tc>
+          <w:tcPr>
+            <w:tcW w:w="2355" w:type="dxa"/>
+          </w:tcPr>
+          <w:p>
+            <w:pPr>
+              <w:pStyle w:val="Prrafodelista"/>
+              <w:spacing w:line="360" w:lineRule="auto"/>
+              <w:ind w:left="0"/>
+              <w:jc w:val="both"/>
+              <w:rPr>
+                <w:rFonts w:ascii="Times New Roman" w:hAnsi="Times New Roman" w:cs="Times New Roman"/>
+                <w:b/>
+                <w:bCs/>
+              </w:rPr>
+            </w:pPr>
+            <w:r>
+              <w:rPr>
+                <w:rFonts w:ascii="Times New Roman" w:hAnsi="Times New Roman" w:cs="Times New Roman"/>
+                <w:b/>
+                <w:bCs/>
+              </w:rPr>
+              <w:t>T4: Sin malezas (control)</w:t>
+            </w:r>
+          </w:p>
+        </w:tc>
+      </w:tr>
+      <w:tr>
+        <w:trPr>
+          <w:trHeight w:val="309"/>
+        </w:trPr>
+        <w:tc>
+          <w:tcPr>
+            <w:tcW w:w="1663" w:type="dxa"/>
+          </w:tcPr>
+          <w:p>
+            <w:pPr>
+              <w:pStyle w:val="Prrafodelista"/>
+              <w:spacing w:line="360" w:lineRule="auto"/>
+              <w:ind w:left="0"/>
+              <w:jc w:val="both"/>
+              <w:rPr>
+                <w:rFonts w:ascii="Times New Roman" w:hAnsi="Times New Roman" w:cs="Times New Roman"/>
+              </w:rPr>
+            </w:pPr>
+            <w:r>
+              <w:rPr>
+                <w:rFonts w:ascii="Times New Roman" w:hAnsi="Times New Roman" w:cs="Times New Roman"/>
+              </w:rPr>
+              <w:t>Bloque 1</w:t>
+            </w:r>
+          </w:p>
+        </w:tc>
+        <w:tc>
+          <w:tcPr>
+            <w:tcW w:w="1662" w:type="dxa"/>
+          </w:tcPr>
+          <w:p>
+            <w:pPr>
+              <w:pStyle w:val="Prrafodelista"/>
+              <w:spacing w:line="360" w:lineRule="auto"/>
+              <w:ind w:left="0"/>
+              <w:jc w:val="both"/>
+              <w:rPr>
+                <w:rFonts w:ascii="Times New Roman" w:hAnsi="Times New Roman" w:cs="Times New Roman"/>
+              </w:rPr>
+            </w:pPr>
+            <w:r>
+              <w:rPr>
+                <w:rFonts w:ascii="Times New Roman" w:hAnsi="Times New Roman" w:cs="Times New Roman"/>
+              </w:rPr>
+              <w:t>Parcela 1</w:t>
+            </w:r>
+          </w:p>
+        </w:tc>
+        <w:tc>
+          <w:tcPr>
+            <w:tcW w:w="1800" w:type="dxa"/>
+          </w:tcPr>
+          <w:p>
+            <w:pPr>
+              <w:pStyle w:val="Prrafodelista"/>
+              <w:spacing w:line="360" w:lineRule="auto"/>
+              <w:ind w:left="0"/>
+              <w:jc w:val="both"/>
+              <w:rPr>
+                <w:rFonts w:ascii="Times New Roman" w:hAnsi="Times New Roman" w:cs="Times New Roman"/>
+              </w:rPr>
+            </w:pPr>
+            <w:r>
+              <w:rPr>
+                <w:rFonts w:ascii="Times New Roman" w:hAnsi="Times New Roman" w:cs="Times New Roman"/>
+              </w:rPr>
+              <w:t>Parcela 2</w:t>
+            </w:r>
+          </w:p>
+        </w:tc>
+        <w:tc>
+          <w:tcPr>
+            <w:tcW w:w="1662" w:type="dxa"/>
+          </w:tcPr>
+          <w:p>
+            <w:pPr>
+              <w:pStyle w:val="Prrafodelista"/>
+              <w:spacing w:line="360" w:lineRule="auto"/>
+              <w:ind w:left="0"/>
+              <w:jc w:val="both"/>
+              <w:rPr>
+                <w:rFonts w:ascii="Times New Roman" w:hAnsi="Times New Roman" w:cs="Times New Roman"/>
+              </w:rPr>
+            </w:pPr>
+            <w:r>
+              <w:rPr>
+                <w:rFonts w:ascii="Times New Roman" w:hAnsi="Times New Roman" w:cs="Times New Roman"/>
+              </w:rPr>
+              <w:t>Parcela 3</w:t>
+            </w:r>
+          </w:p>
+        </w:tc>
+        <w:tc>
+          <w:tcPr>
+            <w:tcW w:w="2355" w:type="dxa"/>
+          </w:tcPr>
+          <w:p>
+            <w:pPr>
+              <w:pStyle w:val="Prrafodelista"/>
+              <w:spacing w:line="360" w:lineRule="auto"/>
+              <w:ind w:left="0"/>
+              <w:jc w:val="both"/>
+              <w:rPr>
+                <w:rFonts w:ascii="Times New Roman" w:hAnsi="Times New Roman" w:cs="Times New Roman"/>
+              </w:rPr>
+            </w:pPr>
+            <w:r>
+              <w:rPr>
+                <w:rFonts w:ascii="Times New Roman" w:hAnsi="Times New Roman" w:cs="Times New Roman"/>
+              </w:rPr>
+              <w:t>Parcela 4</w:t>
+            </w:r>
+          </w:p>
+        </w:tc>
+      </w:tr>
+      <w:tr>
+        <w:trPr>
+          <w:trHeight w:val="309"/>
+        </w:trPr>
+        <w:tc>
+          <w:tcPr>
+            <w:tcW w:w="1663" w:type="dxa"/>
+          </w:tcPr>
+          <w:p>
+            <w:pPr>
+              <w:pStyle w:val="Prrafodelista"/>
+              <w:spacing w:line="360" w:lineRule="auto"/>
+              <w:ind w:left="0"/>
+              <w:jc w:val="both"/>
+              <w:rPr>
+                <w:rFonts w:ascii="Times New Roman" w:hAnsi="Times New Roman" w:cs="Times New Roman"/>
+              </w:rPr>
+            </w:pPr>
+            <w:r>
+              <w:rPr>
+                <w:rFonts w:ascii="Times New Roman" w:hAnsi="Times New Roman" w:cs="Times New Roman"/>
+              </w:rPr>
+              <w:t>Bloque 2</w:t>
+            </w:r>
+          </w:p>
+        </w:tc>
+        <w:tc>
+          <w:tcPr>
+            <w:tcW w:w="1662" w:type="dxa"/>
+          </w:tcPr>
+          <w:p>
+            <w:pPr>
+              <w:pStyle w:val="Prrafodelista"/>
+              <w:spacing w:line="360" w:lineRule="auto"/>
+              <w:ind w:left="0"/>
+              <w:jc w:val="both"/>
+              <w:rPr>
+                <w:rFonts w:ascii="Times New Roman" w:hAnsi="Times New Roman" w:cs="Times New Roman"/>
+              </w:rPr>
+            </w:pPr>
+            <w:r>
+              <w:rPr>
+                <w:rFonts w:ascii="Times New Roman" w:hAnsi="Times New Roman" w:cs="Times New Roman"/>
+              </w:rPr>
+              <w:t>Parcela 5</w:t>
+            </w:r>
+          </w:p>
+        </w:tc>
+        <w:tc>
+          <w:tcPr>
+            <w:tcW w:w="1800" w:type="dxa"/>
+          </w:tcPr>
+          <w:p>
+            <w:pPr>
+              <w:pStyle w:val="Prrafodelista"/>
+              <w:spacing w:line="360" w:lineRule="auto"/>
+              <w:ind w:left="0"/>
+              <w:jc w:val="both"/>
+              <w:rPr>
+                <w:rFonts w:ascii="Times New Roman" w:hAnsi="Times New Roman" w:cs="Times New Roman"/>
+              </w:rPr>
+            </w:pPr>
+            <w:r>
+              <w:rPr>
+                <w:rFonts w:ascii="Times New Roman" w:hAnsi="Times New Roman" w:cs="Times New Roman"/>
+              </w:rPr>
+              <w:t>Parcela 6</w:t>
+            </w:r>
+          </w:p>
+        </w:tc>
+        <w:tc>
+          <w:tcPr>
+            <w:tcW w:w="1662" w:type="dxa"/>
+          </w:tcPr>
+          <w:p>
+            <w:pPr>
+              <w:pStyle w:val="Prrafodelista"/>
+              <w:spacing w:line="360" w:lineRule="auto"/>
+              <w:ind w:left="0"/>
+              <w:jc w:val="both"/>
+              <w:rPr>
+                <w:rFonts w:ascii="Times New Roman" w:hAnsi="Times New Roman" w:cs="Times New Roman"/>
+              </w:rPr>
+            </w:pPr>
+            <w:r>
+              <w:rPr>
+                <w:rFonts w:ascii="Times New Roman" w:hAnsi="Times New Roman" w:cs="Times New Roman"/>
+              </w:rPr>
+              <w:t>Parcela 7</w:t>
+            </w:r>
+          </w:p>
+        </w:tc>
+        <w:tc>
+          <w:tcPr>
+            <w:tcW w:w="2355" w:type="dxa"/>
+          </w:tcPr>
+          <w:p>
+            <w:pPr>
+              <w:pStyle w:val="Prrafodelista"/>
+              <w:spacing w:line="360" w:lineRule="auto"/>
+              <w:ind w:left="0"/>
+              <w:jc w:val="both"/>
+              <w:rPr>
+                <w:rFonts w:ascii="Times New Roman" w:hAnsi="Times New Roman" w:cs="Times New Roman"/>
+              </w:rPr>
+            </w:pPr>
+            <w:r>
+              <w:rPr>
+                <w:rFonts w:ascii="Times New Roman" w:hAnsi="Times New Roman" w:cs="Times New Roman"/>
+              </w:rPr>
+              <w:t>Parcela 10</w:t>
+            </w:r>
+          </w:p>
+        </w:tc>
+      </w:tr>
+      <w:tr>
+        <w:trPr>
+          <w:trHeight w:val="309"/>
+        </w:trPr>
+        <w:tc>
+          <w:tcPr>
+            <w:tcW w:w="1663" w:type="dxa"/>
+          </w:tcPr>
+          <w:p>
+            <w:pPr>
+              <w:pStyle w:val="Prrafodelista"/>
+              <w:spacing w:line="360" w:lineRule="auto"/>
+              <w:ind w:left="0"/>
+              <w:jc w:val="both"/>
+              <w:rPr>
+                <w:rFonts w:ascii="Times New Roman" w:hAnsi="Times New Roman" w:cs="Times New Roman"/>
+              </w:rPr>
+            </w:pPr>
+            <w:r>
+              <w:rPr>
+                <w:rFonts w:ascii="Times New Roman" w:hAnsi="Times New Roman" w:cs="Times New Roman"/>
+              </w:rPr>
+              <w:t>Bloque 3</w:t>
+            </w:r>
+          </w:p>
+        </w:tc>
+        <w:tc>
+          <w:tcPr>
+            <w:tcW w:w="1662" w:type="dxa"/>
+          </w:tcPr>
+          <w:p>
+            <w:pPr>
+              <w:pStyle w:val="Prrafodelista"/>
+              <w:spacing w:line="360" w:lineRule="auto"/>
+              <w:ind w:left="0"/>
+              <w:jc w:val="both"/>
+              <w:rPr>
+                <w:rFonts w:ascii="Times New Roman" w:hAnsi="Times New Roman" w:cs="Times New Roman"/>
+              </w:rPr>
+            </w:pPr>
+            <w:r>
+              <w:rPr>
+                <w:rFonts w:ascii="Times New Roman" w:hAnsi="Times New Roman" w:cs="Times New Roman"/>
+              </w:rPr>
+              <w:t>Parcela 9</w:t>
+            </w:r>
+          </w:p>
+        </w:tc>
+        <w:tc>
+          <w:tcPr>
+            <w:tcW w:w="1800" w:type="dxa"/>
+          </w:tcPr>
+          <w:p>
+            <w:pPr>
+              <w:pStyle w:val="Prrafodelista"/>
+              <w:spacing w:line="360" w:lineRule="auto"/>
+              <w:ind w:left="0"/>
+              <w:jc w:val="both"/>
+              <w:rPr>
+                <w:rFonts w:ascii="Times New Roman" w:hAnsi="Times New Roman" w:cs="Times New Roman"/>
+              </w:rPr>
+            </w:pPr>
+            <w:r>
+              <w:rPr>
+                <w:rFonts w:ascii="Times New Roman" w:hAnsi="Times New Roman" w:cs="Times New Roman"/>
+              </w:rPr>
+              <w:t>Parcela 10</w:t>
+            </w:r>
+          </w:p>
+        </w:tc>
+        <w:tc>
+          <w:tcPr>
+            <w:tcW w:w="1662" w:type="dxa"/>
+          </w:tcPr>
+          <w:p>
+            <w:pPr>
+              <w:pStyle w:val="Prrafodelista"/>
+              <w:spacing w:line="360" w:lineRule="auto"/>
+              <w:ind w:left="0"/>
+              <w:jc w:val="both"/>
+              <w:rPr>
+                <w:rFonts w:ascii="Times New Roman" w:hAnsi="Times New Roman" w:cs="Times New Roman"/>
+              </w:rPr>
+            </w:pPr>
+            <w:r>
+              <w:rPr>
+                <w:rFonts w:ascii="Times New Roman" w:hAnsi="Times New Roman" w:cs="Times New Roman"/>
+              </w:rPr>
+              <w:t>Parcela 11</w:t>
+            </w:r>
+          </w:p>
+        </w:tc>
+        <w:tc>
+          <w:tcPr>
+            <w:tcW w:w="2355" w:type="dxa"/>
+          </w:tcPr>
+          <w:p>
+            <w:pPr>
+              <w:pStyle w:val="Prrafodelista"/>
+              <w:spacing w:line="360" w:lineRule="auto"/>
+              <w:ind w:left="0"/>
+              <w:jc w:val="both"/>
+              <w:rPr>
+                <w:rFonts w:ascii="Times New Roman" w:hAnsi="Times New Roman" w:cs="Times New Roman"/>
+              </w:rPr>
+            </w:pPr>
+            <w:r>
+              <w:rPr>
+                <w:rFonts w:ascii="Times New Roman" w:hAnsi="Times New Roman" w:cs="Times New Roman"/>
+              </w:rPr>
+              <w:t>Parcela 12</w:t>
+            </w:r>
+          </w:p>
+        </w:tc>
+      </w:tr>
+    </w:tbl>
     <w:p>
       <w:pPr>
         <w:pStyle w:val="Prrafodelista"/>
@@ -13728,7 +14863,7 @@
           <w:sz w:val="24"/>
           <w:szCs w:val="24"/>
         </w:rPr>
-        <w:t>Cada bloque representará una fuente de variación controlada, como diferencias en el suelo o microclima.</w:t>
+        <w:t>Cada bloque representará una fuente de variación controlada, como diferencias en el suelo.</w:t>
       </w:r>
     </w:p>
     <w:p>
@@ -13824,731 +14959,6 @@
           <w:szCs w:val="24"/>
         </w:rPr>
         <w:t>En cada bloque, se asignarán los 4 tratamientos de manera aleatoria.</w:t>
-      </w:r>
-    </w:p>
-    <w:tbl>
-      <w:tblPr>
-        <w:tblStyle w:val="Tablaconcuadrcula"/>
-        <w:tblpPr w:leftFromText="141" w:rightFromText="141" w:vertAnchor="page" w:horzAnchor="margin" w:tblpY="5911"/>
-        <w:tblW w:w="9356" w:type="dxa"/>
-        <w:tblLook w:val="04A0" w:firstRow="1" w:lastRow="0" w:firstColumn="1" w:lastColumn="0" w:noHBand="0" w:noVBand="1"/>
-      </w:tblPr>
-      <w:tblGrid>
-        <w:gridCol w:w="1702"/>
-        <w:gridCol w:w="1701"/>
-        <w:gridCol w:w="1842"/>
-        <w:gridCol w:w="1701"/>
-        <w:gridCol w:w="2410"/>
-      </w:tblGrid>
-      <w:tr>
-        <w:tc>
-          <w:tcPr>
-            <w:tcW w:w="1702" w:type="dxa"/>
-          </w:tcPr>
-          <w:p>
-            <w:pPr>
-              <w:pStyle w:val="Prrafodelista"/>
-              <w:spacing w:line="360" w:lineRule="auto"/>
-              <w:ind w:left="0"/>
-              <w:jc w:val="both"/>
-              <w:rPr>
-                <w:rFonts w:ascii="Times New Roman" w:hAnsi="Times New Roman" w:cs="Times New Roman"/>
-                <w:b/>
-                <w:bCs/>
-                <w:sz w:val="24"/>
-                <w:szCs w:val="24"/>
-              </w:rPr>
-            </w:pPr>
-            <w:r>
-              <w:rPr>
-                <w:rFonts w:ascii="Times New Roman" w:hAnsi="Times New Roman" w:cs="Times New Roman"/>
-                <w:b/>
-                <w:bCs/>
-                <w:sz w:val="24"/>
-                <w:szCs w:val="24"/>
-              </w:rPr>
-              <w:t>Bloque</w:t>
-            </w:r>
-          </w:p>
-        </w:tc>
-        <w:tc>
-          <w:tcPr>
-            <w:tcW w:w="1701" w:type="dxa"/>
-          </w:tcPr>
-          <w:p>
-            <w:pPr>
-              <w:pStyle w:val="Prrafodelista"/>
-              <w:spacing w:line="360" w:lineRule="auto"/>
-              <w:ind w:left="0"/>
-              <w:jc w:val="both"/>
-              <w:rPr>
-                <w:rFonts w:ascii="Times New Roman" w:hAnsi="Times New Roman" w:cs="Times New Roman"/>
-                <w:b/>
-                <w:bCs/>
-                <w:sz w:val="24"/>
-                <w:szCs w:val="24"/>
-              </w:rPr>
-            </w:pPr>
-            <w:r>
-              <w:rPr>
-                <w:rFonts w:ascii="Times New Roman" w:hAnsi="Times New Roman" w:cs="Times New Roman"/>
-                <w:b/>
-                <w:bCs/>
-                <w:sz w:val="24"/>
-                <w:szCs w:val="24"/>
-              </w:rPr>
-              <w:t xml:space="preserve">T1: Frejol + </w:t>
-            </w:r>
-            <w:proofErr w:type="spellStart"/>
-            <w:r>
-              <w:rPr>
-                <w:rFonts w:ascii="Times New Roman" w:hAnsi="Times New Roman" w:cs="Times New Roman"/>
-                <w:b/>
-                <w:bCs/>
-                <w:sz w:val="24"/>
-                <w:szCs w:val="24"/>
-              </w:rPr>
-              <w:t>Cynodon</w:t>
-            </w:r>
-            <w:proofErr w:type="spellEnd"/>
-          </w:p>
-        </w:tc>
-        <w:tc>
-          <w:tcPr>
-            <w:tcW w:w="1842" w:type="dxa"/>
-          </w:tcPr>
-          <w:p>
-            <w:pPr>
-              <w:pStyle w:val="Prrafodelista"/>
-              <w:spacing w:line="360" w:lineRule="auto"/>
-              <w:ind w:left="0"/>
-              <w:jc w:val="both"/>
-              <w:rPr>
-                <w:rFonts w:ascii="Times New Roman" w:hAnsi="Times New Roman" w:cs="Times New Roman"/>
-                <w:b/>
-                <w:bCs/>
-                <w:sz w:val="24"/>
-                <w:szCs w:val="24"/>
-              </w:rPr>
-            </w:pPr>
-            <w:r>
-              <w:rPr>
-                <w:rFonts w:ascii="Times New Roman" w:hAnsi="Times New Roman" w:cs="Times New Roman"/>
-                <w:b/>
-                <w:bCs/>
-                <w:sz w:val="24"/>
-                <w:szCs w:val="24"/>
-              </w:rPr>
-              <w:t>T2: Frejol + Portulaca</w:t>
-            </w:r>
-          </w:p>
-        </w:tc>
-        <w:tc>
-          <w:tcPr>
-            <w:tcW w:w="1701" w:type="dxa"/>
-          </w:tcPr>
-          <w:p>
-            <w:pPr>
-              <w:pStyle w:val="Prrafodelista"/>
-              <w:spacing w:line="360" w:lineRule="auto"/>
-              <w:ind w:left="0"/>
-              <w:jc w:val="both"/>
-              <w:rPr>
-                <w:rFonts w:ascii="Times New Roman" w:hAnsi="Times New Roman" w:cs="Times New Roman"/>
-                <w:b/>
-                <w:bCs/>
-                <w:sz w:val="24"/>
-                <w:szCs w:val="24"/>
-              </w:rPr>
-            </w:pPr>
-            <w:r>
-              <w:rPr>
-                <w:rFonts w:ascii="Times New Roman" w:hAnsi="Times New Roman" w:cs="Times New Roman"/>
-                <w:b/>
-                <w:bCs/>
-                <w:sz w:val="24"/>
-                <w:szCs w:val="24"/>
-              </w:rPr>
-              <w:t xml:space="preserve">T3: Frejol + </w:t>
-            </w:r>
-            <w:proofErr w:type="spellStart"/>
-            <w:r>
-              <w:rPr>
-                <w:rFonts w:ascii="Times New Roman" w:hAnsi="Times New Roman" w:cs="Times New Roman"/>
-                <w:b/>
-                <w:bCs/>
-                <w:sz w:val="24"/>
-                <w:szCs w:val="24"/>
-              </w:rPr>
-              <w:t>Cyperus</w:t>
-            </w:r>
-            <w:proofErr w:type="spellEnd"/>
-          </w:p>
-        </w:tc>
-        <w:tc>
-          <w:tcPr>
-            <w:tcW w:w="2410" w:type="dxa"/>
-          </w:tcPr>
-          <w:p>
-            <w:pPr>
-              <w:pStyle w:val="Prrafodelista"/>
-              <w:spacing w:line="360" w:lineRule="auto"/>
-              <w:ind w:left="0"/>
-              <w:jc w:val="both"/>
-              <w:rPr>
-                <w:rFonts w:ascii="Times New Roman" w:hAnsi="Times New Roman" w:cs="Times New Roman"/>
-                <w:b/>
-                <w:bCs/>
-                <w:sz w:val="24"/>
-                <w:szCs w:val="24"/>
-              </w:rPr>
-            </w:pPr>
-            <w:r>
-              <w:rPr>
-                <w:rFonts w:ascii="Times New Roman" w:hAnsi="Times New Roman" w:cs="Times New Roman"/>
-                <w:b/>
-                <w:bCs/>
-                <w:sz w:val="24"/>
-                <w:szCs w:val="24"/>
-              </w:rPr>
-              <w:t>T4: Frejol sin malezas (control)</w:t>
-            </w:r>
-          </w:p>
-        </w:tc>
-      </w:tr>
-      <w:tr>
-        <w:tc>
-          <w:tcPr>
-            <w:tcW w:w="1702" w:type="dxa"/>
-          </w:tcPr>
-          <w:p>
-            <w:pPr>
-              <w:pStyle w:val="Prrafodelista"/>
-              <w:spacing w:line="360" w:lineRule="auto"/>
-              <w:ind w:left="0"/>
-              <w:jc w:val="both"/>
-              <w:rPr>
-                <w:rFonts w:ascii="Times New Roman" w:hAnsi="Times New Roman" w:cs="Times New Roman"/>
-                <w:sz w:val="24"/>
-                <w:szCs w:val="24"/>
-              </w:rPr>
-            </w:pPr>
-            <w:r>
-              <w:rPr>
-                <w:rFonts w:ascii="Times New Roman" w:hAnsi="Times New Roman" w:cs="Times New Roman"/>
-                <w:sz w:val="24"/>
-                <w:szCs w:val="24"/>
-              </w:rPr>
-              <w:t>Bloque 1</w:t>
-            </w:r>
-          </w:p>
-        </w:tc>
-        <w:tc>
-          <w:tcPr>
-            <w:tcW w:w="1701" w:type="dxa"/>
-          </w:tcPr>
-          <w:p>
-            <w:pPr>
-              <w:pStyle w:val="Prrafodelista"/>
-              <w:spacing w:line="360" w:lineRule="auto"/>
-              <w:ind w:left="0"/>
-              <w:jc w:val="both"/>
-              <w:rPr>
-                <w:rFonts w:ascii="Times New Roman" w:hAnsi="Times New Roman" w:cs="Times New Roman"/>
-                <w:sz w:val="24"/>
-                <w:szCs w:val="24"/>
-              </w:rPr>
-            </w:pPr>
-            <w:r>
-              <w:rPr>
-                <w:rFonts w:ascii="Times New Roman" w:hAnsi="Times New Roman" w:cs="Times New Roman"/>
-                <w:sz w:val="24"/>
-                <w:szCs w:val="24"/>
-              </w:rPr>
-              <w:t>Parcela 1</w:t>
-            </w:r>
-          </w:p>
-        </w:tc>
-        <w:tc>
-          <w:tcPr>
-            <w:tcW w:w="1842" w:type="dxa"/>
-          </w:tcPr>
-          <w:p>
-            <w:pPr>
-              <w:pStyle w:val="Prrafodelista"/>
-              <w:spacing w:line="360" w:lineRule="auto"/>
-              <w:ind w:left="0"/>
-              <w:jc w:val="both"/>
-              <w:rPr>
-                <w:rFonts w:ascii="Times New Roman" w:hAnsi="Times New Roman" w:cs="Times New Roman"/>
-                <w:sz w:val="24"/>
-                <w:szCs w:val="24"/>
-              </w:rPr>
-            </w:pPr>
-            <w:r>
-              <w:rPr>
-                <w:rFonts w:ascii="Times New Roman" w:hAnsi="Times New Roman" w:cs="Times New Roman"/>
-                <w:sz w:val="24"/>
-                <w:szCs w:val="24"/>
-              </w:rPr>
-              <w:t>Parcela 2</w:t>
-            </w:r>
-          </w:p>
-        </w:tc>
-        <w:tc>
-          <w:tcPr>
-            <w:tcW w:w="1701" w:type="dxa"/>
-          </w:tcPr>
-          <w:p>
-            <w:pPr>
-              <w:pStyle w:val="Prrafodelista"/>
-              <w:spacing w:line="360" w:lineRule="auto"/>
-              <w:ind w:left="0"/>
-              <w:jc w:val="both"/>
-              <w:rPr>
-                <w:rFonts w:ascii="Times New Roman" w:hAnsi="Times New Roman" w:cs="Times New Roman"/>
-                <w:sz w:val="24"/>
-                <w:szCs w:val="24"/>
-              </w:rPr>
-            </w:pPr>
-            <w:r>
-              <w:rPr>
-                <w:rFonts w:ascii="Times New Roman" w:hAnsi="Times New Roman" w:cs="Times New Roman"/>
-                <w:sz w:val="24"/>
-                <w:szCs w:val="24"/>
-              </w:rPr>
-              <w:t>Parcela 3</w:t>
-            </w:r>
-          </w:p>
-        </w:tc>
-        <w:tc>
-          <w:tcPr>
-            <w:tcW w:w="2410" w:type="dxa"/>
-          </w:tcPr>
-          <w:p>
-            <w:pPr>
-              <w:pStyle w:val="Prrafodelista"/>
-              <w:spacing w:line="360" w:lineRule="auto"/>
-              <w:ind w:left="0"/>
-              <w:jc w:val="both"/>
-              <w:rPr>
-                <w:rFonts w:ascii="Times New Roman" w:hAnsi="Times New Roman" w:cs="Times New Roman"/>
-                <w:sz w:val="24"/>
-                <w:szCs w:val="24"/>
-              </w:rPr>
-            </w:pPr>
-            <w:r>
-              <w:rPr>
-                <w:rFonts w:ascii="Times New Roman" w:hAnsi="Times New Roman" w:cs="Times New Roman"/>
-                <w:sz w:val="24"/>
-                <w:szCs w:val="24"/>
-              </w:rPr>
-              <w:t>Parcela 4</w:t>
-            </w:r>
-          </w:p>
-        </w:tc>
-      </w:tr>
-      <w:tr>
-        <w:tc>
-          <w:tcPr>
-            <w:tcW w:w="1702" w:type="dxa"/>
-          </w:tcPr>
-          <w:p>
-            <w:pPr>
-              <w:pStyle w:val="Prrafodelista"/>
-              <w:spacing w:line="360" w:lineRule="auto"/>
-              <w:ind w:left="0"/>
-              <w:jc w:val="both"/>
-              <w:rPr>
-                <w:rFonts w:ascii="Times New Roman" w:hAnsi="Times New Roman" w:cs="Times New Roman"/>
-                <w:sz w:val="24"/>
-                <w:szCs w:val="24"/>
-              </w:rPr>
-            </w:pPr>
-            <w:r>
-              <w:rPr>
-                <w:rFonts w:ascii="Times New Roman" w:hAnsi="Times New Roman" w:cs="Times New Roman"/>
-                <w:sz w:val="24"/>
-                <w:szCs w:val="24"/>
-              </w:rPr>
-              <w:t>Bloque 2</w:t>
-            </w:r>
-          </w:p>
-        </w:tc>
-        <w:tc>
-          <w:tcPr>
-            <w:tcW w:w="1701" w:type="dxa"/>
-          </w:tcPr>
-          <w:p>
-            <w:pPr>
-              <w:pStyle w:val="Prrafodelista"/>
-              <w:spacing w:line="360" w:lineRule="auto"/>
-              <w:ind w:left="0"/>
-              <w:jc w:val="both"/>
-              <w:rPr>
-                <w:rFonts w:ascii="Times New Roman" w:hAnsi="Times New Roman" w:cs="Times New Roman"/>
-                <w:sz w:val="24"/>
-                <w:szCs w:val="24"/>
-              </w:rPr>
-            </w:pPr>
-            <w:r>
-              <w:rPr>
-                <w:rFonts w:ascii="Times New Roman" w:hAnsi="Times New Roman" w:cs="Times New Roman"/>
-                <w:sz w:val="24"/>
-                <w:szCs w:val="24"/>
-              </w:rPr>
-              <w:t>Parcela 5</w:t>
-            </w:r>
-          </w:p>
-        </w:tc>
-        <w:tc>
-          <w:tcPr>
-            <w:tcW w:w="1842" w:type="dxa"/>
-          </w:tcPr>
-          <w:p>
-            <w:pPr>
-              <w:pStyle w:val="Prrafodelista"/>
-              <w:spacing w:line="360" w:lineRule="auto"/>
-              <w:ind w:left="0"/>
-              <w:jc w:val="both"/>
-              <w:rPr>
-                <w:rFonts w:ascii="Times New Roman" w:hAnsi="Times New Roman" w:cs="Times New Roman"/>
-                <w:sz w:val="24"/>
-                <w:szCs w:val="24"/>
-              </w:rPr>
-            </w:pPr>
-            <w:r>
-              <w:rPr>
-                <w:rFonts w:ascii="Times New Roman" w:hAnsi="Times New Roman" w:cs="Times New Roman"/>
-                <w:sz w:val="24"/>
-                <w:szCs w:val="24"/>
-              </w:rPr>
-              <w:t>Parcela 6</w:t>
-            </w:r>
-          </w:p>
-        </w:tc>
-        <w:tc>
-          <w:tcPr>
-            <w:tcW w:w="1701" w:type="dxa"/>
-          </w:tcPr>
-          <w:p>
-            <w:pPr>
-              <w:pStyle w:val="Prrafodelista"/>
-              <w:spacing w:line="360" w:lineRule="auto"/>
-              <w:ind w:left="0"/>
-              <w:jc w:val="both"/>
-              <w:rPr>
-                <w:rFonts w:ascii="Times New Roman" w:hAnsi="Times New Roman" w:cs="Times New Roman"/>
-                <w:sz w:val="24"/>
-                <w:szCs w:val="24"/>
-              </w:rPr>
-            </w:pPr>
-            <w:r>
-              <w:rPr>
-                <w:rFonts w:ascii="Times New Roman" w:hAnsi="Times New Roman" w:cs="Times New Roman"/>
-                <w:sz w:val="24"/>
-                <w:szCs w:val="24"/>
-              </w:rPr>
-              <w:t xml:space="preserve">Parcela </w:t>
-            </w:r>
-            <w:r>
-              <w:rPr>
-                <w:rFonts w:ascii="Times New Roman" w:hAnsi="Times New Roman" w:cs="Times New Roman"/>
-                <w:sz w:val="24"/>
-                <w:szCs w:val="24"/>
-              </w:rPr>
-              <w:t>7</w:t>
-            </w:r>
-          </w:p>
-        </w:tc>
-        <w:tc>
-          <w:tcPr>
-            <w:tcW w:w="2410" w:type="dxa"/>
-          </w:tcPr>
-          <w:p>
-            <w:pPr>
-              <w:pStyle w:val="Prrafodelista"/>
-              <w:spacing w:line="360" w:lineRule="auto"/>
-              <w:ind w:left="0"/>
-              <w:jc w:val="both"/>
-              <w:rPr>
-                <w:rFonts w:ascii="Times New Roman" w:hAnsi="Times New Roman" w:cs="Times New Roman"/>
-                <w:sz w:val="24"/>
-                <w:szCs w:val="24"/>
-              </w:rPr>
-            </w:pPr>
-            <w:r>
-              <w:rPr>
-                <w:rFonts w:ascii="Times New Roman" w:hAnsi="Times New Roman" w:cs="Times New Roman"/>
-                <w:sz w:val="24"/>
-                <w:szCs w:val="24"/>
-              </w:rPr>
-              <w:t xml:space="preserve">Parcela </w:t>
-            </w:r>
-            <w:r>
-              <w:rPr>
-                <w:rFonts w:ascii="Times New Roman" w:hAnsi="Times New Roman" w:cs="Times New Roman"/>
-                <w:sz w:val="24"/>
-                <w:szCs w:val="24"/>
-              </w:rPr>
-              <w:t>10</w:t>
-            </w:r>
-          </w:p>
-        </w:tc>
-      </w:tr>
-      <w:tr>
-        <w:tc>
-          <w:tcPr>
-            <w:tcW w:w="1702" w:type="dxa"/>
-          </w:tcPr>
-          <w:p>
-            <w:pPr>
-              <w:pStyle w:val="Prrafodelista"/>
-              <w:spacing w:line="360" w:lineRule="auto"/>
-              <w:ind w:left="0"/>
-              <w:jc w:val="both"/>
-              <w:rPr>
-                <w:rFonts w:ascii="Times New Roman" w:hAnsi="Times New Roman" w:cs="Times New Roman"/>
-                <w:sz w:val="24"/>
-                <w:szCs w:val="24"/>
-              </w:rPr>
-            </w:pPr>
-            <w:r>
-              <w:rPr>
-                <w:rFonts w:ascii="Times New Roman" w:hAnsi="Times New Roman" w:cs="Times New Roman"/>
-                <w:sz w:val="24"/>
-                <w:szCs w:val="24"/>
-              </w:rPr>
-              <w:t>Bloque 3</w:t>
-            </w:r>
-          </w:p>
-        </w:tc>
-        <w:tc>
-          <w:tcPr>
-            <w:tcW w:w="1701" w:type="dxa"/>
-          </w:tcPr>
-          <w:p>
-            <w:pPr>
-              <w:pStyle w:val="Prrafodelista"/>
-              <w:spacing w:line="360" w:lineRule="auto"/>
-              <w:ind w:left="0"/>
-              <w:jc w:val="both"/>
-              <w:rPr>
-                <w:rFonts w:ascii="Times New Roman" w:hAnsi="Times New Roman" w:cs="Times New Roman"/>
-                <w:sz w:val="24"/>
-                <w:szCs w:val="24"/>
-              </w:rPr>
-            </w:pPr>
-            <w:r>
-              <w:rPr>
-                <w:rFonts w:ascii="Times New Roman" w:hAnsi="Times New Roman" w:cs="Times New Roman"/>
-                <w:sz w:val="24"/>
-                <w:szCs w:val="24"/>
-              </w:rPr>
-              <w:t>Parcela 9</w:t>
-            </w:r>
-          </w:p>
-        </w:tc>
-        <w:tc>
-          <w:tcPr>
-            <w:tcW w:w="1842" w:type="dxa"/>
-          </w:tcPr>
-          <w:p>
-            <w:pPr>
-              <w:pStyle w:val="Prrafodelista"/>
-              <w:spacing w:line="360" w:lineRule="auto"/>
-              <w:ind w:left="0"/>
-              <w:jc w:val="both"/>
-              <w:rPr>
-                <w:rFonts w:ascii="Times New Roman" w:hAnsi="Times New Roman" w:cs="Times New Roman"/>
-                <w:sz w:val="24"/>
-                <w:szCs w:val="24"/>
-              </w:rPr>
-            </w:pPr>
-            <w:r>
-              <w:rPr>
-                <w:rFonts w:ascii="Times New Roman" w:hAnsi="Times New Roman" w:cs="Times New Roman"/>
-                <w:sz w:val="24"/>
-                <w:szCs w:val="24"/>
-              </w:rPr>
-              <w:t xml:space="preserve">Parcela </w:t>
-            </w:r>
-            <w:r>
-              <w:rPr>
-                <w:rFonts w:ascii="Times New Roman" w:hAnsi="Times New Roman" w:cs="Times New Roman"/>
-                <w:sz w:val="24"/>
-                <w:szCs w:val="24"/>
-              </w:rPr>
-              <w:t>10</w:t>
-            </w:r>
-          </w:p>
-        </w:tc>
-        <w:tc>
-          <w:tcPr>
-            <w:tcW w:w="1701" w:type="dxa"/>
-          </w:tcPr>
-          <w:p>
-            <w:pPr>
-              <w:pStyle w:val="Prrafodelista"/>
-              <w:spacing w:line="360" w:lineRule="auto"/>
-              <w:ind w:left="0"/>
-              <w:jc w:val="both"/>
-              <w:rPr>
-                <w:rFonts w:ascii="Times New Roman" w:hAnsi="Times New Roman" w:cs="Times New Roman"/>
-                <w:sz w:val="24"/>
-                <w:szCs w:val="24"/>
-              </w:rPr>
-            </w:pPr>
-            <w:r>
-              <w:rPr>
-                <w:rFonts w:ascii="Times New Roman" w:hAnsi="Times New Roman" w:cs="Times New Roman"/>
-                <w:sz w:val="24"/>
-                <w:szCs w:val="24"/>
-              </w:rPr>
-              <w:t xml:space="preserve">Parcela </w:t>
-            </w:r>
-            <w:r>
-              <w:rPr>
-                <w:rFonts w:ascii="Times New Roman" w:hAnsi="Times New Roman" w:cs="Times New Roman"/>
-                <w:sz w:val="24"/>
-                <w:szCs w:val="24"/>
-              </w:rPr>
-              <w:t>11</w:t>
-            </w:r>
-          </w:p>
-        </w:tc>
-        <w:tc>
-          <w:tcPr>
-            <w:tcW w:w="2410" w:type="dxa"/>
-          </w:tcPr>
-          <w:p>
-            <w:pPr>
-              <w:pStyle w:val="Prrafodelista"/>
-              <w:spacing w:line="360" w:lineRule="auto"/>
-              <w:ind w:left="0"/>
-              <w:jc w:val="both"/>
-              <w:rPr>
-                <w:rFonts w:ascii="Times New Roman" w:hAnsi="Times New Roman" w:cs="Times New Roman"/>
-                <w:sz w:val="24"/>
-                <w:szCs w:val="24"/>
-              </w:rPr>
-            </w:pPr>
-            <w:r>
-              <w:rPr>
-                <w:rFonts w:ascii="Times New Roman" w:hAnsi="Times New Roman" w:cs="Times New Roman"/>
-                <w:sz w:val="24"/>
-                <w:szCs w:val="24"/>
-              </w:rPr>
-              <w:t xml:space="preserve">Parcela </w:t>
-            </w:r>
-            <w:r>
-              <w:rPr>
-                <w:rFonts w:ascii="Times New Roman" w:hAnsi="Times New Roman" w:cs="Times New Roman"/>
-                <w:sz w:val="24"/>
-                <w:szCs w:val="24"/>
-              </w:rPr>
-              <w:t>12</w:t>
-            </w:r>
-          </w:p>
-        </w:tc>
-      </w:tr>
-    </w:tbl>
-    <w:p>
-      <w:pPr>
-        <w:pStyle w:val="Descripcin"/>
-        <w:rPr>
-          <w:rFonts w:ascii="Times New Roman" w:hAnsi="Times New Roman" w:cs="Times New Roman"/>
-          <w:color w:val="auto"/>
-          <w:sz w:val="24"/>
-          <w:szCs w:val="24"/>
-        </w:rPr>
-      </w:pPr>
-      <w:r>
-        <w:rPr>
-          <w:rFonts w:ascii="Times New Roman" w:hAnsi="Times New Roman" w:cs="Times New Roman"/>
-          <w:b/>
-          <w:bCs/>
-          <w:color w:val="auto"/>
-          <w:sz w:val="24"/>
-          <w:szCs w:val="24"/>
-        </w:rPr>
-        <w:t xml:space="preserve">Tabla </w:t>
-      </w:r>
-      <w:r>
-        <w:rPr>
-          <w:rFonts w:ascii="Times New Roman" w:hAnsi="Times New Roman" w:cs="Times New Roman"/>
-          <w:b/>
-          <w:bCs/>
-          <w:color w:val="auto"/>
-          <w:sz w:val="24"/>
-          <w:szCs w:val="24"/>
-        </w:rPr>
-        <w:fldChar w:fldCharType="begin"/>
-      </w:r>
-      <w:r>
-        <w:rPr>
-          <w:rFonts w:ascii="Times New Roman" w:hAnsi="Times New Roman" w:cs="Times New Roman"/>
-          <w:b/>
-          <w:bCs/>
-          <w:color w:val="auto"/>
-          <w:sz w:val="24"/>
-          <w:szCs w:val="24"/>
-        </w:rPr>
-        <w:instrText xml:space="preserve"> SEQ Tabla \* ARABIC </w:instrText>
-      </w:r>
-      <w:r>
-        <w:rPr>
-          <w:rFonts w:ascii="Times New Roman" w:hAnsi="Times New Roman" w:cs="Times New Roman"/>
-          <w:b/>
-          <w:bCs/>
-          <w:color w:val="auto"/>
-          <w:sz w:val="24"/>
-          <w:szCs w:val="24"/>
-        </w:rPr>
-        <w:fldChar w:fldCharType="separate"/>
-      </w:r>
-      <w:r>
-        <w:rPr>
-          <w:rFonts w:ascii="Times New Roman" w:hAnsi="Times New Roman" w:cs="Times New Roman"/>
-          <w:b/>
-          <w:bCs/>
-          <w:noProof/>
-          <w:color w:val="auto"/>
-          <w:sz w:val="24"/>
-          <w:szCs w:val="24"/>
-        </w:rPr>
-        <w:t>3</w:t>
-      </w:r>
-      <w:r>
-        <w:rPr>
-          <w:rFonts w:ascii="Times New Roman" w:hAnsi="Times New Roman" w:cs="Times New Roman"/>
-          <w:b/>
-          <w:bCs/>
-          <w:color w:val="auto"/>
-          <w:sz w:val="24"/>
-          <w:szCs w:val="24"/>
-        </w:rPr>
-        <w:fldChar w:fldCharType="end"/>
-      </w:r>
-      <w:r>
-        <w:rPr>
-          <w:rFonts w:ascii="Times New Roman" w:hAnsi="Times New Roman" w:cs="Times New Roman"/>
-          <w:b/>
-          <w:bCs/>
-          <w:color w:val="auto"/>
-          <w:sz w:val="24"/>
-          <w:szCs w:val="24"/>
-        </w:rPr>
-        <w:t>:</w:t>
-      </w:r>
-      <w:r>
-        <w:rPr>
-          <w:rFonts w:ascii="Times New Roman" w:hAnsi="Times New Roman" w:cs="Times New Roman"/>
-          <w:color w:val="auto"/>
-          <w:sz w:val="24"/>
-          <w:szCs w:val="24"/>
-        </w:rPr>
-        <w:t xml:space="preserve"> Diseño experimental</w:t>
       </w:r>
     </w:p>
     <w:p>
@@ -14703,7 +15113,7 @@
           <v:shape id="_x0000_i1025" type="#_x0000_t75" style="width:9pt;height:14.25pt" o:ole="">
             <v:imagedata r:id="rId9" o:title=""/>
           </v:shape>
-          <o:OLEObject Type="Embed" ProgID="Equation.DSMT4" ShapeID="_x0000_i1025" DrawAspect="Content" ObjectID="_1811071679" r:id="rId10"/>
+          <o:OLEObject Type="Embed" ProgID="Equation.DSMT4" ShapeID="_x0000_i1025" DrawAspect="Content" ObjectID="_1814086991" r:id="rId10"/>
         </w:object>
       </w:r>
     </w:p>
@@ -14815,7 +15225,6 @@
           <w:lang w:val="es-ES"/>
         </w:rPr>
       </w:pPr>
-      <w:proofErr w:type="spellStart"/>
       <w:r>
         <w:rPr>
           <w:rFonts w:ascii="Times New Roman" w:hAnsi="Times New Roman" w:cs="Times New Roman"/>
@@ -14837,85 +15246,34 @@
           <w:vertAlign w:val="subscript"/>
           <w:lang w:val="es-ES"/>
         </w:rPr>
-        <w:t>ij</w:t>
-      </w:r>
-      <w:proofErr w:type="spellEnd"/>
-      <w:r>
-        <w:rPr>
-          <w:rFonts w:ascii="Times New Roman" w:hAnsi="Times New Roman" w:cs="Times New Roman"/>
-          <w:b/>
-          <w:bCs/>
-          <w:sz w:val="24"/>
-          <w:szCs w:val="24"/>
-          <w:vertAlign w:val="subscript"/>
+        <w:t xml:space="preserve">ij </w:t>
+      </w:r>
+      <w:r>
+        <w:rPr>
+          <w:rFonts w:ascii="Times New Roman" w:hAnsi="Times New Roman" w:cs="Times New Roman"/>
+          <w:b/>
+          <w:bCs/>
+          <w:sz w:val="24"/>
+          <w:szCs w:val="24"/>
+        </w:rPr>
+        <w:t xml:space="preserve">= </w:t>
+      </w:r>
+      <w:r>
+        <w:rPr>
+          <w:rFonts w:ascii="Times New Roman" w:hAnsi="Times New Roman" w:cs="Times New Roman"/>
+          <w:sz w:val="24"/>
+          <w:szCs w:val="24"/>
+        </w:rPr>
+        <w:t xml:space="preserve">Resultados del i-ésimo </w:t>
+      </w:r>
+      <w:r>
+        <w:rPr>
+          <w:rFonts w:ascii="Times New Roman" w:hAnsi="Times New Roman" w:cs="Times New Roman"/>
+          <w:sz w:val="24"/>
+          <w:szCs w:val="24"/>
           <w:lang w:val="es-ES"/>
         </w:rPr>
-        <w:t xml:space="preserve"> </w:t>
-      </w:r>
-      <w:r>
-        <w:rPr>
-          <w:rFonts w:ascii="Times New Roman" w:hAnsi="Times New Roman" w:cs="Times New Roman"/>
-          <w:b/>
-          <w:bCs/>
-          <w:sz w:val="24"/>
-          <w:szCs w:val="24"/>
-        </w:rPr>
-        <w:t xml:space="preserve">= </w:t>
-      </w:r>
-      <w:r>
-        <w:rPr>
-          <w:rFonts w:ascii="Times New Roman" w:hAnsi="Times New Roman" w:cs="Times New Roman"/>
-          <w:sz w:val="24"/>
-          <w:szCs w:val="24"/>
-        </w:rPr>
-        <w:t>Resultados del i-</w:t>
-      </w:r>
-      <w:proofErr w:type="spellStart"/>
-      <w:r>
-        <w:rPr>
-          <w:rFonts w:ascii="Times New Roman" w:hAnsi="Times New Roman" w:cs="Times New Roman"/>
-          <w:sz w:val="24"/>
-          <w:szCs w:val="24"/>
-        </w:rPr>
-        <w:t>ésimo</w:t>
-      </w:r>
-      <w:proofErr w:type="spellEnd"/>
-      <w:r>
-        <w:rPr>
-          <w:rFonts w:ascii="Times New Roman" w:hAnsi="Times New Roman" w:cs="Times New Roman"/>
-          <w:sz w:val="24"/>
-          <w:szCs w:val="24"/>
-        </w:rPr>
-        <w:t xml:space="preserve"> </w:t>
-      </w:r>
-      <w:r>
-        <w:rPr>
-          <w:rFonts w:ascii="Times New Roman" w:hAnsi="Times New Roman" w:cs="Times New Roman"/>
-          <w:sz w:val="24"/>
-          <w:szCs w:val="24"/>
-          <w:lang w:val="es-ES"/>
-        </w:rPr>
-        <w:t>tratamiento y del j-</w:t>
-      </w:r>
-      <w:proofErr w:type="spellStart"/>
-      <w:r>
-        <w:rPr>
-          <w:rFonts w:ascii="Times New Roman" w:hAnsi="Times New Roman" w:cs="Times New Roman"/>
-          <w:sz w:val="24"/>
-          <w:szCs w:val="24"/>
-          <w:lang w:val="es-ES"/>
-        </w:rPr>
-        <w:t>ésima</w:t>
-      </w:r>
-      <w:proofErr w:type="spellEnd"/>
-      <w:r>
-        <w:rPr>
-          <w:rFonts w:ascii="Times New Roman" w:hAnsi="Times New Roman" w:cs="Times New Roman"/>
-          <w:sz w:val="24"/>
-          <w:szCs w:val="24"/>
-          <w:lang w:val="es-ES"/>
-        </w:rPr>
-        <w:t xml:space="preserve"> bloque.</w:t>
+        <w:t>tratamiento y del j-ésima bloque.</w:t>
       </w:r>
     </w:p>
     <w:p>
@@ -14981,25 +15339,7 @@
           <w:sz w:val="24"/>
           <w:szCs w:val="24"/>
         </w:rPr>
-        <w:t>Efecto del j-</w:t>
-      </w:r>
-      <w:proofErr w:type="spellStart"/>
-      <w:r>
-        <w:rPr>
-          <w:rFonts w:ascii="Times New Roman" w:hAnsi="Times New Roman" w:cs="Times New Roman"/>
-          <w:sz w:val="24"/>
-          <w:szCs w:val="24"/>
-        </w:rPr>
-        <w:t>ésimo</w:t>
-      </w:r>
-      <w:proofErr w:type="spellEnd"/>
-      <w:r>
-        <w:rPr>
-          <w:rFonts w:ascii="Times New Roman" w:hAnsi="Times New Roman" w:cs="Times New Roman"/>
-          <w:sz w:val="24"/>
-          <w:szCs w:val="24"/>
-        </w:rPr>
-        <w:t xml:space="preserve"> bloque (repetición).</w:t>
+        <w:t>Efecto del j-ésimo bloque (repetición).</w:t>
       </w:r>
     </w:p>
     <w:p>
@@ -15069,27 +15409,7 @@
           <w:szCs w:val="24"/>
           <w:lang w:val="es-ES"/>
         </w:rPr>
-        <w:t>Efecto de la i-</w:t>
-      </w:r>
-      <w:proofErr w:type="spellStart"/>
-      <w:r>
-        <w:rPr>
-          <w:rFonts w:ascii="Times New Roman" w:hAnsi="Times New Roman" w:cs="Times New Roman"/>
-          <w:sz w:val="24"/>
-          <w:szCs w:val="24"/>
-          <w:lang w:val="es-ES"/>
-        </w:rPr>
-        <w:t>ésima</w:t>
-      </w:r>
-      <w:proofErr w:type="spellEnd"/>
-      <w:r>
-        <w:rPr>
-          <w:rFonts w:ascii="Times New Roman" w:hAnsi="Times New Roman" w:cs="Times New Roman"/>
-          <w:sz w:val="24"/>
-          <w:szCs w:val="24"/>
-          <w:lang w:val="es-ES"/>
-        </w:rPr>
-        <w:t xml:space="preserve"> tratamiento.</w:t>
+        <w:t>Efecto de la i-ésima tratamiento.</w:t>
       </w:r>
     </w:p>
     <w:p>
@@ -15104,7 +15424,6 @@
           <w:lang w:val="es-ES"/>
         </w:rPr>
       </w:pPr>
-      <w:proofErr w:type="spellStart"/>
       <w:r>
         <w:rPr>
           <w:rFonts w:ascii="Times New Roman" w:hAnsi="Times New Roman" w:cs="Times New Roman"/>
@@ -15128,7 +15447,6 @@
         </w:rPr>
         <w:t>ij</w:t>
       </w:r>
-      <w:proofErr w:type="spellEnd"/>
       <w:r>
         <w:rPr>
           <w:rFonts w:ascii="Times New Roman" w:hAnsi="Times New Roman" w:cs="Times New Roman"/>
@@ -15165,17 +15483,18 @@
           <w:szCs w:val="24"/>
         </w:rPr>
       </w:pPr>
-      <w:bookmarkStart w:id="53" w:name="_Toc183653942"/>
-      <w:bookmarkStart w:id="54" w:name="_Toc200442689"/>
+      <w:bookmarkStart w:id="51" w:name="_Toc183653942"/>
+      <w:bookmarkStart w:id="52" w:name="_Toc200442689"/>
       <w:r>
         <w:rPr>
           <w:rFonts w:cs="Times New Roman"/>
           <w:szCs w:val="24"/>
         </w:rPr>
+        <w:lastRenderedPageBreak/>
         <w:t>Análisis de Datos:</w:t>
       </w:r>
-      <w:bookmarkEnd w:id="53"/>
-      <w:bookmarkEnd w:id="54"/>
+      <w:bookmarkEnd w:id="51"/>
+      <w:bookmarkEnd w:id="52"/>
     </w:p>
     <w:p>
       <w:pPr>
@@ -15282,12 +15601,12 @@
           <w:numId w:val="3"/>
         </w:numPr>
       </w:pPr>
-      <w:bookmarkStart w:id="55" w:name="_Toc200442690"/>
+      <w:bookmarkStart w:id="53" w:name="_Toc200442690"/>
       <w:r>
         <w:lastRenderedPageBreak/>
         <w:t>REFERENCIAS BIBLIOGRAFIACAS</w:t>
       </w:r>
-      <w:bookmarkEnd w:id="55"/>
+      <w:bookmarkEnd w:id="53"/>
     </w:p>
     <w:p/>
     <w:sdt>
@@ -15365,41 +15684,13 @@
             </w:rPr>
             <w:t xml:space="preserve">Canals, M., Peralta, J., &amp; Zubiri, E. (2019). </w:t>
           </w:r>
-          <w:proofErr w:type="spellStart"/>
           <w:r>
             <w:rPr>
               <w:rFonts w:ascii="Times New Roman" w:eastAsia="Times New Roman" w:hAnsi="Times New Roman" w:cs="Times New Roman"/>
               <w:i/>
               <w:iCs/>
             </w:rPr>
-            <w:t>Cynodon</w:t>
-          </w:r>
-          <w:proofErr w:type="spellEnd"/>
-          <w:r>
-            <w:rPr>
-              <w:rFonts w:ascii="Times New Roman" w:eastAsia="Times New Roman" w:hAnsi="Times New Roman" w:cs="Times New Roman"/>
-              <w:i/>
-              <w:iCs/>
-            </w:rPr>
-            <w:t xml:space="preserve"> </w:t>
-          </w:r>
-          <w:proofErr w:type="spellStart"/>
-          <w:r>
-            <w:rPr>
-              <w:rFonts w:ascii="Times New Roman" w:eastAsia="Times New Roman" w:hAnsi="Times New Roman" w:cs="Times New Roman"/>
-              <w:i/>
-              <w:iCs/>
-            </w:rPr>
-            <w:t>dactylon</w:t>
-          </w:r>
-          <w:proofErr w:type="spellEnd"/>
-          <w:r>
-            <w:rPr>
-              <w:rFonts w:ascii="Times New Roman" w:eastAsia="Times New Roman" w:hAnsi="Times New Roman" w:cs="Times New Roman"/>
-              <w:i/>
-              <w:iCs/>
-            </w:rPr>
-            <w:t xml:space="preserve"> (L.) </w:t>
+            <w:t xml:space="preserve">Cynodon dactylon (L.) </w:t>
           </w:r>
           <w:r>
             <w:rPr>
@@ -15616,33 +15907,11 @@
               <w:lang w:val="en-US"/>
             </w:rPr>
           </w:pPr>
-          <w:proofErr w:type="spellStart"/>
           <w:r>
             <w:rPr>
               <w:rFonts w:ascii="Times New Roman" w:eastAsia="Times New Roman" w:hAnsi="Times New Roman" w:cs="Times New Roman"/>
             </w:rPr>
-            <w:t>Gomez</w:t>
-          </w:r>
-          <w:proofErr w:type="spellEnd"/>
-          <w:r>
-            <w:rPr>
-              <w:rFonts w:ascii="Times New Roman" w:eastAsia="Times New Roman" w:hAnsi="Times New Roman" w:cs="Times New Roman"/>
-            </w:rPr>
-            <w:t xml:space="preserve">, A. A., &amp; </w:t>
-          </w:r>
-          <w:proofErr w:type="spellStart"/>
-          <w:r>
-            <w:rPr>
-              <w:rFonts w:ascii="Times New Roman" w:eastAsia="Times New Roman" w:hAnsi="Times New Roman" w:cs="Times New Roman"/>
-            </w:rPr>
-            <w:t>Gomez</w:t>
-          </w:r>
-          <w:proofErr w:type="spellEnd"/>
-          <w:r>
-            <w:rPr>
-              <w:rFonts w:ascii="Times New Roman" w:eastAsia="Times New Roman" w:hAnsi="Times New Roman" w:cs="Times New Roman"/>
-            </w:rPr>
-            <w:t xml:space="preserve">, K. A. (1984). </w:t>
+            <w:t xml:space="preserve">Gomez, A. A., &amp; Gomez, K. A. (1984). </w:t>
           </w:r>
           <w:r>
             <w:rPr>
@@ -15658,27 +15927,7 @@
               <w:iCs/>
               <w:lang w:val="en-US"/>
             </w:rPr>
-            <w:t>A Wiley-</w:t>
-          </w:r>
-          <w:proofErr w:type="spellStart"/>
-          <w:r>
-            <w:rPr>
-              <w:rFonts w:ascii="Times New Roman" w:eastAsia="Times New Roman" w:hAnsi="Times New Roman" w:cs="Times New Roman"/>
-              <w:i/>
-              <w:iCs/>
-              <w:lang w:val="en-US"/>
-            </w:rPr>
-            <w:t>Interscience</w:t>
-          </w:r>
-          <w:proofErr w:type="spellEnd"/>
-          <w:r>
-            <w:rPr>
-              <w:rFonts w:ascii="Times New Roman" w:eastAsia="Times New Roman" w:hAnsi="Times New Roman" w:cs="Times New Roman"/>
-              <w:i/>
-              <w:iCs/>
-              <w:lang w:val="en-US"/>
-            </w:rPr>
-            <w:t xml:space="preserve"> Publication</w:t>
+            <w:t>A Wiley-Interscience Publication</w:t>
           </w:r>
           <w:r>
             <w:rPr>
@@ -15800,19 +16049,11 @@
               <w:rFonts w:ascii="Times New Roman" w:eastAsia="Times New Roman" w:hAnsi="Times New Roman" w:cs="Times New Roman"/>
             </w:rPr>
           </w:pPr>
-          <w:proofErr w:type="spellStart"/>
           <w:r>
             <w:rPr>
               <w:rFonts w:ascii="Times New Roman" w:eastAsia="Times New Roman" w:hAnsi="Times New Roman" w:cs="Times New Roman"/>
             </w:rPr>
-            <w:t>Hydroenviroment</w:t>
-          </w:r>
-          <w:proofErr w:type="spellEnd"/>
-          <w:r>
-            <w:rPr>
-              <w:rFonts w:ascii="Times New Roman" w:eastAsia="Times New Roman" w:hAnsi="Times New Roman" w:cs="Times New Roman"/>
-            </w:rPr>
-            <w:t xml:space="preserve">. (2015). </w:t>
+            <w:t xml:space="preserve">Hydroenviroment. (2015). </w:t>
           </w:r>
           <w:r>
             <w:rPr>
@@ -16013,21 +16254,12 @@
               <w:lang w:val="en-US"/>
             </w:rPr>
           </w:pPr>
-          <w:proofErr w:type="spellStart"/>
           <w:r>
             <w:rPr>
               <w:rFonts w:ascii="Times New Roman" w:eastAsia="Times New Roman" w:hAnsi="Times New Roman" w:cs="Times New Roman"/>
               <w:lang w:val="en-US"/>
             </w:rPr>
-            <w:t>Pavlychenko</w:t>
-          </w:r>
-          <w:proofErr w:type="spellEnd"/>
-          <w:r>
-            <w:rPr>
-              <w:rFonts w:ascii="Times New Roman" w:eastAsia="Times New Roman" w:hAnsi="Times New Roman" w:cs="Times New Roman"/>
-              <w:lang w:val="en-US"/>
-            </w:rPr>
-            <w:t xml:space="preserve">, T. K., &amp; Harrington, J. B. (1934). Competitive efficiency of weeds and cereal crops. </w:t>
+            <w:t xml:space="preserve">Pavlychenko, T. K., &amp; Harrington, J. B. (1934). Competitive efficiency of weeds and cereal crops. </w:t>
           </w:r>
           <w:r>
             <w:rPr>
@@ -16119,25 +16351,7 @@
               <w:i/>
               <w:iCs/>
             </w:rPr>
-            <w:t xml:space="preserve">Portulaca </w:t>
-          </w:r>
-          <w:proofErr w:type="spellStart"/>
-          <w:r>
-            <w:rPr>
-              <w:rFonts w:ascii="Times New Roman" w:eastAsia="Times New Roman" w:hAnsi="Times New Roman" w:cs="Times New Roman"/>
-              <w:i/>
-              <w:iCs/>
-            </w:rPr>
-            <w:t>oleracea</w:t>
-          </w:r>
-          <w:proofErr w:type="spellEnd"/>
-          <w:r>
-            <w:rPr>
-              <w:rFonts w:ascii="Times New Roman" w:eastAsia="Times New Roman" w:hAnsi="Times New Roman" w:cs="Times New Roman"/>
-              <w:i/>
-              <w:iCs/>
-            </w:rPr>
-            <w:t xml:space="preserve"> L.</w:t>
+            <w:t>Portulaca oleracea L.</w:t>
           </w:r>
           <w:r>
             <w:rPr>
@@ -16188,61 +16402,12 @@
               <w:lang w:val="en-US"/>
             </w:rPr>
           </w:pPr>
-          <w:proofErr w:type="spellStart"/>
           <w:r>
             <w:rPr>
               <w:rFonts w:ascii="Times New Roman" w:eastAsia="Times New Roman" w:hAnsi="Times New Roman" w:cs="Times New Roman"/>
+              <w:lang w:val="en-US"/>
             </w:rPr>
-            <w:t>Radosevich</w:t>
-          </w:r>
-          <w:proofErr w:type="spellEnd"/>
-          <w:r>
-            <w:rPr>
-              <w:rFonts w:ascii="Times New Roman" w:eastAsia="Times New Roman" w:hAnsi="Times New Roman" w:cs="Times New Roman"/>
-            </w:rPr>
-            <w:t xml:space="preserve">, S. </w:t>
-          </w:r>
-          <w:proofErr w:type="gramStart"/>
-          <w:r>
-            <w:rPr>
-              <w:rFonts w:ascii="Times New Roman" w:eastAsia="Times New Roman" w:hAnsi="Times New Roman" w:cs="Times New Roman"/>
-            </w:rPr>
-            <w:t>R. .</w:t>
-          </w:r>
-          <w:proofErr w:type="gramEnd"/>
-          <w:r>
-            <w:rPr>
-              <w:rFonts w:ascii="Times New Roman" w:eastAsia="Times New Roman" w:hAnsi="Times New Roman" w:cs="Times New Roman"/>
-            </w:rPr>
-            <w:t xml:space="preserve">, Holt, J. </w:t>
-          </w:r>
-          <w:proofErr w:type="gramStart"/>
-          <w:r>
-            <w:rPr>
-              <w:rFonts w:ascii="Times New Roman" w:eastAsia="Times New Roman" w:hAnsi="Times New Roman" w:cs="Times New Roman"/>
-            </w:rPr>
-            <w:t>S. .</w:t>
-          </w:r>
-          <w:proofErr w:type="gramEnd"/>
-          <w:r>
-            <w:rPr>
-              <w:rFonts w:ascii="Times New Roman" w:eastAsia="Times New Roman" w:hAnsi="Times New Roman" w:cs="Times New Roman"/>
-            </w:rPr>
-            <w:t xml:space="preserve">, &amp; </w:t>
-          </w:r>
-          <w:proofErr w:type="spellStart"/>
-          <w:r>
-            <w:rPr>
-              <w:rFonts w:ascii="Times New Roman" w:eastAsia="Times New Roman" w:hAnsi="Times New Roman" w:cs="Times New Roman"/>
-            </w:rPr>
-            <w:t>Ghersa</w:t>
-          </w:r>
-          <w:proofErr w:type="spellEnd"/>
-          <w:r>
-            <w:rPr>
-              <w:rFonts w:ascii="Times New Roman" w:eastAsia="Times New Roman" w:hAnsi="Times New Roman" w:cs="Times New Roman"/>
-            </w:rPr>
-            <w:t xml:space="preserve">, Claudio. </w:t>
+            <w:t xml:space="preserve">Radosevich, S. R. ., Holt, J. S. ., &amp; Ghersa, Claudio. </w:t>
           </w:r>
           <w:r>
             <w:rPr>
@@ -16258,27 +16423,7 @@
               <w:iCs/>
               <w:lang w:val="en-US"/>
             </w:rPr>
-            <w:t xml:space="preserve">Ecology of weeds and invasive </w:t>
-          </w:r>
-          <w:proofErr w:type="gramStart"/>
-          <w:r>
-            <w:rPr>
-              <w:rFonts w:ascii="Times New Roman" w:eastAsia="Times New Roman" w:hAnsi="Times New Roman" w:cs="Times New Roman"/>
-              <w:i/>
-              <w:iCs/>
-              <w:lang w:val="en-US"/>
-            </w:rPr>
-            <w:t>plants :</w:t>
-          </w:r>
-          <w:proofErr w:type="gramEnd"/>
-          <w:r>
-            <w:rPr>
-              <w:rFonts w:ascii="Times New Roman" w:eastAsia="Times New Roman" w:hAnsi="Times New Roman" w:cs="Times New Roman"/>
-              <w:i/>
-              <w:iCs/>
-              <w:lang w:val="en-US"/>
-            </w:rPr>
-            <w:t xml:space="preserve"> relationship to agriculture and natural resource management</w:t>
+            <w:t>Ecology of weeds and invasive plants : relationship to agriculture and natural resource management</w:t>
           </w:r>
           <w:r>
             <w:rPr>
@@ -16299,37 +16444,12 @@
               <w:lang w:val="en-US"/>
             </w:rPr>
           </w:pPr>
-          <w:proofErr w:type="spellStart"/>
           <w:r>
             <w:rPr>
               <w:rFonts w:ascii="Times New Roman" w:eastAsia="Times New Roman" w:hAnsi="Times New Roman" w:cs="Times New Roman"/>
               <w:lang w:val="en-US"/>
             </w:rPr>
-            <w:t>Rejmánek</w:t>
-          </w:r>
-          <w:proofErr w:type="spellEnd"/>
-          <w:r>
-            <w:rPr>
-              <w:rFonts w:ascii="Times New Roman" w:eastAsia="Times New Roman" w:hAnsi="Times New Roman" w:cs="Times New Roman"/>
-              <w:lang w:val="en-US"/>
-            </w:rPr>
-            <w:t xml:space="preserve">, M., Robinson, G. R., &amp; </w:t>
-          </w:r>
-          <w:proofErr w:type="spellStart"/>
-          <w:r>
-            <w:rPr>
-              <w:rFonts w:ascii="Times New Roman" w:eastAsia="Times New Roman" w:hAnsi="Times New Roman" w:cs="Times New Roman"/>
-              <w:lang w:val="en-US"/>
-            </w:rPr>
-            <w:t>Rejmánková</w:t>
-          </w:r>
-          <w:proofErr w:type="spellEnd"/>
-          <w:r>
-            <w:rPr>
-              <w:rFonts w:ascii="Times New Roman" w:eastAsia="Times New Roman" w:hAnsi="Times New Roman" w:cs="Times New Roman"/>
-              <w:lang w:val="en-US"/>
-            </w:rPr>
-            <w:t xml:space="preserve">, E. (1989). Weed-Crop Competition: Experimental Designs and Models for Data Analysis. </w:t>
+            <w:t xml:space="preserve">Rejmánek, M., Robinson, G. R., &amp; Rejmánková, E. (1989). Weed-Crop Competition: Experimental Designs and Models for Data Analysis. </w:t>
           </w:r>
           <w:r>
             <w:rPr>
@@ -16381,34 +16501,14 @@
             </w:rPr>
             <w:t xml:space="preserve">Renton, M., &amp; Chauhan, B. S. (2017). Modelling crop-weed competition: Why, what, how and what lies ahead? </w:t>
           </w:r>
-          <w:proofErr w:type="spellStart"/>
           <w:r>
             <w:rPr>
               <w:rFonts w:ascii="Times New Roman" w:eastAsia="Times New Roman" w:hAnsi="Times New Roman" w:cs="Times New Roman"/>
               <w:i/>
               <w:iCs/>
             </w:rPr>
-            <w:t>Crop</w:t>
+            <w:t>Crop Protection</w:t>
           </w:r>
-          <w:proofErr w:type="spellEnd"/>
-          <w:r>
-            <w:rPr>
-              <w:rFonts w:ascii="Times New Roman" w:eastAsia="Times New Roman" w:hAnsi="Times New Roman" w:cs="Times New Roman"/>
-              <w:i/>
-              <w:iCs/>
-            </w:rPr>
-            <w:t xml:space="preserve"> </w:t>
-          </w:r>
-          <w:proofErr w:type="spellStart"/>
-          <w:r>
-            <w:rPr>
-              <w:rFonts w:ascii="Times New Roman" w:eastAsia="Times New Roman" w:hAnsi="Times New Roman" w:cs="Times New Roman"/>
-              <w:i/>
-              <w:iCs/>
-            </w:rPr>
-            <w:t>Protection</w:t>
-          </w:r>
-          <w:proofErr w:type="spellEnd"/>
           <w:r>
             <w:rPr>
               <w:rFonts w:ascii="Times New Roman" w:eastAsia="Times New Roman" w:hAnsi="Times New Roman" w:cs="Times New Roman"/>
@@ -16452,25 +16552,7 @@
               <w:i/>
               <w:iCs/>
             </w:rPr>
-            <w:t xml:space="preserve">Los Riesgos de una Mala Aplicación de Herbicidas | </w:t>
-          </w:r>
-          <w:proofErr w:type="spellStart"/>
-          <w:r>
-            <w:rPr>
-              <w:rFonts w:ascii="Times New Roman" w:eastAsia="Times New Roman" w:hAnsi="Times New Roman" w:cs="Times New Roman"/>
-              <w:i/>
-              <w:iCs/>
-            </w:rPr>
-            <w:t>Intagri</w:t>
-          </w:r>
-          <w:proofErr w:type="spellEnd"/>
-          <w:r>
-            <w:rPr>
-              <w:rFonts w:ascii="Times New Roman" w:eastAsia="Times New Roman" w:hAnsi="Times New Roman" w:cs="Times New Roman"/>
-              <w:i/>
-              <w:iCs/>
-            </w:rPr>
-            <w:t xml:space="preserve"> S.C.</w:t>
+            <w:t>Los Riesgos de una Mala Aplicación de Herbicidas | Intagri S.C.</w:t>
           </w:r>
           <w:r>
             <w:rPr>
@@ -19663,7 +19745,6 @@
   <w:style w:type="character" w:default="1" w:styleId="Fuentedeprrafopredeter">
     <w:name w:val="Default Paragraph Font"/>
     <w:uiPriority w:val="1"/>
-    <w:semiHidden/>
     <w:unhideWhenUsed/>
   </w:style>
   <w:style w:type="table" w:default="1" w:styleId="Tablanormal">
@@ -20014,6 +20095,64 @@
         </w:p>
       </w:docPartBody>
     </w:docPart>
+    <w:docPart>
+      <w:docPartPr>
+        <w:name w:val="80DA4DA08245471E8FE59A3DBE158933"/>
+        <w:category>
+          <w:name w:val="General"/>
+          <w:gallery w:val="placeholder"/>
+        </w:category>
+        <w:types>
+          <w:type w:val="bbPlcHdr"/>
+        </w:types>
+        <w:behaviors>
+          <w:behavior w:val="content"/>
+        </w:behaviors>
+        <w:guid w:val="{71CEC083-5110-4BD3-B7DA-18D98C8960A5}"/>
+      </w:docPartPr>
+      <w:docPartBody>
+        <w:p>
+          <w:pPr>
+            <w:pStyle w:val="80DA4DA08245471E8FE59A3DBE158933"/>
+          </w:pPr>
+          <w:r>
+            <w:rPr>
+              <w:rStyle w:val="Textodelmarcadordeposicin"/>
+            </w:rPr>
+            <w:t>Haz clic o pulse aquí para escribir texto.</w:t>
+          </w:r>
+        </w:p>
+      </w:docPartBody>
+    </w:docPart>
+    <w:docPart>
+      <w:docPartPr>
+        <w:name w:val="A13FB9EEDAAD457D9A4BDB0861094D2D"/>
+        <w:category>
+          <w:name w:val="General"/>
+          <w:gallery w:val="placeholder"/>
+        </w:category>
+        <w:types>
+          <w:type w:val="bbPlcHdr"/>
+        </w:types>
+        <w:behaviors>
+          <w:behavior w:val="content"/>
+        </w:behaviors>
+        <w:guid w:val="{A314F0E6-F65F-4487-A020-076192206F5B}"/>
+      </w:docPartPr>
+      <w:docPartBody>
+        <w:p>
+          <w:pPr>
+            <w:pStyle w:val="A13FB9EEDAAD457D9A4BDB0861094D2D"/>
+          </w:pPr>
+          <w:r>
+            <w:rPr>
+              <w:rStyle w:val="Textodelmarcadordeposicin"/>
+            </w:rPr>
+            <w:t>Haz clic o pulse aquí para escribir texto.</w:t>
+          </w:r>
+        </w:p>
+      </w:docPartBody>
+    </w:docPart>
   </w:docParts>
 </w:glossaryDocument>
 </file>
@@ -20097,6 +20236,7 @@
     <w:rsidRoot w:val="0081020B"/>
     <w:rsid w:val="0018270D"/>
     <w:rsid w:val="003E0330"/>
+    <w:rsid w:val="004B4700"/>
     <w:rsid w:val="004D0052"/>
     <w:rsid w:val="004F7018"/>
     <w:rsid w:val="005016B4"/>
@@ -20108,9 +20248,11 @@
     <w:rsid w:val="009A234D"/>
     <w:rsid w:val="00A83A13"/>
     <w:rsid w:val="00AA67EF"/>
+    <w:rsid w:val="00C076BF"/>
     <w:rsid w:val="00EB5E42"/>
     <w:rsid w:val="00ED7C15"/>
     <w:rsid w:val="00EF3F59"/>
+    <w:rsid w:val="00FC68C5"/>
   </w:rsids>
   <m:mathPr>
     <m:mathFont m:val="Cambria Math"/>
@@ -20566,7 +20708,7 @@
     <w:basedOn w:val="Fuentedeprrafopredeter"/>
     <w:uiPriority w:val="99"/>
     <w:semiHidden/>
-    <w:rsid w:val="004F7018"/>
+    <w:rsid w:val="00C076BF"/>
     <w:rPr>
       <w:color w:val="808080"/>
     </w:rPr>
@@ -20578,6 +20720,14 @@
   <w:style w:type="paragraph" w:customStyle="1" w:styleId="632439B42D374F9F9724252DE3F1AD50">
     <w:name w:val="632439B42D374F9F9724252DE3F1AD50"/>
     <w:rsid w:val="0018270D"/>
+  </w:style>
+  <w:style w:type="paragraph" w:customStyle="1" w:styleId="80DA4DA08245471E8FE59A3DBE158933">
+    <w:name w:val="80DA4DA08245471E8FE59A3DBE158933"/>
+    <w:rsid w:val="00C076BF"/>
+  </w:style>
+  <w:style w:type="paragraph" w:customStyle="1" w:styleId="A13FB9EEDAAD457D9A4BDB0861094D2D">
+    <w:name w:val="A13FB9EEDAAD457D9A4BDB0861094D2D"/>
+    <w:rsid w:val="00C076BF"/>
   </w:style>
 </w:styles>
 </file>
